--- a/engine/egch_study/EGCH_Valuation_Study_10-09-2026.docx
+++ b/engine/egch_study/EGCH_Valuation_Study_10-09-2026.docx
@@ -223,7 +223,7 @@
                 <w:color w:val="1C3A36"/>
                 <w:sz w:val="19"/>
               </w:rPr>
-              <w:t>The answer is the cash-flow lens, and on this company it has TWO SIDES: EGP 4.90 a share if the capital programme is carried through and EGP 8.99 if it is stopped. Both are published throughout and neither is averaged into the other. The other lenses — relative multiples, normalised earnings and book value — are CROSS-CHECKS printed beside the answer, not weights inside it. A previous edition published a weighted blend of the four at stated weights; the weights were typed and had never been tested, and averaging several methods does not make a number more robust than the best of them — it makes a new method with free parameters nobody checked. Where the lenses disagree, the disagreement is the information, and section 4 isolates which assumption drives which gap.</w:t>
+              <w:t>The answer is the cash-flow lens, and on this company it has TWO SIDES: EGP 5.02 a share if the capital programme is carried through and EGP 9.13 if it is stopped. Both are published throughout and neither is averaged into the other. The other lenses — relative multiples, normalised earnings and book value — are CROSS-CHECKS printed beside the answer, not weights inside it. A previous edition published a weighted blend of the four at stated weights; the weights were typed and had never been tested, and averaging several methods does not make a number more robust than the best of them — it makes a new method with free parameters nobody checked. Where the lenses disagree, the disagreement is the information, and section 4 isolates which assumption drives which gap.</w:t>
             </w:r>
           </w:p>
         </w:tc>
@@ -260,7 +260,7 @@
           <w:color w:val="1C3A36"/>
           <w:sz w:val="21"/>
         </w:rPr>
-        <w:t>Four lenses put this company between EGP 4.29 and EGP 15.99 a share. It trades at EGP 14.41. The gap is not a rounding difference between the lenses: it is the whole disagreement. The multiple lens, on the range Egyptian fertilizer producers actually trade at, centres at EGP 15.99 — above the traded price — and it reaches that answer only by never asking what the capital programme does to cash. THE TWO LENSES THAT DO ASK SPLIT ON THE ANSWER, and the split is the study: carrying the programme through gives EGP 4.90 and stopping it gives EGP 8.99 — a difference of EGP 4.09 a share that is what the capital costs its owners. Both sit below the traded price, and so does normalised earnings at EGP 4.29.</w:t>
+        <w:t>Four lenses put this company between EGP 4.29 and EGP 15.99 a share. It trades at EGP 14.41. The gap is not a rounding difference between the lenses: it is the whole disagreement. The multiple lens, on the range Egyptian fertilizer producers actually trade at, centres at EGP 15.99 — above the traded price — and it reaches that answer only by never asking what the capital programme does to cash. THE TWO LENSES THAT DO ASK SPLIT ON THE ANSWER, and the split is the study: carrying the programme through gives EGP 5.02 and stopping it gives EGP 9.13 — a difference of EGP 4.11 a share that is what the capital costs its owners. Both sit below the traded price, and so does normalised earnings at EGP 4.29.</w:t>
       </w:r>
     </w:p>
     <w:p>
@@ -470,7 +470,7 @@
                 <w:color w:val="1C3A36"/>
                 <w:sz w:val="15"/>
               </w:rPr>
-              <w:t>Five-year free cash flow to the firm on a cost of capital gliding from 25.8% to 17.0%, terminal growth 7.0%</w:t>
+              <w:t>Five-year free cash flow to the firm on a cost of capital gliding from 25.6% to 16.9%, terminal growth 7.0%</w:t>
             </w:r>
           </w:p>
         </w:tc>
@@ -488,7 +488,7 @@
                 <w:color w:val="1C3A36"/>
                 <w:sz w:val="15"/>
               </w:rPr>
-              <w:t>1.44 to 5.02</w:t>
+              <w:t>1.51 to 5.14</w:t>
             </w:r>
           </w:p>
         </w:tc>
@@ -506,7 +506,7 @@
                 <w:color w:val="1C3A36"/>
                 <w:sz w:val="15"/>
               </w:rPr>
-              <w:t>4.90</w:t>
+              <w:t>5.02</w:t>
             </w:r>
           </w:p>
         </w:tc>
@@ -524,7 +524,7 @@
                 <w:color w:val="1C3A36"/>
                 <w:sz w:val="15"/>
               </w:rPr>
-              <w:t>-66%</w:t>
+              <w:t>-65%</w:t>
             </w:r>
           </w:p>
         </w:tc>
@@ -581,7 +581,7 @@
                 <w:color w:val="1C3A36"/>
                 <w:sz w:val="15"/>
               </w:rPr>
-              <w:t>6.02 to 9.05</w:t>
+              <w:t>6.13 to 9.20</w:t>
             </w:r>
           </w:p>
         </w:tc>
@@ -599,7 +599,7 @@
                 <w:color w:val="1C3A36"/>
                 <w:sz w:val="15"/>
               </w:rPr>
-              <w:t>8.99</w:t>
+              <w:t>9.13</w:t>
             </w:r>
           </w:p>
         </w:tc>
@@ -617,7 +617,7 @@
                 <w:color w:val="1C3A36"/>
                 <w:sz w:val="15"/>
               </w:rPr>
-              <w:t>-38%</w:t>
+              <w:t>-37%</w:t>
             </w:r>
           </w:p>
         </w:tc>
@@ -842,7 +842,7 @@
                 <w:color w:val="1C3A36"/>
                 <w:sz w:val="15"/>
               </w:rPr>
-              <w:t>Book equity of EGP 8.16 a share at the multiple a 6.9% sustainable return on equity justifies against a 29.3% cost of equity</w:t>
+              <w:t>Book equity of EGP 8.16 a share at the multiple a 6.9% sustainable return on equity justifies against a 29.1% cost of equity</w:t>
             </w:r>
           </w:p>
         </w:tc>
@@ -939,7 +939,7 @@
                 <w:color w:val="1C3A36"/>
                 <w:sz w:val="15"/>
               </w:rPr>
-              <w:t>The class primary IS the answer and every other read above is a cross-check printed beside it. This one is TWO-SIDED: EGP 4.90 with the capital programme carried through — the company's own stated plan — and EGP 8.99 if it is stopped. The judgement is binary, so an average would describe a half-built plant. The range shown is the floor and ceiling of every read, not a weighted extreme</w:t>
+              <w:t>The class primary IS the answer and every other read above is a cross-check printed beside it. This one is TWO-SIDED: EGP 5.02 with the capital programme carried through — the company's own stated plan — and EGP 9.13 if it is stopped. The judgement is binary, so an average would describe a half-built plant. The range shown is the floor and ceiling of every read, not a weighted extreme</w:t>
             </w:r>
           </w:p>
         </w:tc>
@@ -979,7 +979,7 @@
                 <w:color w:val="1C3A36"/>
                 <w:sz w:val="15"/>
               </w:rPr>
-              <w:t>4.90</w:t>
+              <w:t>5.02</w:t>
             </w:r>
           </w:p>
         </w:tc>
@@ -999,7 +999,7 @@
                 <w:color w:val="1C3A36"/>
                 <w:sz w:val="15"/>
               </w:rPr>
-              <w:t>-66%</w:t>
+              <w:t>-65%</w:t>
             </w:r>
           </w:p>
         </w:tc>
@@ -1166,7 +1166,7 @@
                 <w:color w:val="1C3A36"/>
                 <w:sz w:val="15"/>
               </w:rPr>
-              <w:t>No duty at all (7.8391) or half the rate (6.3691)</w:t>
+              <w:t>No duty at all (8.0006) or half the rate (6.5115)</w:t>
             </w:r>
           </w:p>
         </w:tc>
@@ -1202,7 +1202,7 @@
                 <w:color w:val="1C3A36"/>
                 <w:sz w:val="15"/>
               </w:rPr>
-              <w:t>7.84</w:t>
+              <w:t>8.00</w:t>
             </w:r>
           </w:p>
         </w:tc>
@@ -1220,7 +1220,7 @@
                 <w:color w:val="1C3A36"/>
                 <w:sz w:val="15"/>
               </w:rPr>
-              <w:t>-46%</w:t>
+              <w:t>-44%</w:t>
             </w:r>
           </w:p>
         </w:tc>
@@ -1259,7 +1259,7 @@
                 <w:color w:val="1C3A36"/>
                 <w:sz w:val="15"/>
               </w:rPr>
-              <w:t>Priced at the SAME PRODUCT'S OWN DISCLOSED REALISED PRICE — EGP 20,000/t from note 20, which is US$408.16/t at this model's FY2024/25 rate of 49.00 (5.4629)</w:t>
+              <w:t>Priced at the SAME PRODUCT'S OWN DISCLOSED REALISED PRICE — EGP 20,000/t from note 20, which is US$408.16/t at this model's FY2024/25 rate of 49.00 (5.5970)</w:t>
             </w:r>
           </w:p>
         </w:tc>
@@ -1295,7 +1295,7 @@
                 <w:color w:val="1C3A36"/>
                 <w:sz w:val="15"/>
               </w:rPr>
-              <w:t>5.46</w:t>
+              <w:t>5.60</w:t>
             </w:r>
           </w:p>
         </w:tc>
@@ -1313,7 +1313,7 @@
                 <w:color w:val="1C3A36"/>
                 <w:sz w:val="15"/>
               </w:rPr>
-              <w:t>-62%</w:t>
+              <w:t>-61%</w:t>
             </w:r>
           </w:p>
         </w:tc>
@@ -1352,7 +1352,7 @@
                 <w:color w:val="1C3A36"/>
                 <w:sz w:val="15"/>
               </w:rPr>
-              <w:t>Priced off the sovereign's credit rating instead, which is the wider of the two spreads and gives a cost of capital 113 basis points higher</w:t>
+              <w:t>Priced off the sovereign's credit rating instead, which is the wider of the two spreads and gives a cost of capital 104 basis points higher</w:t>
             </w:r>
           </w:p>
         </w:tc>
@@ -1388,7 +1388,7 @@
                 <w:color w:val="1C3A36"/>
                 <w:sz w:val="15"/>
               </w:rPr>
-              <w:t>3.01</w:t>
+              <w:t>3.10</w:t>
             </w:r>
           </w:p>
         </w:tc>
@@ -1406,7 +1406,7 @@
                 <w:color w:val="1C3A36"/>
                 <w:sz w:val="15"/>
               </w:rPr>
-              <w:t>-79%</w:t>
+              <w:t>-78%</w:t>
             </w:r>
           </w:p>
         </w:tc>
@@ -1481,7 +1481,7 @@
                 <w:color w:val="1C3A36"/>
                 <w:sz w:val="15"/>
               </w:rPr>
-              <w:t>1.44</w:t>
+              <w:t>1.48</w:t>
             </w:r>
           </w:p>
         </w:tc>
@@ -1574,7 +1574,7 @@
                 <w:color w:val="1C3A36"/>
                 <w:sz w:val="15"/>
               </w:rPr>
-              <w:t>2.91</w:t>
+              <w:t>2.98</w:t>
             </w:r>
           </w:p>
         </w:tc>
@@ -1592,7 +1592,7 @@
                 <w:color w:val="1C3A36"/>
                 <w:sz w:val="15"/>
               </w:rPr>
-              <w:t>-80%</w:t>
+              <w:t>-79%</w:t>
             </w:r>
           </w:p>
         </w:tc>
@@ -1667,7 +1667,7 @@
                 <w:color w:val="1C3A36"/>
                 <w:sz w:val="15"/>
               </w:rPr>
-              <w:t>3.47</w:t>
+              <w:t>3.55</w:t>
             </w:r>
           </w:p>
         </w:tc>
@@ -1685,7 +1685,7 @@
                 <w:color w:val="1C3A36"/>
                 <w:sz w:val="15"/>
               </w:rPr>
-              <w:t>-76%</w:t>
+              <w:t>-75%</w:t>
             </w:r>
           </w:p>
         </w:tc>
@@ -1760,7 +1760,7 @@
                 <w:color w:val="1C3A36"/>
                 <w:sz w:val="15"/>
               </w:rPr>
-              <w:t>7.14</w:t>
+              <w:t>5.90</w:t>
             </w:r>
           </w:p>
         </w:tc>
@@ -1778,7 +1778,7 @@
                 <w:color w:val="1C3A36"/>
                 <w:sz w:val="15"/>
               </w:rPr>
-              <w:t>-50%</w:t>
+              <w:t>-59%</w:t>
             </w:r>
           </w:p>
         </w:tc>
@@ -1853,7 +1853,7 @@
                 <w:color w:val="1C3A36"/>
                 <w:sz w:val="15"/>
               </w:rPr>
-              <w:t>1.93</w:t>
+              <w:t>2.02</w:t>
             </w:r>
           </w:p>
         </w:tc>
@@ -1871,7 +1871,7 @@
                 <w:color w:val="1C3A36"/>
                 <w:sz w:val="15"/>
               </w:rPr>
-              <w:t>-87%</w:t>
+              <w:t>-86%</w:t>
             </w:r>
           </w:p>
         </w:tc>
@@ -1946,7 +1946,7 @@
                 <w:color w:val="1C3A36"/>
                 <w:sz w:val="15"/>
               </w:rPr>
-              <w:t>5.39</w:t>
+              <w:t>5.52</w:t>
             </w:r>
           </w:p>
         </w:tc>
@@ -1964,7 +1964,7 @@
                 <w:color w:val="1C3A36"/>
                 <w:sz w:val="15"/>
               </w:rPr>
-              <w:t>-63%</w:t>
+              <w:t>-62%</w:t>
             </w:r>
           </w:p>
         </w:tc>
@@ -2039,7 +2039,7 @@
                 <w:color w:val="1C3A36"/>
                 <w:sz w:val="15"/>
               </w:rPr>
-              <w:t>3.98</w:t>
+              <w:t>4.10</w:t>
             </w:r>
           </w:p>
         </w:tc>
@@ -2132,7 +2132,7 @@
                 <w:color w:val="1C3A36"/>
                 <w:sz w:val="15"/>
               </w:rPr>
-              <w:t>2.33</w:t>
+              <w:t>2.40</w:t>
             </w:r>
           </w:p>
         </w:tc>
@@ -2150,7 +2150,7 @@
                 <w:color w:val="1C3A36"/>
                 <w:sz w:val="15"/>
               </w:rPr>
-              <w:t>-84%</w:t>
+              <w:t>-83%</w:t>
             </w:r>
           </w:p>
         </w:tc>
@@ -2225,7 +2225,7 @@
                 <w:color w:val="1C3A36"/>
                 <w:sz w:val="15"/>
               </w:rPr>
-              <w:t>5.82</w:t>
+              <w:t>5.96</w:t>
             </w:r>
           </w:p>
         </w:tc>
@@ -2243,7 +2243,7 @@
                 <w:color w:val="1C3A36"/>
                 <w:sz w:val="15"/>
               </w:rPr>
-              <w:t>-60%</w:t>
+              <w:t>-59%</w:t>
             </w:r>
           </w:p>
         </w:tc>
@@ -2318,7 +2318,7 @@
                 <w:color w:val="1C3A36"/>
                 <w:sz w:val="15"/>
               </w:rPr>
-              <w:t>4.69</w:t>
+              <w:t>4.82</w:t>
             </w:r>
           </w:p>
         </w:tc>
@@ -2486,7 +2486,7 @@
                 <w:color w:val="1C3A36"/>
                 <w:sz w:val="17"/>
               </w:rPr>
-              <w:t>76.1%</w:t>
+              <w:t>76.4%</w:t>
             </w:r>
           </w:p>
         </w:tc>
@@ -2504,7 +2504,7 @@
                 <w:color w:val="1C3A36"/>
                 <w:sz w:val="17"/>
               </w:rPr>
-              <w:t>54.4%</w:t>
+              <w:t>54.8%</w:t>
             </w:r>
           </w:p>
         </w:tc>
@@ -2526,7 +2526,7 @@
           <w:color w:val="6E7B77"/>
           <w:sz w:val="17"/>
         </w:rPr>
-        <w:t>Table 2.  Reported beside the cash-flow lens because on this company it is the number that decides the answer. The explicit years contribute a present value of EGP 3,871 million on the carried-through case, so the terminal block carries 76.1% of enterprise value; the capital programme takes most of the window's operating cash, which is why the share is high for a going concern.</w:t>
+        <w:t>Table 2.  Reported beside the cash-flow lens because on this company it is the number that decides the answer. The explicit years contribute a present value of EGP 3,881 million on the carried-through case, so the terminal block carries 76.4% of enterprise value; the capital programme takes most of the window's operating cash, which is why the share is high for a going concern.</w:t>
       </w:r>
     </w:p>
     <w:p>
@@ -2594,7 +2594,7 @@
           <w:color w:val="1C3A36"/>
           <w:sz w:val="21"/>
         </w:rPr>
-        <w:t>The alternative readings are shown so that each genuinely contested choice in the construction can be priced rather than argued. The widest of them is the gas price: moving from the price the company's own loss disclosure implies to the contract formula price in its operating agreement is worth EGP 2.96 a share. The narrowest is terminal growth, worth EGP 1.99. Not one of them, alone or together, reaches the traded price — which is the finding this study reports, and the reason the headline states the discount rate the market itself implies rather than asserting that the market is wrong.</w:t>
+        <w:t>The alternative readings are shown so that each genuinely contested choice in the construction can be priced rather than argued. The widest of them is the gas price: moving from the price the company's own loss disclosure implies to the contract formula price in its operating agreement is worth EGP 3.00 a share. The narrowest is terminal growth, worth EGP 2.04. Not one of them, alone or together, reaches the traded price — which is the finding this study reports, and the reason the headline states the discount rate the market itself implies rather than asserting that the market is wrong.</w:t>
       </w:r>
     </w:p>
     <w:p>
@@ -4493,7 +4493,7 @@
                 <w:color w:val="1C3A36"/>
                 <w:sz w:val="16"/>
               </w:rPr>
-              <w:t>25.76%</w:t>
+              <w:t>25.63%</w:t>
             </w:r>
           </w:p>
         </w:tc>
@@ -4511,7 +4511,7 @@
                 <w:color w:val="1C3A36"/>
                 <w:sz w:val="16"/>
               </w:rPr>
-              <w:t>23.56%</w:t>
+              <w:t>23.42%</w:t>
             </w:r>
           </w:p>
         </w:tc>
@@ -4529,7 +4529,7 @@
                 <w:color w:val="1C3A36"/>
                 <w:sz w:val="16"/>
               </w:rPr>
-              <w:t>21.71%</w:t>
+              <w:t>21.58%</w:t>
             </w:r>
           </w:p>
         </w:tc>
@@ -4547,7 +4547,7 @@
                 <w:color w:val="1C3A36"/>
                 <w:sz w:val="16"/>
               </w:rPr>
-              <w:t>20.22%</w:t>
+              <w:t>20.09%</w:t>
             </w:r>
           </w:p>
         </w:tc>
@@ -4565,7 +4565,7 @@
                 <w:color w:val="1C3A36"/>
                 <w:sz w:val="16"/>
               </w:rPr>
-              <w:t>18.95%</w:t>
+              <w:t>18.82%</w:t>
             </w:r>
           </w:p>
         </w:tc>
@@ -4605,7 +4605,7 @@
                 <w:color w:val="1C3A36"/>
                 <w:sz w:val="16"/>
               </w:rPr>
-              <w:t>0.7952</w:t>
+              <w:t>0.7960</w:t>
             </w:r>
           </w:p>
         </w:tc>
@@ -4623,7 +4623,7 @@
                 <w:color w:val="1C3A36"/>
                 <w:sz w:val="16"/>
               </w:rPr>
-              <w:t>0.6436</w:t>
+              <w:t>0.6449</w:t>
             </w:r>
           </w:p>
         </w:tc>
@@ -4641,7 +4641,7 @@
                 <w:color w:val="1C3A36"/>
                 <w:sz w:val="16"/>
               </w:rPr>
-              <w:t>0.5288</w:t>
+              <w:t>0.5305</w:t>
             </w:r>
           </w:p>
         </w:tc>
@@ -4659,7 +4659,7 @@
                 <w:color w:val="1C3A36"/>
                 <w:sz w:val="16"/>
               </w:rPr>
-              <w:t>0.4398</w:t>
+              <w:t>0.4417</w:t>
             </w:r>
           </w:p>
         </w:tc>
@@ -4677,7 +4677,7 @@
                 <w:color w:val="1C3A36"/>
                 <w:sz w:val="16"/>
               </w:rPr>
-              <w:t>0.3697</w:t>
+              <w:t>0.3718</w:t>
             </w:r>
           </w:p>
         </w:tc>
@@ -4721,7 +4721,7 @@
                 <w:color w:val="1C3A36"/>
                 <w:sz w:val="16"/>
               </w:rPr>
-              <w:t>1,581</w:t>
+              <w:t>1,583</w:t>
             </w:r>
           </w:p>
         </w:tc>
@@ -4741,7 +4741,7 @@
                 <w:color w:val="1C3A36"/>
                 <w:sz w:val="16"/>
               </w:rPr>
-              <w:t>513</w:t>
+              <w:t>515</w:t>
             </w:r>
           </w:p>
         </w:tc>
@@ -4761,7 +4761,7 @@
                 <w:color w:val="1C3A36"/>
                 <w:sz w:val="16"/>
               </w:rPr>
-              <w:t>462</w:t>
+              <w:t>464</w:t>
             </w:r>
           </w:p>
         </w:tc>
@@ -4781,7 +4781,7 @@
                 <w:color w:val="1C3A36"/>
                 <w:sz w:val="16"/>
               </w:rPr>
-              <w:t>529</w:t>
+              <w:t>531</w:t>
             </w:r>
           </w:p>
         </w:tc>
@@ -4801,7 +4801,7 @@
                 <w:color w:val="1C3A36"/>
                 <w:sz w:val="16"/>
               </w:rPr>
-              <w:t>785</w:t>
+              <w:t>789</w:t>
             </w:r>
           </w:p>
         </w:tc>
@@ -5020,7 +5020,7 @@
                 <w:color w:val="1C3A36"/>
                 <w:sz w:val="17"/>
               </w:rPr>
-              <w:t>3,871</w:t>
+              <w:t>3,881</w:t>
             </w:r>
           </w:p>
         </w:tc>
@@ -5038,7 +5038,7 @@
                 <w:color w:val="1C3A36"/>
                 <w:sz w:val="17"/>
               </w:rPr>
-              <w:t>11,093</w:t>
+              <w:t>11,126</w:t>
             </w:r>
           </w:p>
         </w:tc>
@@ -5078,7 +5078,7 @@
                 <w:color w:val="1C3A36"/>
                 <w:sz w:val="17"/>
               </w:rPr>
-              <w:t>12,356</w:t>
+              <w:t>12,590</w:t>
             </w:r>
           </w:p>
         </w:tc>
@@ -5096,7 +5096,7 @@
                 <w:color w:val="1C3A36"/>
                 <w:sz w:val="17"/>
               </w:rPr>
-              <w:t>13,253</w:t>
+              <w:t>13,504</w:t>
             </w:r>
           </w:p>
         </w:tc>
@@ -5140,7 +5140,7 @@
                 <w:color w:val="1C3A36"/>
                 <w:sz w:val="17"/>
               </w:rPr>
-              <w:t>16,227</w:t>
+              <w:t>16,472</w:t>
             </w:r>
           </w:p>
         </w:tc>
@@ -5160,7 +5160,7 @@
                 <w:color w:val="1C3A36"/>
                 <w:sz w:val="17"/>
               </w:rPr>
-              <w:t>24,346</w:t>
+              <w:t>24,630</w:t>
             </w:r>
           </w:p>
         </w:tc>
@@ -5204,7 +5204,7 @@
                 <w:color w:val="1C3A36"/>
                 <w:sz w:val="17"/>
               </w:rPr>
-              <w:t>76.1%</w:t>
+              <w:t>76.4%</w:t>
             </w:r>
           </w:p>
         </w:tc>
@@ -5224,7 +5224,7 @@
                 <w:color w:val="1C3A36"/>
                 <w:sz w:val="17"/>
               </w:rPr>
-              <w:t>54.4%</w:t>
+              <w:t>54.8%</w:t>
             </w:r>
           </w:p>
         </w:tc>
@@ -5442,7 +5442,7 @@
                 <w:color w:val="1C3A36"/>
                 <w:sz w:val="17"/>
               </w:rPr>
-              <w:t>9,732</w:t>
+              <w:t>9,977</w:t>
             </w:r>
           </w:p>
         </w:tc>
@@ -5462,7 +5462,7 @@
                 <w:color w:val="1C3A36"/>
                 <w:sz w:val="17"/>
               </w:rPr>
-              <w:t>17,851</w:t>
+              <w:t>18,135</w:t>
             </w:r>
           </w:p>
         </w:tc>
@@ -5506,7 +5506,7 @@
                 <w:color w:val="1C3A36"/>
                 <w:sz w:val="17"/>
               </w:rPr>
-              <w:t>4.90</w:t>
+              <w:t>5.02</w:t>
             </w:r>
           </w:p>
         </w:tc>
@@ -5526,7 +5526,7 @@
                 <w:color w:val="1C3A36"/>
                 <w:sz w:val="17"/>
               </w:rPr>
-              <w:t>8.99</w:t>
+              <w:t>9.13</w:t>
             </w:r>
           </w:p>
         </w:tc>
@@ -5548,7 +5548,7 @@
           <w:color w:val="6E7B77"/>
           <w:sz w:val="17"/>
         </w:rPr>
-        <w:t>Table 5.  Net debt of EGP 10,032 million stands against an enterprise value of EGP 16,227 million that the cash flows support, so the equity in the carried-through column is the narrow residual between two large numbers — which is why it moves so violently on any change to either. It is stated rather than clipped.</w:t>
+        <w:t>Table 5.  Net debt of EGP 10,032 million stands against an enterprise value of EGP 16,472 million that the cash flows support, so the equity in the carried-through column is the narrow residual between two large numbers — which is why it moves so violently on any change to either. It is stated rather than clipped.</w:t>
       </w:r>
     </w:p>
     <w:p>
@@ -5739,7 +5739,7 @@
                 <w:color w:val="1C3A36"/>
                 <w:sz w:val="17"/>
               </w:rPr>
-              <w:t>8.17</w:t>
+              <w:t>8.29</w:t>
             </w:r>
           </w:p>
         </w:tc>
@@ -5863,7 +5863,7 @@
                 <w:color w:val="1C3A36"/>
                 <w:sz w:val="17"/>
               </w:rPr>
-              <w:t>4.90</w:t>
+              <w:t>5.02</w:t>
             </w:r>
           </w:p>
         </w:tc>
@@ -5929,7 +5929,7 @@
           <w:color w:val="6E7B77"/>
           <w:sz w:val="17"/>
         </w:rPr>
-        <w:t>Table 6.  The operating business is carried at EGP 8.17 a share against net debt of EGP 5.05 — more than the debt standing against it. Free cash flow is positive in 5 of the five forecast years. The equity is the thin residual between two large numbers, which is why the answer moves so violently on any change to either.</w:t>
+        <w:t>Table 6.  The operating business is carried at EGP 8.29 a share against net debt of EGP 5.05 — more than the debt standing against it. Free cash flow is positive in 5 of the five forecast years. The equity is the thin residual between two large numbers, which is why the answer moves so violently on any change to either.</w:t>
       </w:r>
     </w:p>
     <w:p>
@@ -5943,7 +5943,7 @@
           <w:color w:val="1C3A36"/>
           <w:sz w:val="21"/>
         </w:rPr>
-        <w:t>So the question is not whether the plant earns. It is whether EGP 16,227 million is the right enterprise value for a business generating around EGP 4,812 million of operating profit before depreciation, and that is entirely a question about the rate at which Egyptian pounds are capitalised. Holding every operating assumption exactly as built and moving only the discount rate:</w:t>
+        <w:t>So the question is not whether the plant earns. It is whether EGP 16,472 million is the right enterprise value for a business generating around EGP 4,812 million of operating profit before depreciation, and that is entirely a question about the rate at which Egyptian pounds are capitalised. Holding every operating assumption exactly as built and moving only the discount rate:</w:t>
       </w:r>
     </w:p>
     <w:tbl>
@@ -6875,7 +6875,7 @@
                 <w:color w:val="1C3A36"/>
                 <w:sz w:val="17"/>
               </w:rPr>
-              <w:t>29.28%</w:t>
+              <w:t>29.08%</w:t>
             </w:r>
           </w:p>
         </w:tc>
@@ -7101,7 +7101,7 @@
           <w:color w:val="6E7B77"/>
           <w:sz w:val="17"/>
         </w:rPr>
-        <w:t>Table 8.  The justified multiple of book is negative before flooring: a sustainable return of 6.9% does not cover nominal maintenance growth of 7.0%, let alone a 29.28% cost of equity, so on this lens the book is worth nothing beyond what the assets would fetch, and the market pays 1.77 times it.</w:t>
+        <w:t>Table 8.  The justified multiple of book is negative before flooring: a sustainable return of 6.9% does not cover nominal maintenance growth of 7.0%, let alone a 29.08% cost of equity, so on this lens the book is worth nothing beyond what the assets would fetch, and the market pays 1.77 times it.</w:t>
       </w:r>
     </w:p>
     <w:p>
@@ -8113,7 +8113,7 @@
           <w:color w:val="1C3A36"/>
           <w:sz w:val="21"/>
         </w:rPr>
-        <w:t>The answer is the cash-flow lens alone: EGP 4.90 a share with the capital programme carried through, 66% below the traded price, and EGP 8.99 if the programme is stopped. It is the answer because it is the one lens that charges the capital programme against the years in which it is spent, which on this company is the whole question. The relative, normalised and book reads are CROSS-CHECKS published beside it — book value in particular prices what has been paid for rather than what it earns, and is a disclosed floor rather than a valuation. A previous edition blended all four at stated weights and published the result as the central; the weights were typed, had never cleared any out-of-sample test, and imported every weakness of the weakest read at whatever weight somebody chose. A number produced by averaging several methods is not more robust than the best of them — it is a new method with free parameters nobody tested. The blend is retired and published unused so a reader of the previous edition can see what changed. The bear and full readings are the floor and ceiling of every read, never a weighted extreme.</w:t>
+        <w:t>The answer is the cash-flow lens alone: EGP 5.02 a share with the capital programme carried through, 65% below the traded price, and EGP 9.13 if the programme is stopped. It is the answer because it is the one lens that charges the capital programme against the years in which it is spent, which on this company is the whole question. The relative, normalised and book reads are CROSS-CHECKS published beside it — book value in particular prices what has been paid for rather than what it earns, and is a disclosed floor rather than a valuation. A previous edition blended all four at stated weights and published the result as the central; the weights were typed, had never cleared any out-of-sample test, and imported every weakness of the weakest read at whatever weight somebody chose. A number produced by averaging several methods is not more robust than the best of them — it is a new method with free parameters nobody tested. The blend is retired and published unused so a reader of the previous edition can see what changed. The bear and full readings are the floor and ceiling of every read, never a weighted extreme.</w:t>
       </w:r>
     </w:p>
     <w:p>
@@ -8127,7 +8127,7 @@
           <w:color w:val="1C3A36"/>
           <w:sz w:val="21"/>
         </w:rPr>
-        <w:t>The ordering is itself informative. The asset-backed and multiple-based lenses sit highest because they value what has been built without asking what it earns. The cash-flow lens sits lowest because it asks exactly that, and gets an uncomfortable answer. The book value itself is EGP 8.16 a share as filed, and it is published as a FLOOR rather than a valuation; the justified multiple OF that book is zero, because a 6.9% sustainable return on equity barely clears nominal growth and does not approach a 29.28% cost of equity — a company earning below its cost of capital destroys value by growing, which is the same finding the capital programme produces from a different direction.</w:t>
+        <w:t>The ordering is itself informative. The asset-backed and multiple-based lenses sit highest because they value what has been built without asking what it earns. The cash-flow lens sits lowest because it asks exactly that, and gets an uncomfortable answer. The book value itself is EGP 8.16 a share as filed, and it is published as a FLOOR rather than a valuation; the justified multiple OF that book is zero, because a 6.9% sustainable return on equity barely clears nominal growth and does not approach a 29.08% cost of equity — a company earning below its cost of capital destroys value by growing, which is the same finding the capital programme produces from a different direction.</w:t>
       </w:r>
     </w:p>
     <w:p>
@@ -11994,7 +11994,7 @@
           <w:color w:val="1C3A36"/>
           <w:sz w:val="21"/>
         </w:rPr>
-        <w:t>Carried through, the programme is worth EGP 4.90 a share. Stopped, EGP 8.99. The difference, EGP 4.09 a share or EGP 8,119 million of equity, is the cost of the programme to shareholders on this model's assumptions. What decides it is whether the plant, once built, earns a return above the capital sunk into it. On the disclosed cost and the derived nameplate it does not.</w:t>
+        <w:t>Carried through, the programme is worth EGP 5.02 a share. Stopped, EGP 9.13. The difference, EGP 4.11 a share or EGP 8,158 million of equity, is the cost of the programme to shareholders on this model's assumptions. What decides it is whether the plant, once built, earns a return above the capital sunk into it. On the disclosed cost and the derived nameplate it does not.</w:t>
       </w:r>
     </w:p>
     <w:tbl>
@@ -12822,7 +12822,7 @@
                 <w:color w:val="1C3A36"/>
                 <w:sz w:val="16"/>
               </w:rPr>
-              <w:t>17.0%</w:t>
+              <w:t>16.9%</w:t>
             </w:r>
           </w:p>
         </w:tc>
@@ -14885,7 +14885,7 @@
                 <w:color w:val="1C3A36"/>
                 <w:sz w:val="17"/>
               </w:rPr>
-              <w:t>1.030</w:t>
+              <w:t>1.020</w:t>
             </w:r>
           </w:p>
         </w:tc>
@@ -14903,7 +14903,7 @@
                 <w:color w:val="1C3A36"/>
                 <w:sz w:val="17"/>
               </w:rPr>
-              <w:t>1.030</w:t>
+              <w:t>1.020</w:t>
             </w:r>
           </w:p>
         </w:tc>
@@ -14920,7 +14920,7 @@
                 <w:color w:val="1C3A36"/>
                 <w:sz w:val="17"/>
               </w:rPr>
-              <w:t>Own-stock weekly regression, 253 observations, R-squared 0.250, standard error 0.191</w:t>
+              <w:t>Own-stock weekly regression, 256 observations, R-squared 0.248, standard error 0.191</w:t>
             </w:r>
           </w:p>
         </w:tc>
@@ -14964,7 +14964,7 @@
                 <w:color w:val="1C3A36"/>
                 <w:sz w:val="17"/>
               </w:rPr>
-              <w:t>30.99%</w:t>
+              <w:t>30.65%</w:t>
             </w:r>
           </w:p>
         </w:tc>
@@ -14984,7 +14984,7 @@
                 <w:color w:val="1C3A36"/>
                 <w:sz w:val="17"/>
               </w:rPr>
-              <w:t>29.28%</w:t>
+              <w:t>29.08%</w:t>
             </w:r>
           </w:p>
         </w:tc>
@@ -15196,7 +15196,7 @@
                 <w:color w:val="1C3A36"/>
                 <w:sz w:val="17"/>
               </w:rPr>
-              <w:t>26.88%</w:t>
+              <w:t>26.66%</w:t>
             </w:r>
           </w:p>
         </w:tc>
@@ -15216,7 +15216,7 @@
                 <w:color w:val="1C3A36"/>
                 <w:sz w:val="17"/>
               </w:rPr>
-              <w:t>25.76%</w:t>
+              <w:t>25.63%</w:t>
             </w:r>
           </w:p>
         </w:tc>
@@ -15235,7 +15235,7 @@
                 <w:color w:val="1C3A36"/>
                 <w:sz w:val="17"/>
               </w:rPr>
-              <w:t>The swap basis is carried into the valuation, as the market's own live pricing of the sovereign's credit against a rating judgement updated in steps. It is 113 basis points BELOW the rating basis, so the choice is not the conservative one and is not made on that ground; section 1.9 prices what the other basis is worth</w:t>
+              <w:t>The swap basis is carried into the valuation, as the market's own live pricing of the sovereign's credit against a rating judgement updated in steps. It is 104 basis points BELOW the rating basis, so the choice is not the conservative one and is not made on that ground; section 1.9 prices what the other basis is worth</w:t>
             </w:r>
           </w:p>
         </w:tc>
@@ -15567,7 +15567,7 @@
           <w:color w:val="1C3A36"/>
           <w:sz w:val="19"/>
         </w:rPr>
-        <w:t>Two things about that construction are disclosed rather than argued, because the cost-of-capital build tests for both. The company's own local-currency facility carries 19.40% against a 23.00% sovereign ten-year yield: a same-currency corporate borrowing below its sovereign. It is the company's disclosed rate on a state-bank facility and is used as disclosed. A same-currency borrower does not normally borrow below its sovereign, so the construction with every leg floored at the 23.00% sovereign yield plus the company's own spread over the policy rate — which its facilities print as nil — is priced in the table below: EGP 3.47 a share on the carried-through cash-flow lens against EGP 4.90, a difference of EGP -1.43. The lower disclosed rates raise the answer, so the choice made leans toward the traded price, not away from it.</w:t>
+        <w:t>Two things about that construction are disclosed rather than argued, because the cost-of-capital build tests for both. The company's own local-currency facility carries 19.40% against a 23.00% sovereign ten-year yield: a same-currency corporate borrowing below its sovereign. It is the company's disclosed rate on a state-bank facility and is used as disclosed. A same-currency borrower does not normally borrow below its sovereign, so the construction with every leg floored at the 23.00% sovereign yield plus the company's own spread over the policy rate — which its facilities print as nil — is priced in the table below: EGP 3.55 a share on the carried-through cash-flow lens against EGP 5.02, a difference of EGP -1.47. The lower disclosed rates raise the answer, so the choice made leans toward the traded price, not away from it.</w:t>
       </w:r>
     </w:p>
     <w:p>
@@ -15596,7 +15596,7 @@
           <w:color w:val="1C3A36"/>
           <w:sz w:val="21"/>
         </w:rPr>
-        <w:t>A spot cost of capital embeds today's 14.3% inflation in every future year, while the terminal value grows at the central bank's longest-horizon target of 7.0%. Capitalising one at the other is a units mismatch, and on a company whose value sits in its terminal year it would be the largest error in the study. The rate therefore glides to a terminal rate built from its own components: 7.0% inflation — the same figure terminal growth is set at, so the perpetuity neither grows nor shrinks in real terms — compounded with a 3.5% real rate gives a normalised risk-free rate of 10.50%, and the terminal cost of capital is 17.01%. Discount factors compound the glide year by year rather than raising one rate to a power. The earlier edition of this study discounted a 7.0%-growth perpetuity at a terminal rate built on the shorter-horizon 7.0% target, which assumed a real decline of about two per cent a year for ever that nothing disclosed; that is corrected here.</w:t>
+        <w:t>A spot cost of capital embeds today's 14.3% inflation in every future year, while the terminal value grows at the central bank's longest-horizon target of 7.0%. Capitalising one at the other is a units mismatch, and on a company whose value sits in its terminal year it would be the largest error in the study. The rate therefore glides to a terminal rate built from its own components: 7.0% inflation — the same figure terminal growth is set at, so the perpetuity neither grows nor shrinks in real terms — compounded with a 3.5% real rate gives a normalised risk-free rate of 10.50%, and the terminal cost of capital is 16.88%. Discount factors compound the glide year by year rather than raising one rate to a power. The earlier edition of this study discounted a 7.0%-growth perpetuity at a terminal rate built on the shorter-horizon 7.0% target, which assumed a real decline of about two per cent a year for ever that nothing disclosed; that is corrected here.</w:t>
       </w:r>
     </w:p>
     <w:p>
@@ -15773,7 +15773,7 @@
                 <w:color w:val="1C3A36"/>
                 <w:sz w:val="15"/>
               </w:rPr>
-              <w:t>Against EGP 4.90</w:t>
+              <w:t>Against EGP 5.02</w:t>
             </w:r>
           </w:p>
         </w:tc>
@@ -15831,7 +15831,7 @@
                 <w:color w:val="1C3A36"/>
                 <w:sz w:val="15"/>
               </w:rPr>
-              <w:t>No duty at all (7.8391) or half the rate (6.3691)</w:t>
+              <w:t>No duty at all (8.0006) or half the rate (6.5115)</w:t>
             </w:r>
           </w:p>
         </w:tc>
@@ -15849,7 +15849,7 @@
                 <w:color w:val="1C3A36"/>
                 <w:sz w:val="15"/>
               </w:rPr>
-              <w:t>7.84</w:t>
+              <w:t>8.00</w:t>
             </w:r>
           </w:p>
         </w:tc>
@@ -15867,7 +15867,7 @@
                 <w:color w:val="1C3A36"/>
                 <w:sz w:val="15"/>
               </w:rPr>
-              <w:t>+2.94</w:t>
+              <w:t>+2.98</w:t>
             </w:r>
           </w:p>
         </w:tc>
@@ -15923,7 +15923,7 @@
                 <w:color w:val="1C3A36"/>
                 <w:sz w:val="15"/>
               </w:rPr>
-              <w:t>Priced at the SAME PRODUCT'S OWN DISCLOSED REALISED PRICE — EGP 20,000/t from note 20, which is US$408.16/t at this model's FY2024/25 rate of 49.00 (5.4629)</w:t>
+              <w:t>Priced at the SAME PRODUCT'S OWN DISCLOSED REALISED PRICE — EGP 20,000/t from note 20, which is US$408.16/t at this model's FY2024/25 rate of 49.00 (5.5970)</w:t>
             </w:r>
           </w:p>
         </w:tc>
@@ -15941,7 +15941,7 @@
                 <w:color w:val="1C3A36"/>
                 <w:sz w:val="15"/>
               </w:rPr>
-              <w:t>5.46</w:t>
+              <w:t>5.60</w:t>
             </w:r>
           </w:p>
         </w:tc>
@@ -15959,7 +15959,7 @@
                 <w:color w:val="1C3A36"/>
                 <w:sz w:val="15"/>
               </w:rPr>
-              <w:t>+0.56</w:t>
+              <w:t>+0.57</w:t>
             </w:r>
           </w:p>
         </w:tc>
@@ -16015,7 +16015,7 @@
                 <w:color w:val="1C3A36"/>
                 <w:sz w:val="15"/>
               </w:rPr>
-              <w:t>Priced off the sovereign's credit rating instead, which is the wider of the two spreads and gives a cost of capital 113 basis points higher</w:t>
+              <w:t>Priced off the sovereign's credit rating instead, which is the wider of the two spreads and gives a cost of capital 104 basis points higher</w:t>
             </w:r>
           </w:p>
         </w:tc>
@@ -16033,7 +16033,7 @@
                 <w:color w:val="1C3A36"/>
                 <w:sz w:val="15"/>
               </w:rPr>
-              <w:t>3.01</w:t>
+              <w:t>3.10</w:t>
             </w:r>
           </w:p>
         </w:tc>
@@ -16051,7 +16051,7 @@
                 <w:color w:val="1C3A36"/>
                 <w:sz w:val="15"/>
               </w:rPr>
-              <w:t>-1.89</w:t>
+              <w:t>-1.92</w:t>
             </w:r>
           </w:p>
         </w:tc>
@@ -16125,7 +16125,7 @@
                 <w:color w:val="1C3A36"/>
                 <w:sz w:val="15"/>
               </w:rPr>
-              <w:t>1.44</w:t>
+              <w:t>1.48</w:t>
             </w:r>
           </w:p>
         </w:tc>
@@ -16143,7 +16143,7 @@
                 <w:color w:val="1C3A36"/>
                 <w:sz w:val="15"/>
               </w:rPr>
-              <w:t>-3.46</w:t>
+              <w:t>-3.54</w:t>
             </w:r>
           </w:p>
         </w:tc>
@@ -16217,7 +16217,7 @@
                 <w:color w:val="1C3A36"/>
                 <w:sz w:val="15"/>
               </w:rPr>
-              <w:t>2.91</w:t>
+              <w:t>2.98</w:t>
             </w:r>
           </w:p>
         </w:tc>
@@ -16235,7 +16235,7 @@
                 <w:color w:val="1C3A36"/>
                 <w:sz w:val="15"/>
               </w:rPr>
-              <w:t>-1.99</w:t>
+              <w:t>-2.04</w:t>
             </w:r>
           </w:p>
         </w:tc>
@@ -16309,7 +16309,7 @@
                 <w:color w:val="1C3A36"/>
                 <w:sz w:val="15"/>
               </w:rPr>
-              <w:t>3.47</w:t>
+              <w:t>3.55</w:t>
             </w:r>
           </w:p>
         </w:tc>
@@ -16327,7 +16327,7 @@
                 <w:color w:val="1C3A36"/>
                 <w:sz w:val="15"/>
               </w:rPr>
-              <w:t>-1.43</w:t>
+              <w:t>-1.47</w:t>
             </w:r>
           </w:p>
         </w:tc>
@@ -16401,7 +16401,7 @@
                 <w:color w:val="1C3A36"/>
                 <w:sz w:val="15"/>
               </w:rPr>
-              <w:t>7.14</w:t>
+              <w:t>5.90</w:t>
             </w:r>
           </w:p>
         </w:tc>
@@ -16419,7 +16419,7 @@
                 <w:color w:val="1C3A36"/>
                 <w:sz w:val="15"/>
               </w:rPr>
-              <w:t>+2.24</w:t>
+              <w:t>+0.88</w:t>
             </w:r>
           </w:p>
         </w:tc>
@@ -16493,7 +16493,7 @@
                 <w:color w:val="1C3A36"/>
                 <w:sz w:val="15"/>
               </w:rPr>
-              <w:t>1.93</w:t>
+              <w:t>2.02</w:t>
             </w:r>
           </w:p>
         </w:tc>
@@ -16511,7 +16511,7 @@
                 <w:color w:val="1C3A36"/>
                 <w:sz w:val="15"/>
               </w:rPr>
-              <w:t>-2.96</w:t>
+              <w:t>-3.00</w:t>
             </w:r>
           </w:p>
         </w:tc>
@@ -16585,7 +16585,7 @@
                 <w:color w:val="1C3A36"/>
                 <w:sz w:val="15"/>
               </w:rPr>
-              <w:t>5.39</w:t>
+              <w:t>5.52</w:t>
             </w:r>
           </w:p>
         </w:tc>
@@ -16603,7 +16603,7 @@
                 <w:color w:val="1C3A36"/>
                 <w:sz w:val="15"/>
               </w:rPr>
-              <w:t>+0.49</w:t>
+              <w:t>+0.50</w:t>
             </w:r>
           </w:p>
         </w:tc>
@@ -16677,7 +16677,7 @@
                 <w:color w:val="1C3A36"/>
                 <w:sz w:val="15"/>
               </w:rPr>
-              <w:t>3.98</w:t>
+              <w:t>4.10</w:t>
             </w:r>
           </w:p>
         </w:tc>
@@ -16769,7 +16769,7 @@
                 <w:color w:val="1C3A36"/>
                 <w:sz w:val="15"/>
               </w:rPr>
-              <w:t>2.33</w:t>
+              <w:t>2.40</w:t>
             </w:r>
           </w:p>
         </w:tc>
@@ -16787,7 +16787,7 @@
                 <w:color w:val="1C3A36"/>
                 <w:sz w:val="15"/>
               </w:rPr>
-              <w:t>-2.57</w:t>
+              <w:t>-2.62</w:t>
             </w:r>
           </w:p>
         </w:tc>
@@ -16861,7 +16861,7 @@
                 <w:color w:val="1C3A36"/>
                 <w:sz w:val="15"/>
               </w:rPr>
-              <w:t>5.82</w:t>
+              <w:t>5.96</w:t>
             </w:r>
           </w:p>
         </w:tc>
@@ -16879,7 +16879,7 @@
                 <w:color w:val="1C3A36"/>
                 <w:sz w:val="15"/>
               </w:rPr>
-              <w:t>+0.92</w:t>
+              <w:t>+0.93</w:t>
             </w:r>
           </w:p>
         </w:tc>
@@ -16953,7 +16953,7 @@
                 <w:color w:val="1C3A36"/>
                 <w:sz w:val="15"/>
               </w:rPr>
-              <w:t>4.69</w:t>
+              <w:t>4.82</w:t>
             </w:r>
           </w:p>
         </w:tc>
@@ -17010,7 +17010,7 @@
           <w:color w:val="6E7B77"/>
           <w:sz w:val="17"/>
         </w:rPr>
-        <w:t>Table 18.  The two that move the answer most are glide (-3.46) and gas (-2.96); none of the 13, and no combination of them, closes the gap to the traded price.</w:t>
+        <w:t>Table 18.  The two that move the answer most are glide (-3.54) and gas (-3.00); none of the 13, and no combination of them, closes the gap to the traded price.</w:t>
       </w:r>
     </w:p>
     <w:p>
@@ -17281,7 +17281,7 @@
                 <w:color w:val="1C3A36"/>
                 <w:sz w:val="17"/>
               </w:rPr>
-              <w:t>-2.64</w:t>
+              <w:t>-2.62</w:t>
             </w:r>
           </w:p>
         </w:tc>
@@ -17299,7 +17299,7 @@
                 <w:color w:val="1C3A36"/>
                 <w:sz w:val="17"/>
               </w:rPr>
-              <w:t>-0.41</w:t>
+              <w:t>-0.35</w:t>
             </w:r>
           </w:p>
         </w:tc>
@@ -17317,7 +17317,7 @@
                 <w:color w:val="1C3A36"/>
                 <w:sz w:val="17"/>
               </w:rPr>
-              <w:t>1.81</w:t>
+              <w:t>1.92</w:t>
             </w:r>
           </w:p>
         </w:tc>
@@ -17335,7 +17335,7 @@
                 <w:color w:val="1C3A36"/>
                 <w:sz w:val="17"/>
               </w:rPr>
-              <w:t>4.04</w:t>
+              <w:t>4.19</w:t>
             </w:r>
           </w:p>
         </w:tc>
@@ -17353,7 +17353,7 @@
                 <w:color w:val="1C3A36"/>
                 <w:sz w:val="17"/>
               </w:rPr>
-              <w:t>6.26</w:t>
+              <w:t>6.47</w:t>
             </w:r>
           </w:p>
         </w:tc>
@@ -17393,7 +17393,7 @@
                 <w:color w:val="1C3A36"/>
                 <w:sz w:val="17"/>
               </w:rPr>
-              <w:t>-2.76</w:t>
+              <w:t>-2.74</w:t>
             </w:r>
           </w:p>
         </w:tc>
@@ -17411,7 +17411,7 @@
                 <w:color w:val="1C3A36"/>
                 <w:sz w:val="17"/>
               </w:rPr>
-              <w:t>-0.71</w:t>
+              <w:t>-0.66</w:t>
             </w:r>
           </w:p>
         </w:tc>
@@ -17429,7 +17429,7 @@
                 <w:color w:val="1C3A36"/>
                 <w:sz w:val="17"/>
               </w:rPr>
-              <w:t>1.33</w:t>
+              <w:t>1.43</w:t>
             </w:r>
           </w:p>
         </w:tc>
@@ -17447,7 +17447,7 @@
                 <w:color w:val="1C3A36"/>
                 <w:sz w:val="17"/>
               </w:rPr>
-              <w:t>3.38</w:t>
+              <w:t>3.52</w:t>
             </w:r>
           </w:p>
         </w:tc>
@@ -17465,7 +17465,7 @@
                 <w:color w:val="1C3A36"/>
                 <w:sz w:val="17"/>
               </w:rPr>
-              <w:t>5.42</w:t>
+              <w:t>5.60</w:t>
             </w:r>
           </w:p>
         </w:tc>
@@ -17505,7 +17505,7 @@
                 <w:color w:val="1C3A36"/>
                 <w:sz w:val="17"/>
               </w:rPr>
-              <w:t>-2.87</w:t>
+              <w:t>-2.86</w:t>
             </w:r>
           </w:p>
         </w:tc>
@@ -17523,7 +17523,7 @@
                 <w:color w:val="1C3A36"/>
                 <w:sz w:val="17"/>
               </w:rPr>
-              <w:t>-0.99</w:t>
+              <w:t>-0.95</w:t>
             </w:r>
           </w:p>
         </w:tc>
@@ -17541,7 +17541,7 @@
                 <w:color w:val="1C3A36"/>
                 <w:sz w:val="17"/>
               </w:rPr>
-              <w:t>0.88</w:t>
+              <w:t>0.96</w:t>
             </w:r>
           </w:p>
         </w:tc>
@@ -17559,7 +17559,7 @@
                 <w:color w:val="1C3A36"/>
                 <w:sz w:val="17"/>
               </w:rPr>
-              <w:t>2.75</w:t>
+              <w:t>2.88</w:t>
             </w:r>
           </w:p>
         </w:tc>
@@ -17577,7 +17577,7 @@
                 <w:color w:val="1C3A36"/>
                 <w:sz w:val="17"/>
               </w:rPr>
-              <w:t>4.63</w:t>
+              <w:t>4.79</w:t>
             </w:r>
           </w:p>
         </w:tc>
@@ -17617,7 +17617,7 @@
                 <w:color w:val="1C3A36"/>
                 <w:sz w:val="17"/>
               </w:rPr>
-              <w:t>-2.94</w:t>
+              <w:t>-2.93</w:t>
             </w:r>
           </w:p>
         </w:tc>
@@ -17635,7 +17635,7 @@
                 <w:color w:val="1C3A36"/>
                 <w:sz w:val="17"/>
               </w:rPr>
-              <w:t>-1.18</w:t>
+              <w:t>-1.13</w:t>
             </w:r>
           </w:p>
         </w:tc>
@@ -17653,7 +17653,7 @@
                 <w:color w:val="1C3A36"/>
                 <w:sz w:val="17"/>
               </w:rPr>
-              <w:t>0.59</w:t>
+              <w:t>0.66</w:t>
             </w:r>
           </w:p>
         </w:tc>
@@ -17671,7 +17671,7 @@
                 <w:color w:val="1C3A36"/>
                 <w:sz w:val="17"/>
               </w:rPr>
-              <w:t>2.35</w:t>
+              <w:t>2.46</w:t>
             </w:r>
           </w:p>
         </w:tc>
@@ -17689,7 +17689,7 @@
                 <w:color w:val="1C3A36"/>
                 <w:sz w:val="17"/>
               </w:rPr>
-              <w:t>4.12</w:t>
+              <w:t>4.26</w:t>
             </w:r>
           </w:p>
         </w:tc>
@@ -17747,7 +17747,7 @@
                 <w:color w:val="1C3A36"/>
                 <w:sz w:val="17"/>
               </w:rPr>
-              <w:t>-1.36</w:t>
+              <w:t>-1.32</w:t>
             </w:r>
           </w:p>
         </w:tc>
@@ -17765,7 +17765,7 @@
                 <w:color w:val="1C3A36"/>
                 <w:sz w:val="17"/>
               </w:rPr>
-              <w:t>0.30</w:t>
+              <w:t>0.37</w:t>
             </w:r>
           </w:p>
         </w:tc>
@@ -17783,7 +17783,7 @@
                 <w:color w:val="1C3A36"/>
                 <w:sz w:val="17"/>
               </w:rPr>
-              <w:t>1.96</w:t>
+              <w:t>2.06</w:t>
             </w:r>
           </w:p>
         </w:tc>
@@ -17801,7 +17801,7 @@
                 <w:color w:val="1C3A36"/>
                 <w:sz w:val="17"/>
               </w:rPr>
-              <w:t>3.61</w:t>
+              <w:t>3.74</w:t>
             </w:r>
           </w:p>
         </w:tc>
@@ -17823,7 +17823,7 @@
           <w:color w:val="6E7B77"/>
           <w:sz w:val="17"/>
         </w:rPr>
-        <w:t>Table 19.  The highest cell in the grid is EGP 6.26, at a long-run export price above today's spot and a terminal rate below the sovereign's own short-term yield. Reaching EGP 14.41 requires leaving the grid altogether, which is what the reverse calculation in the headline does explicitly.</w:t>
+        <w:t>Table 19.  The highest cell in the grid is EGP 6.47, at a long-run export price above today's spot and a terminal rate below the sovereign's own short-term yield. Reaching EGP 14.41 requires leaving the grid altogether, which is what the reverse calculation in the headline does explicitly.</w:t>
       </w:r>
     </w:p>
     <w:p>
@@ -18008,7 +18008,7 @@
                 <w:color w:val="1C3A36"/>
                 <w:sz w:val="16"/>
               </w:rPr>
-              <w:t>-2.87 to 4.63</w:t>
+              <w:t>-2.86 to 4.79</w:t>
             </w:r>
           </w:p>
         </w:tc>
@@ -18028,7 +18028,7 @@
                 <w:color w:val="1C3A36"/>
                 <w:sz w:val="16"/>
               </w:rPr>
-              <w:t>7.50</w:t>
+              <w:t>7.65</w:t>
             </w:r>
           </w:p>
         </w:tc>
@@ -18085,7 +18085,7 @@
                 <w:color w:val="1C3A36"/>
                 <w:sz w:val="16"/>
               </w:rPr>
-              <w:t>4.90 to 8.99</w:t>
+              <w:t>5.02 to 9.13</w:t>
             </w:r>
           </w:p>
         </w:tc>
@@ -18103,7 +18103,7 @@
                 <w:color w:val="1C3A36"/>
                 <w:sz w:val="16"/>
               </w:rPr>
-              <w:t>4.09</w:t>
+              <w:t>4.11</w:t>
             </w:r>
           </w:p>
         </w:tc>
@@ -18160,7 +18160,7 @@
                 <w:color w:val="1C3A36"/>
                 <w:sz w:val="16"/>
               </w:rPr>
-              <w:t>1.93 to 4.90</w:t>
+              <w:t>2.02 to 5.02</w:t>
             </w:r>
           </w:p>
         </w:tc>
@@ -18178,7 +18178,7 @@
                 <w:color w:val="1C3A36"/>
                 <w:sz w:val="16"/>
               </w:rPr>
-              <w:t>2.96</w:t>
+              <w:t>3.00</w:t>
             </w:r>
           </w:p>
         </w:tc>
@@ -18200,7 +18200,7 @@
                 <w:color w:val="1C3A36"/>
                 <w:sz w:val="16"/>
               </w:rPr>
-              <w:t>Beta</w:t>
+              <w:t>Terminal growth</w:t>
             </w:r>
           </w:p>
         </w:tc>
@@ -18217,7 +18217,7 @@
                 <w:color w:val="1C3A36"/>
                 <w:sz w:val="16"/>
               </w:rPr>
-              <w:t>1.030 against the lower bound of its own ninety-per-cent interval, 0.717</w:t>
+              <w:t>7.0% against 3.0%</w:t>
             </w:r>
           </w:p>
         </w:tc>
@@ -18235,7 +18235,7 @@
                 <w:color w:val="1C3A36"/>
                 <w:sz w:val="16"/>
               </w:rPr>
-              <w:t>4.90 to 7.14</w:t>
+              <w:t>2.98 to 5.02</w:t>
             </w:r>
           </w:p>
         </w:tc>
@@ -18253,7 +18253,7 @@
                 <w:color w:val="1C3A36"/>
                 <w:sz w:val="16"/>
               </w:rPr>
-              <w:t>2.24</w:t>
+              <w:t>2.04</w:t>
             </w:r>
           </w:p>
         </w:tc>
@@ -18275,7 +18275,7 @@
                 <w:color w:val="1C3A36"/>
                 <w:sz w:val="16"/>
               </w:rPr>
-              <w:t>Terminal growth</w:t>
+              <w:t>Country-risk basis</w:t>
             </w:r>
           </w:p>
         </w:tc>
@@ -18292,7 +18292,7 @@
                 <w:color w:val="1C3A36"/>
                 <w:sz w:val="16"/>
               </w:rPr>
-              <w:t>7.0% against 3.0%</w:t>
+              <w:t>Rating spread against traded default swap</w:t>
             </w:r>
           </w:p>
         </w:tc>
@@ -18310,7 +18310,7 @@
                 <w:color w:val="1C3A36"/>
                 <w:sz w:val="16"/>
               </w:rPr>
-              <w:t>2.91 to 4.90</w:t>
+              <w:t>3.10 to 5.02</w:t>
             </w:r>
           </w:p>
         </w:tc>
@@ -18328,7 +18328,7 @@
                 <w:color w:val="1C3A36"/>
                 <w:sz w:val="16"/>
               </w:rPr>
-              <w:t>1.99</w:t>
+              <w:t>1.92</w:t>
             </w:r>
           </w:p>
         </w:tc>
@@ -18350,7 +18350,7 @@
                 <w:color w:val="1C3A36"/>
                 <w:sz w:val="16"/>
               </w:rPr>
-              <w:t>Country-risk basis</w:t>
+              <w:t>Terminal cost of capital</w:t>
             </w:r>
           </w:p>
         </w:tc>
@@ -18367,7 +18367,7 @@
                 <w:color w:val="1C3A36"/>
                 <w:sz w:val="16"/>
               </w:rPr>
-              <w:t>Rating spread against traded default swap</w:t>
+              <w:t>17.0% to 24.0%</w:t>
             </w:r>
           </w:p>
         </w:tc>
@@ -18385,7 +18385,7 @@
                 <w:color w:val="1C3A36"/>
                 <w:sz w:val="16"/>
               </w:rPr>
-              <w:t>3.01 to 4.90</w:t>
+              <w:t>0.37 to 1.92</w:t>
             </w:r>
           </w:p>
         </w:tc>
@@ -18403,7 +18403,7 @@
                 <w:color w:val="1C3A36"/>
                 <w:sz w:val="16"/>
               </w:rPr>
-              <w:t>1.89</w:t>
+              <w:t>1.55</w:t>
             </w:r>
           </w:p>
         </w:tc>
@@ -18425,7 +18425,7 @@
                 <w:color w:val="1C3A36"/>
                 <w:sz w:val="16"/>
               </w:rPr>
-              <w:t>Terminal cost of capital</w:t>
+              <w:t>Cost of debt</w:t>
             </w:r>
           </w:p>
         </w:tc>
@@ -18442,7 +18442,7 @@
                 <w:color w:val="1C3A36"/>
                 <w:sz w:val="16"/>
               </w:rPr>
-              <w:t>17.0% to 24.0%</w:t>
+              <w:t>Disclosed rates against every leg floored at the 23.00% sovereign yield</w:t>
             </w:r>
           </w:p>
         </w:tc>
@@ -18460,7 +18460,7 @@
                 <w:color w:val="1C3A36"/>
                 <w:sz w:val="16"/>
               </w:rPr>
-              <w:t>0.30 to 1.81</w:t>
+              <w:t>3.55 to 5.02</w:t>
             </w:r>
           </w:p>
         </w:tc>
@@ -18478,7 +18478,7 @@
                 <w:color w:val="1C3A36"/>
                 <w:sz w:val="16"/>
               </w:rPr>
-              <w:t>1.51</w:t>
+              <w:t>1.47</w:t>
             </w:r>
           </w:p>
         </w:tc>
@@ -18500,7 +18500,7 @@
                 <w:color w:val="1C3A36"/>
                 <w:sz w:val="16"/>
               </w:rPr>
-              <w:t>Cost of debt</w:t>
+              <w:t>Maintenance capital expenditure</w:t>
             </w:r>
           </w:p>
         </w:tc>
@@ -18517,7 +18517,7 @@
                 <w:color w:val="1C3A36"/>
                 <w:sz w:val="16"/>
               </w:rPr>
-              <w:t>Disclosed rates against every leg floored at the 23.00% sovereign yield</w:t>
+              <w:t>1.1% of revenue against 0.7%</w:t>
             </w:r>
           </w:p>
         </w:tc>
@@ -18535,7 +18535,7 @@
                 <w:color w:val="1C3A36"/>
                 <w:sz w:val="16"/>
               </w:rPr>
-              <w:t>3.47 to 4.90</w:t>
+              <w:t>4.10 to 5.02</w:t>
             </w:r>
           </w:p>
         </w:tc>
@@ -18553,7 +18553,7 @@
                 <w:color w:val="1C3A36"/>
                 <w:sz w:val="16"/>
               </w:rPr>
-              <w:t>1.43</w:t>
+              <w:t>0.92</w:t>
             </w:r>
           </w:p>
         </w:tc>
@@ -18575,7 +18575,7 @@
                 <w:color w:val="1C3A36"/>
                 <w:sz w:val="16"/>
               </w:rPr>
-              <w:t>Maintenance capital expenditure</w:t>
+              <w:t>Beta</w:t>
             </w:r>
           </w:p>
         </w:tc>
@@ -18592,7 +18592,7 @@
                 <w:color w:val="1C3A36"/>
                 <w:sz w:val="16"/>
               </w:rPr>
-              <w:t>1.1% of revenue against 0.7%</w:t>
+              <w:t>1.020 against the lower bound of its own ninety-per-cent interval, 0.717</w:t>
             </w:r>
           </w:p>
         </w:tc>
@@ -18610,7 +18610,7 @@
                 <w:color w:val="1C3A36"/>
                 <w:sz w:val="16"/>
               </w:rPr>
-              <w:t>3.98 to 4.90</w:t>
+              <w:t>5.02 to 5.90</w:t>
             </w:r>
           </w:p>
         </w:tc>
@@ -18628,7 +18628,7 @@
                 <w:color w:val="1C3A36"/>
                 <w:sz w:val="16"/>
               </w:rPr>
-              <w:t>0.92</w:t>
+              <w:t>0.88</w:t>
             </w:r>
           </w:p>
         </w:tc>
@@ -18685,7 +18685,7 @@
                 <w:color w:val="1C3A36"/>
                 <w:sz w:val="16"/>
               </w:rPr>
-              <w:t>4.90 to 5.39</w:t>
+              <w:t>5.02 to 5.52</w:t>
             </w:r>
           </w:p>
         </w:tc>
@@ -18703,7 +18703,7 @@
                 <w:color w:val="1C3A36"/>
                 <w:sz w:val="16"/>
               </w:rPr>
-              <w:t>0.49</w:t>
+              <w:t>0.50</w:t>
             </w:r>
           </w:p>
         </w:tc>
@@ -18739,7 +18739,7 @@
           <w:color w:val="1C3A36"/>
           <w:sz w:val="19"/>
         </w:rPr>
-        <w:t>The beta deserves a note of its own, because it is the one input in the cost of capital that comes from a statistical estimate rather than from a quote or a disclosure. It is 1.030, from 253 weekly observations over 4.9 years of the share against the published EGX30 index — the index of the exchange the share is listed on, as of 2026-07-22 — on the exchange's own Sunday-to-Thursday week. The regression explains 25.0% of the variation with a standard error of 0.191, so all three conditions of the usability test are met and the estimate is adopted rather than defaulted; the Blume-adjusted cross-check is 1.020. The interval is wide, 0.72 to 1.34 at ninety per cent, because the share is thinly traded, and the lower bound is priced with the other contested constructions in section 1.8 rather than argued away: at 0.72 the answer is EGP 7.14 instead of EGP 4.90. The earlier edition of this study regressed the share against an equal-weight basket of the Egyptian names this series happens to cover; that basket is a coverage artefact and not a market, and the figure it produced (1.053) is withdrawn.</w:t>
+        <w:t>The beta deserves a note of its own, because it is the one input in the cost of capital that comes from a statistical estimate rather than from a quote or a disclosure. It is 1.020, from 256 weekly observations over 4.9 years of the share against the published EGX30 index — the index of the exchange the share is listed on, as of 2026-09-08 — on the exchange's own Sunday-to-Thursday week. The regression explains 24.8% of the variation with a standard error of 0.191, so all three conditions of the usability test are met and the estimate is adopted rather than defaulted; the Blume-adjusted cross-check is 1.013. The interval is wide, 0.71 to 1.33 at ninety per cent, because the share is thinly traded, and the lower bound is priced with the other contested constructions in section 1.8 rather than argued away: at 0.72 the answer is EGP 5.90 instead of EGP 5.02. The earlier edition of this study regressed the share against an equal-weight basket of the Egyptian names this series happens to cover; that basket is a coverage artefact and not a market, and the figure it produced (1.053) is withdrawn.</w:t>
       </w:r>
     </w:p>
     <w:p>
@@ -20758,7 +20758,7 @@
                 <w:color w:val="1C3A36"/>
                 <w:sz w:val="16"/>
               </w:rPr>
-              <w:t>4.90</w:t>
+              <w:t>5.02</w:t>
             </w:r>
           </w:p>
         </w:tc>
@@ -20832,7 +20832,7 @@
                 <w:color w:val="1C3A36"/>
                 <w:sz w:val="16"/>
               </w:rPr>
-              <w:t>8.99</w:t>
+              <w:t>9.13</w:t>
             </w:r>
           </w:p>
         </w:tc>
@@ -20866,7 +20866,7 @@
                 <w:color w:val="1C3A36"/>
                 <w:sz w:val="16"/>
               </w:rPr>
-              <w:t>The programme alone: EGP 4.09</w:t>
+              <w:t>The programme alone: EGP 4.11</w:t>
             </w:r>
           </w:p>
         </w:tc>
@@ -20940,7 +20940,7 @@
                 <w:color w:val="1C3A36"/>
                 <w:sz w:val="16"/>
               </w:rPr>
-              <w:t>On the return this book actually earns (6.9% against a cost of equity of 29.28%) the justified multiple of it is zero — the floor is what the assets are carried at, not what they earn</w:t>
+              <w:t>On the return this book actually earns (6.9% against a cost of equity of 29.08%) the justified multiple of it is zero — the floor is what the assets are carried at, not what they earn</w:t>
             </w:r>
           </w:p>
         </w:tc>
@@ -21957,7 +21957,7 @@
                 <w:color w:val="1C3A36"/>
                 <w:sz w:val="16"/>
               </w:rPr>
-              <w:t>The market would be paying more for a business whose sustainable return on equity is 6.9% against a cost of equity of 29.3%, with the capital programme still unfinished.</w:t>
+              <w:t>The market would be paying more for a business whose sustainable return on equity is 6.9% against a cost of equity of 29.1%, with the capital programme still unfinished.</w:t>
             </w:r>
           </w:p>
         </w:tc>
@@ -22156,7 +22156,7 @@
           <w:color w:val="1C3A36"/>
           <w:sz w:val="21"/>
         </w:rPr>
-        <w:t>The largest modelled allocation is the gas share of the cost stack. The statements give one materials line of EGP 4,399m and do not split gas from the rest. Gas is set at 75.0% of it, which implies 1,292 cubic metres a tonne of ammonia — inside the auditor's own disclosed 1,025 to 1,771 range, but a choice nonetheless. The alternative gas price is priced in section 1.8 and is worth EGP 2.96 a share.</w:t>
+        <w:t>The largest modelled allocation is the gas share of the cost stack. The statements give one materials line of EGP 4,399m and do not split gas from the rest. Gas is set at 75.0% of it, which implies 1,292 cubic metres a tonne of ammonia — inside the auditor's own disclosed 1,025 to 1,771 range, but a choice nonetheless. The alternative gas price is priced in section 1.8 and is worth EGP 3.00 a share.</w:t>
       </w:r>
     </w:p>
     <w:p>
@@ -22184,7 +22184,7 @@
           <w:color w:val="1C3A36"/>
           <w:sz w:val="21"/>
         </w:rPr>
-        <w:t>The terminal charge for keeping the plant intact is the largest single judgement left in the model, and it is now a measurement rather than an assumption. Earlier editions charged the terminal by reinvesting a share of profit set by growth over an assumed return on capital — a construction that, read as a capital programme, rebuilds the entire asset base every 14.3 years, which is a fact about the pound rather than about a urea plant. It now charges what replacing the plant costs at today's prices: the book depreciation charge escalated over the average age of the base. THAT AGE IS READ OFF THE ACCOUNTS rather than assumed — accumulated depreciation over the year's own charge is the charge-weighted average age under straight-line depreciation, and it comes to 4.45 years against the 22.07-year replacement cycle the same note implies. This base is a quarter worn rather than half: only EGP 220 million of it, 1.3% of the depreciable cost, is fully depreciated and still in production. Where a company discloses too little to measure the age, half the life has to be assumed instead, and on this base that assumption is worth EGP 2.57 a share — the fourth largest of the ten priced alternatives, behind only the gas price and the discount-rate glide, and the reason the measurement was worth making.</w:t>
+        <w:t>The terminal charge for keeping the plant intact is the largest single judgement left in the model, and it is now a measurement rather than an assumption. Earlier editions charged the terminal by reinvesting a share of profit set by growth over an assumed return on capital — a construction that, read as a capital programme, rebuilds the entire asset base every 14.3 years, which is a fact about the pound rather than about a urea plant. It now charges what replacing the plant costs at today's prices: the book depreciation charge escalated over the average age of the base. THAT AGE IS READ OFF THE ACCOUNTS rather than assumed — accumulated depreciation over the year's own charge is the charge-weighted average age under straight-line depreciation, and it comes to 4.45 years against the 22.07-year replacement cycle the same note implies. This base is a quarter worn rather than half: only EGP 220 million of it, 1.3% of the depreciable cost, is fully depreciated and still in production. Where a company discloses too little to measure the age, half the life has to be assumed instead, and on this base that assumption is worth EGP 2.62 a share — the fourth largest of the ten priced alternatives, behind only the gas price and the discount-rate glide, and the reason the measurement was worth making.</w:t>
       </w:r>
     </w:p>
     <w:p>
@@ -22212,7 +22212,7 @@
           <w:color w:val="1C3A36"/>
           <w:sz w:val="21"/>
         </w:rPr>
-        <w:t>Terminal value is 76.1% of enterprise value on the carried-through case and 54.4% on the stopped case. The explicit years are a construction window: free cash flow to the firm is positive in 5 of the five years and negative in the other 0, and their present value is EGP 3,871 million against a terminal block of EGP 12,356 million. That is a real characteristic of an asset being rebuilt, not a modelling artefact — but it does mean the answer rests more heavily on one year than most studies do.</w:t>
+        <w:t>Terminal value is 76.4% of enterprise value on the carried-through case and 54.8% on the stopped case. The explicit years are a construction window: free cash flow to the firm is positive in 5 of the five years and negative in the other 0, and their present value is EGP 3,881 million against a terminal block of EGP 12,590 million. That is a real characteristic of an asset being rebuilt, not a modelling artefact — but it does mean the answer rests more heavily on one year than most studies do.</w:t>
       </w:r>
     </w:p>
     <w:p>
@@ -33360,7 +33360,7 @@
                 <w:color w:val="1C3A36"/>
                 <w:sz w:val="16"/>
               </w:rPr>
-              <w:t>18,057</w:t>
+              <w:t>20,010</w:t>
             </w:r>
           </w:p>
         </w:tc>
@@ -33644,7 +33644,7 @@
                 <w:color w:val="1C3A36"/>
                 <w:sz w:val="16"/>
               </w:rPr>
-              <w:t>13,181</w:t>
+              <w:t>15,056</w:t>
             </w:r>
           </w:p>
         </w:tc>
@@ -33700,7 +33700,7 @@
                 <w:color w:val="1C3A36"/>
                 <w:sz w:val="16"/>
               </w:rPr>
-              <w:t>12,865</w:t>
+              <w:t>14,773</w:t>
             </w:r>
           </w:p>
         </w:tc>
@@ -33756,7 +33756,7 @@
                 <w:color w:val="1C3A36"/>
                 <w:sz w:val="16"/>
               </w:rPr>
-              <w:t>13,598</w:t>
+              <w:t>15,452</w:t>
             </w:r>
           </w:p>
         </w:tc>
@@ -33868,7 +33868,7 @@
                 <w:color w:val="1C3A36"/>
                 <w:sz w:val="16"/>
               </w:rPr>
-              <w:t>9,886</w:t>
+              <w:t>11,292</w:t>
             </w:r>
           </w:p>
         </w:tc>
@@ -33924,7 +33924,7 @@
                 <w:color w:val="1C3A36"/>
                 <w:sz w:val="16"/>
               </w:rPr>
-              <w:t>4.98</w:t>
+              <w:t>5.68</w:t>
             </w:r>
           </w:p>
         </w:tc>
@@ -33976,7 +33976,7 @@
           <w:color w:val="1C3A36"/>
           <w:sz w:val="21"/>
         </w:rPr>
-        <w:t>Range: EGP 0.00 to EGP 5.13 a share.</w:t>
+        <w:t>Range: EGP 0.00 to EGP 5.83 a share.</w:t>
       </w:r>
     </w:p>
     <w:p>
@@ -33990,7 +33990,7 @@
           <w:color w:val="1C3A36"/>
           <w:sz w:val="19"/>
         </w:rPr>
-        <w:t>On both sides of the contested judgement.  With the programme carried through the claim is worth EGP 4.98 a share (EGP 0.00 to 5.13 across the volatility range); with the programme stopped the enterprise value rises to EGP 26,002 million and the same claim is worth EGP 7.89 (EGP 7.81 to 8.01). The two are published side by side and never averaged.</w:t>
+        <w:t>On both sides of the contested judgement.  With the programme carried through the claim is worth EGP 5.68 a share (EGP 0.00 to 5.83 across the volatility range); with the programme stopped the enterprise value rises to EGP 28,168 million and the same claim is worth EGP 8.69 (EGP 8.62 to 8.81). The two are published side by side and never averaged.</w:t>
       </w:r>
     </w:p>
     <w:p>
@@ -34004,7 +34004,7 @@
           <w:color w:val="1C3A36"/>
           <w:sz w:val="19"/>
         </w:rPr>
-        <w:t>Reading it.  The lowest and the widest of the three, and the only one that takes the debt seriously as a structural fact rather than as a subtraction. Enterprise value including the non-operating assets is EGP 18,057m against gross debt of EGP 14,639m, so the equity is out of the money on the model's own central case and its value is entirely time value. That is why the answer rises with volatility and with time, and why the grid below matters more than the point: at 30% volatility over three years the claim is worth EGP 3.84 a share, and at 60% over seven years EGP 5.78. A reader who finds it perverse that a worse business is worth more here has understood the method correctly: limited liability truncates the downside, so dispersion accrues to the holder. What the method cannot do is tell that holder when the option expires.</w:t>
+        <w:t>Reading it.  The lowest and the widest of the three, and the only one that takes the debt seriously as a structural fact rather than as a subtraction. Enterprise value including the non-operating assets is EGP 20,010m against gross debt of EGP 14,639m, so the equity is out of the money on the model's own central case and its value is entirely time value. That is why the answer rises with volatility and with time, and why the grid below matters more than the point: at 30% volatility over three years the claim is worth EGP 4.56 a share, and at 60% over seven years EGP 6.49. A reader who finds it perverse that a worse business is worth more here has understood the method correctly: limited liability truncates the downside, so dispersion accrues to the holder. What the method cannot do is tell that holder when the option expires.</w:t>
       </w:r>
     </w:p>
     <w:tbl>
@@ -34192,7 +34192,7 @@
                 <w:color w:val="1C3A36"/>
                 <w:sz w:val="17"/>
               </w:rPr>
-              <w:t>3.84</w:t>
+              <w:t>4.56</w:t>
             </w:r>
           </w:p>
         </w:tc>
@@ -34210,7 +34210,7 @@
                 <w:color w:val="1C3A36"/>
                 <w:sz w:val="17"/>
               </w:rPr>
-              <w:t>3.90</w:t>
+              <w:t>4.60</w:t>
             </w:r>
           </w:p>
         </w:tc>
@@ -34228,7 +34228,7 @@
                 <w:color w:val="1C3A36"/>
                 <w:sz w:val="17"/>
               </w:rPr>
-              <w:t>4.05</w:t>
+              <w:t>4.73</w:t>
             </w:r>
           </w:p>
         </w:tc>
@@ -34246,7 +34246,7 @@
                 <w:color w:val="1C3A36"/>
                 <w:sz w:val="17"/>
               </w:rPr>
-              <w:t>4.23</w:t>
+              <w:t>4.90</w:t>
             </w:r>
           </w:p>
         </w:tc>
@@ -34264,7 +34264,7 @@
                 <w:color w:val="1C3A36"/>
                 <w:sz w:val="17"/>
               </w:rPr>
-              <w:t>4.33</w:t>
+              <w:t>5.00</w:t>
             </w:r>
           </w:p>
         </w:tc>
@@ -34304,7 +34304,7 @@
                 <w:color w:val="1C3A36"/>
                 <w:sz w:val="17"/>
               </w:rPr>
-              <w:t>4.82</w:t>
+              <w:t>5.55</w:t>
             </w:r>
           </w:p>
         </w:tc>
@@ -34322,7 +34322,7 @@
                 <w:color w:val="1C3A36"/>
                 <w:sz w:val="17"/>
               </w:rPr>
-              <w:t>4.86</w:t>
+              <w:t>5.58</w:t>
             </w:r>
           </w:p>
         </w:tc>
@@ -34340,7 +34340,7 @@
                 <w:color w:val="1C3A36"/>
                 <w:sz w:val="17"/>
               </w:rPr>
-              <w:t>4.98</w:t>
+              <w:t>5.68</w:t>
             </w:r>
           </w:p>
         </w:tc>
@@ -34358,7 +34358,7 @@
                 <w:color w:val="1C3A36"/>
                 <w:sz w:val="17"/>
               </w:rPr>
-              <w:t>5.13</w:t>
+              <w:t>5.83</w:t>
             </w:r>
           </w:p>
         </w:tc>
@@ -34376,7 +34376,7 @@
                 <w:color w:val="1C3A36"/>
                 <w:sz w:val="17"/>
               </w:rPr>
-              <w:t>5.22</w:t>
+              <w:t>5.92</w:t>
             </w:r>
           </w:p>
         </w:tc>
@@ -34416,7 +34416,7 @@
                 <w:color w:val="1C3A36"/>
                 <w:sz w:val="17"/>
               </w:rPr>
-              <w:t>5.47</w:t>
+              <w:t>6.20</w:t>
             </w:r>
           </w:p>
         </w:tc>
@@ -34434,7 +34434,7 @@
                 <w:color w:val="1C3A36"/>
                 <w:sz w:val="17"/>
               </w:rPr>
-              <w:t>5.50</w:t>
+              <w:t>6.23</w:t>
             </w:r>
           </w:p>
         </w:tc>
@@ -34452,7 +34452,7 @@
                 <w:color w:val="1C3A36"/>
                 <w:sz w:val="17"/>
               </w:rPr>
-              <w:t>5.58</w:t>
+              <w:t>6.30</w:t>
             </w:r>
           </w:p>
         </w:tc>
@@ -34470,7 +34470,7 @@
                 <w:color w:val="1C3A36"/>
                 <w:sz w:val="17"/>
               </w:rPr>
-              <w:t>5.71</w:t>
+              <w:t>6.42</w:t>
             </w:r>
           </w:p>
         </w:tc>
@@ -34488,7 +34488,7 @@
                 <w:color w:val="1C3A36"/>
                 <w:sz w:val="17"/>
               </w:rPr>
-              <w:t>5.78</w:t>
+              <w:t>6.49</w:t>
             </w:r>
           </w:p>
         </w:tc>
@@ -34524,7 +34524,7 @@
           <w:color w:val="1C3A36"/>
           <w:sz w:val="19"/>
         </w:rPr>
-        <w:t>Named sensitivity.  Volatility is the swing factor: at 35% the claim is worth EGP 4.86 a share, at 55% EGP 5.13. Time to maturity matters almost as much, because it is time for the enterprise to recover above the debt.</w:t>
+        <w:t>Named sensitivity.  Volatility is the swing factor: at 35% the claim is worth EGP 5.58 a share, at 55% EGP 5.83. Time to maturity matters almost as much, because it is time for the enterprise to recover above the debt.</w:t>
       </w:r>
     </w:p>
     <w:p>
@@ -35266,7 +35266,7 @@
                 <w:color w:val="1C3A36"/>
                 <w:sz w:val="16"/>
               </w:rPr>
-              <w:t>-2.36</w:t>
+              <w:t>-3.06</w:t>
             </w:r>
           </w:p>
         </w:tc>
@@ -35323,7 +35323,7 @@
                 <w:color w:val="1C3A36"/>
                 <w:sz w:val="16"/>
               </w:rPr>
-              <w:t>-1.32</w:t>
+              <w:t>-2.02</w:t>
             </w:r>
           </w:p>
         </w:tc>
@@ -35380,7 +35380,7 @@
                 <w:color w:val="1C3A36"/>
                 <w:sz w:val="16"/>
               </w:rPr>
-              <w:t>-4.90</w:t>
+              <w:t>-5.02</w:t>
             </w:r>
           </w:p>
         </w:tc>
@@ -35437,7 +35437,7 @@
                 <w:color w:val="1C3A36"/>
                 <w:sz w:val="16"/>
               </w:rPr>
-              <w:t>-9.51</w:t>
+              <w:t>-9.39</w:t>
             </w:r>
           </w:p>
         </w:tc>

--- a/engine/egch_study/EGCH_Valuation_Study_10-09-2026.docx
+++ b/engine/egch_study/EGCH_Valuation_Study_10-09-2026.docx
@@ -223,7 +223,7 @@
                 <w:color w:val="1C3A36"/>
                 <w:sz w:val="19"/>
               </w:rPr>
-              <w:t>The answer is the cash-flow lens, and on this company it has TWO SIDES: EGP 5.02 a share if the capital programme is carried through and EGP 9.13 if it is stopped. Both are published throughout and neither is averaged into the other. The other lenses — relative multiples, normalised earnings and book value — are CROSS-CHECKS printed beside the answer, not weights inside it. A previous edition published a weighted blend of the four at stated weights; the weights were typed and had never been tested, and averaging several methods does not make a number more robust than the best of them — it makes a new method with free parameters nobody checked. Where the lenses disagree, the disagreement is the information, and section 4 isolates which assumption drives which gap.</w:t>
+              <w:t>The answer is the cash-flow lens, and on this company it has TWO SIDES: EGP 5.10 a share if the capital programme is carried through and EGP 8.63 if it is stopped. Both are published throughout and neither is averaged into the other. The other lenses — relative multiples, normalised earnings and book value — are CROSS-CHECKS printed beside the answer, not weights inside it. A previous edition published a weighted blend of the four at stated weights; the weights were typed and had never been tested, and averaging several methods does not make a number more robust than the best of them — it makes a new method with free parameters nobody checked. Where the lenses disagree, the disagreement is the information, and section 4 isolates which assumption drives which gap.</w:t>
             </w:r>
           </w:p>
         </w:tc>
@@ -260,7 +260,7 @@
           <w:color w:val="1C3A36"/>
           <w:sz w:val="21"/>
         </w:rPr>
-        <w:t>Four lenses put this company between EGP 4.29 and EGP 15.99 a share. It trades at EGP 14.41. The gap is not a rounding difference between the lenses: it is the whole disagreement. The multiple lens, on the range Egyptian fertilizer producers actually trade at, centres at EGP 15.99 — above the traded price — and it reaches that answer only by never asking what the capital programme does to cash. THE TWO LENSES THAT DO ASK SPLIT ON THE ANSWER, and the split is the study: carrying the programme through gives EGP 5.02 and stopping it gives EGP 9.13 — a difference of EGP 4.11 a share that is what the capital costs its owners. Both sit below the traded price, and so does normalised earnings at EGP 4.29.</w:t>
+        <w:t>Four lenses put this company between EGP 4.35 and EGP 16.05 a share. It trades at EGP 14.41. The gap is not a rounding difference between the lenses: it is the whole disagreement. The multiple lens, on the range Egyptian fertilizer producers actually trade at, centres at EGP 16.05 — above the traded price — and it reaches that answer only by never asking what the capital programme does to cash. THE TWO LENSES THAT DO ASK SPLIT ON THE ANSWER, and the split is the study: carrying the programme through gives EGP 5.10 and stopping it gives EGP 8.63 — a difference of EGP 3.53 a share that is what the capital costs its owners. Both sit below the traded price, and so does normalised earnings at EGP 4.35.</w:t>
       </w:r>
     </w:p>
     <w:p>
@@ -288,7 +288,7 @@
           <w:color w:val="1C3A36"/>
           <w:sz w:val="21"/>
         </w:rPr>
-        <w:t>Read the other way round: the traded price is reproduced by this model only at a flat nominal discount rate of about 13.0%, against a sovereign ten-year yield of 23.0% on the same day. That is the disagreement stated precisely rather than argued.</w:t>
+        <w:t>Read the other way round: the traded price is reproduced by this model only at a flat nominal discount rate of about 13.2%, against a sovereign ten-year yield of 23.0% on the same day. That is the disagreement stated precisely rather than argued.</w:t>
       </w:r>
     </w:p>
     <w:p>
@@ -488,7 +488,7 @@
                 <w:color w:val="1C3A36"/>
                 <w:sz w:val="15"/>
               </w:rPr>
-              <w:t>1.51 to 5.14</w:t>
+              <w:t>1.01 to 5.45</w:t>
             </w:r>
           </w:p>
         </w:tc>
@@ -506,7 +506,7 @@
                 <w:color w:val="1C3A36"/>
                 <w:sz w:val="15"/>
               </w:rPr>
-              <w:t>5.02</w:t>
+              <w:t>5.10</w:t>
             </w:r>
           </w:p>
         </w:tc>
@@ -581,7 +581,7 @@
                 <w:color w:val="1C3A36"/>
                 <w:sz w:val="15"/>
               </w:rPr>
-              <w:t>6.13 to 9.20</w:t>
+              <w:t>5.63 to 8.70</w:t>
             </w:r>
           </w:p>
         </w:tc>
@@ -599,7 +599,7 @@
                 <w:color w:val="1C3A36"/>
                 <w:sz w:val="15"/>
               </w:rPr>
-              <w:t>9.13</w:t>
+              <w:t>8.63</w:t>
             </w:r>
           </w:p>
         </w:tc>
@@ -617,7 +617,7 @@
                 <w:color w:val="1C3A36"/>
                 <w:sz w:val="15"/>
               </w:rPr>
-              <w:t>-37%</w:t>
+              <w:t>-40%</w:t>
             </w:r>
           </w:p>
         </w:tc>
@@ -674,7 +674,7 @@
                 <w:color w:val="1C3A36"/>
                 <w:sz w:val="15"/>
               </w:rPr>
-              <w:t>11.26 to 20.71</w:t>
+              <w:t>11.33 to 20.77</w:t>
             </w:r>
           </w:p>
         </w:tc>
@@ -692,7 +692,7 @@
                 <w:color w:val="1C3A36"/>
                 <w:sz w:val="15"/>
               </w:rPr>
-              <w:t>15.99</w:t>
+              <w:t>16.05</w:t>
             </w:r>
           </w:p>
         </w:tc>
@@ -767,7 +767,7 @@
                 <w:color w:val="1C3A36"/>
                 <w:sz w:val="15"/>
               </w:rPr>
-              <w:t>2.78 to 5.80</w:t>
+              <w:t>2.84 to 5.86</w:t>
             </w:r>
           </w:p>
         </w:tc>
@@ -785,7 +785,7 @@
                 <w:color w:val="1C3A36"/>
                 <w:sz w:val="15"/>
               </w:rPr>
-              <w:t>4.29</w:t>
+              <w:t>4.35</w:t>
             </w:r>
           </w:p>
         </w:tc>
@@ -939,7 +939,7 @@
                 <w:color w:val="1C3A36"/>
                 <w:sz w:val="15"/>
               </w:rPr>
-              <w:t>The class primary IS the answer and every other read above is a cross-check printed beside it. This one is TWO-SIDED: EGP 5.02 with the capital programme carried through — the company's own stated plan — and EGP 9.13 if it is stopped. The judgement is binary, so an average would describe a half-built plant. The range shown is the floor and ceiling of every read, not a weighted extreme</w:t>
+              <w:t>The class primary IS the answer and every other read above is a cross-check printed beside it. This one is TWO-SIDED: EGP 5.10 with the capital programme carried through — the company's own stated plan — and EGP 8.63 if it is stopped. The judgement is binary, so an average would describe a half-built plant. The range shown is the floor and ceiling of every read, not a weighted extreme</w:t>
             </w:r>
           </w:p>
         </w:tc>
@@ -959,7 +959,7 @@
                 <w:color w:val="1C3A36"/>
                 <w:sz w:val="15"/>
               </w:rPr>
-              <w:t>4.29 to 15.99</w:t>
+              <w:t>4.35 to 16.05</w:t>
             </w:r>
           </w:p>
         </w:tc>
@@ -979,7 +979,7 @@
                 <w:color w:val="1C3A36"/>
                 <w:sz w:val="15"/>
               </w:rPr>
-              <w:t>5.02</w:t>
+              <w:t>5.10</w:t>
             </w:r>
           </w:p>
         </w:tc>
@@ -1166,7 +1166,7 @@
                 <w:color w:val="1C3A36"/>
                 <w:sz w:val="15"/>
               </w:rPr>
-              <w:t>No duty at all (8.0006) or half the rate (6.5115)</w:t>
+              <w:t>No duty at all (8.0748) or half the rate (6.5857)</w:t>
             </w:r>
           </w:p>
         </w:tc>
@@ -1202,7 +1202,7 @@
                 <w:color w:val="1C3A36"/>
                 <w:sz w:val="15"/>
               </w:rPr>
-              <w:t>8.00</w:t>
+              <w:t>8.07</w:t>
             </w:r>
           </w:p>
         </w:tc>
@@ -1242,7 +1242,7 @@
                 <w:color w:val="1C3A36"/>
                 <w:sz w:val="15"/>
               </w:rPr>
-              <w:t>The new complex's granulated ammonium nitrate priced at a typed US$280/t, the weakest-sourced input in a 304-input register</w:t>
+              <w:t>The new complex's granulated ammonium nitrate priced at the SAME PRODUCT'S OWN DISCLOSED REALISED PRICE — EGP 20,000/t from note 20, carried on the currency exactly as the existing nitrate business is</w:t>
             </w:r>
           </w:p>
         </w:tc>
@@ -1259,7 +1259,7 @@
                 <w:color w:val="1C3A36"/>
                 <w:sz w:val="15"/>
               </w:rPr>
-              <w:t>Priced at the SAME PRODUCT'S OWN DISCLOSED REALISED PRICE — EGP 20,000/t from note 20, which is US$408.16/t at this model's FY2024/25 rate of 49.00 (5.5970)</w:t>
+              <w:t>Priced at the retired typed US$280/t, the weakest-sourced input in a 304-input register, whose source string was four words long and named no assessor, series, date or basis (4.5220)</w:t>
             </w:r>
           </w:p>
         </w:tc>
@@ -1295,7 +1295,7 @@
                 <w:color w:val="1C3A36"/>
                 <w:sz w:val="15"/>
               </w:rPr>
-              <w:t>5.60</w:t>
+              <w:t>4.52</w:t>
             </w:r>
           </w:p>
         </w:tc>
@@ -1313,7 +1313,7 @@
                 <w:color w:val="1C3A36"/>
                 <w:sz w:val="15"/>
               </w:rPr>
-              <w:t>-61%</w:t>
+              <w:t>-69%</w:t>
             </w:r>
           </w:p>
         </w:tc>
@@ -1388,7 +1388,7 @@
                 <w:color w:val="1C3A36"/>
                 <w:sz w:val="15"/>
               </w:rPr>
-              <w:t>3.10</w:t>
+              <w:t>3.01</w:t>
             </w:r>
           </w:p>
         </w:tc>
@@ -1406,7 +1406,7 @@
                 <w:color w:val="1C3A36"/>
                 <w:sz w:val="15"/>
               </w:rPr>
-              <w:t>-78%</w:t>
+              <w:t>-79%</w:t>
             </w:r>
           </w:p>
         </w:tc>
@@ -1481,7 +1481,7 @@
                 <w:color w:val="1C3A36"/>
                 <w:sz w:val="15"/>
               </w:rPr>
-              <w:t>1.48</w:t>
+              <w:t>1.24</w:t>
             </w:r>
           </w:p>
         </w:tc>
@@ -1499,7 +1499,7 @@
                 <w:color w:val="1C3A36"/>
                 <w:sz w:val="15"/>
               </w:rPr>
-              <w:t>-90%</w:t>
+              <w:t>-91%</w:t>
             </w:r>
           </w:p>
         </w:tc>
@@ -1574,7 +1574,7 @@
                 <w:color w:val="1C3A36"/>
                 <w:sz w:val="15"/>
               </w:rPr>
-              <w:t>2.98</w:t>
+              <w:t>2.87</w:t>
             </w:r>
           </w:p>
         </w:tc>
@@ -1592,7 +1592,7 @@
                 <w:color w:val="1C3A36"/>
                 <w:sz w:val="15"/>
               </w:rPr>
-              <w:t>-79%</w:t>
+              <w:t>-80%</w:t>
             </w:r>
           </w:p>
         </w:tc>
@@ -1667,7 +1667,7 @@
                 <w:color w:val="1C3A36"/>
                 <w:sz w:val="15"/>
               </w:rPr>
-              <w:t>3.55</w:t>
+              <w:t>3.49</w:t>
             </w:r>
           </w:p>
         </w:tc>
@@ -1685,7 +1685,7 @@
                 <w:color w:val="1C3A36"/>
                 <w:sz w:val="15"/>
               </w:rPr>
-              <w:t>-75%</w:t>
+              <w:t>-76%</w:t>
             </w:r>
           </w:p>
         </w:tc>
@@ -1760,7 +1760,7 @@
                 <w:color w:val="1C3A36"/>
                 <w:sz w:val="15"/>
               </w:rPr>
-              <w:t>5.90</w:t>
+              <w:t>6.05</w:t>
             </w:r>
           </w:p>
         </w:tc>
@@ -1778,7 +1778,7 @@
                 <w:color w:val="1C3A36"/>
                 <w:sz w:val="15"/>
               </w:rPr>
-              <w:t>-59%</w:t>
+              <w:t>-58%</w:t>
             </w:r>
           </w:p>
         </w:tc>
@@ -1853,7 +1853,7 @@
                 <w:color w:val="1C3A36"/>
                 <w:sz w:val="15"/>
               </w:rPr>
-              <w:t>2.02</w:t>
+              <w:t>2.09</w:t>
             </w:r>
           </w:p>
         </w:tc>
@@ -1871,7 +1871,7 @@
                 <w:color w:val="1C3A36"/>
                 <w:sz w:val="15"/>
               </w:rPr>
-              <w:t>-86%</w:t>
+              <w:t>-85%</w:t>
             </w:r>
           </w:p>
         </w:tc>
@@ -1946,7 +1946,7 @@
                 <w:color w:val="1C3A36"/>
                 <w:sz w:val="15"/>
               </w:rPr>
-              <w:t>5.52</w:t>
+              <w:t>5.83</w:t>
             </w:r>
           </w:p>
         </w:tc>
@@ -1964,7 +1964,7 @@
                 <w:color w:val="1C3A36"/>
                 <w:sz w:val="15"/>
               </w:rPr>
-              <w:t>-62%</w:t>
+              <w:t>-60%</w:t>
             </w:r>
           </w:p>
         </w:tc>
@@ -2039,7 +2039,7 @@
                 <w:color w:val="1C3A36"/>
                 <w:sz w:val="15"/>
               </w:rPr>
-              <w:t>4.10</w:t>
+              <w:t>4.18</w:t>
             </w:r>
           </w:p>
         </w:tc>
@@ -2057,7 +2057,7 @@
                 <w:color w:val="1C3A36"/>
                 <w:sz w:val="15"/>
               </w:rPr>
-              <w:t>-72%</w:t>
+              <w:t>-71%</w:t>
             </w:r>
           </w:p>
         </w:tc>
@@ -2132,7 +2132,7 @@
                 <w:color w:val="1C3A36"/>
                 <w:sz w:val="15"/>
               </w:rPr>
-              <w:t>2.40</w:t>
+              <w:t>2.48</w:t>
             </w:r>
           </w:p>
         </w:tc>
@@ -2225,7 +2225,7 @@
                 <w:color w:val="1C3A36"/>
                 <w:sz w:val="15"/>
               </w:rPr>
-              <w:t>5.96</w:t>
+              <w:t>6.03</w:t>
             </w:r>
           </w:p>
         </w:tc>
@@ -2243,7 +2243,7 @@
                 <w:color w:val="1C3A36"/>
                 <w:sz w:val="15"/>
               </w:rPr>
-              <w:t>-59%</w:t>
+              <w:t>-58%</w:t>
             </w:r>
           </w:p>
         </w:tc>
@@ -2318,7 +2318,7 @@
                 <w:color w:val="1C3A36"/>
                 <w:sz w:val="15"/>
               </w:rPr>
-              <w:t>4.82</w:t>
+              <w:t>4.89</w:t>
             </w:r>
           </w:p>
         </w:tc>
@@ -2336,7 +2336,7 @@
                 <w:color w:val="1C3A36"/>
                 <w:sz w:val="15"/>
               </w:rPr>
-              <w:t>-67%</w:t>
+              <w:t>-66%</w:t>
             </w:r>
           </w:p>
         </w:tc>
@@ -2486,7 +2486,7 @@
                 <w:color w:val="1C3A36"/>
                 <w:sz w:val="17"/>
               </w:rPr>
-              <w:t>76.4%</w:t>
+              <w:t>83.3%</w:t>
             </w:r>
           </w:p>
         </w:tc>
@@ -2504,7 +2504,7 @@
                 <w:color w:val="1C3A36"/>
                 <w:sz w:val="17"/>
               </w:rPr>
-              <w:t>54.8%</w:t>
+              <w:t>57.4%</w:t>
             </w:r>
           </w:p>
         </w:tc>
@@ -2526,7 +2526,7 @@
           <w:color w:val="6E7B77"/>
           <w:sz w:val="17"/>
         </w:rPr>
-        <w:t>Table 2.  Reported beside the cash-flow lens because on this company it is the number that decides the answer. The explicit years contribute a present value of EGP 3,881 million on the carried-through case, so the terminal block carries 76.4% of enterprise value; the capital programme takes most of the window's operating cash, which is why the share is high for a going concern.</w:t>
+        <w:t>Table 2.  Reported beside the cash-flow lens because on this company it is the number that decides the answer. The explicit years contribute a present value of EGP 2,761 million on the carried-through case, so the terminal block carries 83.3% of enterprise value; the capital programme takes most of the window's operating cash, which is why the share is high for a going concern.</w:t>
       </w:r>
     </w:p>
     <w:p>
@@ -2594,7 +2594,7 @@
           <w:color w:val="1C3A36"/>
           <w:sz w:val="21"/>
         </w:rPr>
-        <w:t>The alternative readings are shown so that each genuinely contested choice in the construction can be priced rather than argued. The widest of them is the gas price: moving from the price the company's own loss disclosure implies to the contract formula price in its operating agreement is worth EGP 3.00 a share. The narrowest is terminal growth, worth EGP 2.04. Not one of them, alone or together, reaches the traded price — which is the finding this study reports, and the reason the headline states the discount rate the market itself implies rather than asserting that the market is wrong.</w:t>
+        <w:t>The alternative readings are shown so that each genuinely contested choice in the construction can be priced rather than argued. The widest of them is the gas price: moving from the price the company's own loss disclosure implies to the contract formula price in its operating agreement is worth EGP 3.00 a share. The narrowest is terminal growth, worth EGP 2.22. Not one of them, alone or together, reaches the traded price — which is the finding this study reports, and the reason the headline states the discount rate the market itself implies rather than asserting that the market is wrong.</w:t>
       </w:r>
     </w:p>
     <w:p>
@@ -4257,7 +4257,7 @@
                 <w:color w:val="1C3A36"/>
                 <w:sz w:val="16"/>
               </w:rPr>
-              <w:t>788</w:t>
+              <w:t>-619</w:t>
             </w:r>
           </w:p>
         </w:tc>
@@ -4373,7 +4373,7 @@
                 <w:color w:val="1C3A36"/>
                 <w:sz w:val="16"/>
               </w:rPr>
-              <w:t>1,989</w:t>
+              <w:t>581</w:t>
             </w:r>
           </w:p>
         </w:tc>
@@ -4721,7 +4721,7 @@
                 <w:color w:val="1C3A36"/>
                 <w:sz w:val="16"/>
               </w:rPr>
-              <w:t>1,583</w:t>
+              <w:t>463</w:t>
             </w:r>
           </w:p>
         </w:tc>
@@ -5020,7 +5020,7 @@
                 <w:color w:val="1C3A36"/>
                 <w:sz w:val="17"/>
               </w:rPr>
-              <w:t>3,881</w:t>
+              <w:t>2,761</w:t>
             </w:r>
           </w:p>
         </w:tc>
@@ -5038,7 +5038,7 @@
                 <w:color w:val="1C3A36"/>
                 <w:sz w:val="17"/>
               </w:rPr>
-              <w:t>11,126</w:t>
+              <w:t>10,005</w:t>
             </w:r>
           </w:p>
         </w:tc>
@@ -5078,7 +5078,7 @@
                 <w:color w:val="1C3A36"/>
                 <w:sz w:val="17"/>
               </w:rPr>
-              <w:t>12,590</w:t>
+              <w:t>13,732</w:t>
             </w:r>
           </w:p>
         </w:tc>
@@ -5140,7 +5140,7 @@
                 <w:color w:val="1C3A36"/>
                 <w:sz w:val="17"/>
               </w:rPr>
-              <w:t>16,472</w:t>
+              <w:t>16,493</w:t>
             </w:r>
           </w:p>
         </w:tc>
@@ -5160,7 +5160,7 @@
                 <w:color w:val="1C3A36"/>
                 <w:sz w:val="17"/>
               </w:rPr>
-              <w:t>24,630</w:t>
+              <w:t>23,509</w:t>
             </w:r>
           </w:p>
         </w:tc>
@@ -5204,7 +5204,7 @@
                 <w:color w:val="1C3A36"/>
                 <w:sz w:val="17"/>
               </w:rPr>
-              <w:t>76.4%</w:t>
+              <w:t>83.3%</w:t>
             </w:r>
           </w:p>
         </w:tc>
@@ -5224,7 +5224,7 @@
                 <w:color w:val="1C3A36"/>
                 <w:sz w:val="17"/>
               </w:rPr>
-              <w:t>54.8%</w:t>
+              <w:t>57.4%</w:t>
             </w:r>
           </w:p>
         </w:tc>
@@ -5322,7 +5322,7 @@
                 <w:color w:val="1C3A36"/>
                 <w:sz w:val="17"/>
               </w:rPr>
-              <w:t>1,383</w:t>
+              <w:t>1,509</w:t>
             </w:r>
           </w:p>
         </w:tc>
@@ -5340,7 +5340,7 @@
                 <w:color w:val="1C3A36"/>
                 <w:sz w:val="17"/>
               </w:rPr>
-              <w:t>1,383</w:t>
+              <w:t>1,509</w:t>
             </w:r>
           </w:p>
         </w:tc>
@@ -5442,7 +5442,7 @@
                 <w:color w:val="1C3A36"/>
                 <w:sz w:val="17"/>
               </w:rPr>
-              <w:t>9,977</w:t>
+              <w:t>10,125</w:t>
             </w:r>
           </w:p>
         </w:tc>
@@ -5462,7 +5462,7 @@
                 <w:color w:val="1C3A36"/>
                 <w:sz w:val="17"/>
               </w:rPr>
-              <w:t>18,135</w:t>
+              <w:t>17,141</w:t>
             </w:r>
           </w:p>
         </w:tc>
@@ -5506,7 +5506,7 @@
                 <w:color w:val="1C3A36"/>
                 <w:sz w:val="17"/>
               </w:rPr>
-              <w:t>5.02</w:t>
+              <w:t>5.10</w:t>
             </w:r>
           </w:p>
         </w:tc>
@@ -5526,7 +5526,7 @@
                 <w:color w:val="1C3A36"/>
                 <w:sz w:val="17"/>
               </w:rPr>
-              <w:t>9.13</w:t>
+              <w:t>8.63</w:t>
             </w:r>
           </w:p>
         </w:tc>
@@ -5548,7 +5548,7 @@
           <w:color w:val="6E7B77"/>
           <w:sz w:val="17"/>
         </w:rPr>
-        <w:t>Table 5.  Net debt of EGP 10,032 million stands against an enterprise value of EGP 16,472 million that the cash flows support, so the equity in the carried-through column is the narrow residual between two large numbers — which is why it moves so violently on any change to either. It is stated rather than clipped.</w:t>
+        <w:t>Table 5.  Net debt of EGP 10,032 million stands against an enterprise value of EGP 16,493 million that the cash flows support, so the equity in the carried-through column is the narrow residual between two large numbers — which is why it moves so violently on any change to either. It is stated rather than clipped.</w:t>
       </w:r>
     </w:p>
     <w:p>
@@ -5739,7 +5739,7 @@
                 <w:color w:val="1C3A36"/>
                 <w:sz w:val="17"/>
               </w:rPr>
-              <w:t>8.29</w:t>
+              <w:t>8.30</w:t>
             </w:r>
           </w:p>
         </w:tc>
@@ -5819,7 +5819,7 @@
                 <w:color w:val="1C3A36"/>
                 <w:sz w:val="17"/>
               </w:rPr>
-              <w:t>1.78</w:t>
+              <w:t>1.84</w:t>
             </w:r>
           </w:p>
         </w:tc>
@@ -5863,7 +5863,7 @@
                 <w:color w:val="1C3A36"/>
                 <w:sz w:val="17"/>
               </w:rPr>
-              <w:t>5.02</w:t>
+              <w:t>5.10</w:t>
             </w:r>
           </w:p>
         </w:tc>
@@ -5929,7 +5929,7 @@
           <w:color w:val="6E7B77"/>
           <w:sz w:val="17"/>
         </w:rPr>
-        <w:t>Table 6.  The operating business is carried at EGP 8.29 a share against net debt of EGP 5.05 — more than the debt standing against it. Free cash flow is positive in 5 of the five forecast years. The equity is the thin residual between two large numbers, which is why the answer moves so violently on any change to either.</w:t>
+        <w:t>Table 6.  The operating business is carried at EGP 8.30 a share against net debt of EGP 5.05 — more than the debt standing against it. Free cash flow is positive in 5 of the five forecast years. The equity is the thin residual between two large numbers, which is why the answer moves so violently on any change to either.</w:t>
       </w:r>
     </w:p>
     <w:p>
@@ -5943,7 +5943,7 @@
           <w:color w:val="1C3A36"/>
           <w:sz w:val="21"/>
         </w:rPr>
-        <w:t>So the question is not whether the plant earns. It is whether EGP 16,472 million is the right enterprise value for a business generating around EGP 4,812 million of operating profit before depreciation, and that is entirely a question about the rate at which Egyptian pounds are capitalised. Holding every operating assumption exactly as built and moving only the discount rate:</w:t>
+        <w:t>So the question is not whether the plant earns. It is whether EGP 16,493 million is the right enterprise value for a business generating around EGP 4,812 million of operating profit before depreciation, and that is entirely a question about the rate at which Egyptian pounds are capitalised. Holding every operating assumption exactly as built and moving only the discount rate:</w:t>
       </w:r>
     </w:p>
     <w:tbl>
@@ -6393,7 +6393,7 @@
                 <w:color w:val="1C3A36"/>
                 <w:sz w:val="17"/>
               </w:rPr>
-              <w:t>13.0%</w:t>
+              <w:t>13.2%</w:t>
             </w:r>
           </w:p>
         </w:tc>
@@ -6454,7 +6454,7 @@
           <w:color w:val="6E7B77"/>
           <w:sz w:val="17"/>
         </w:rPr>
-        <w:t>Table 7.  Every row is a full re-run. The answer stays positive across the whole ladder and rises from EGP 1.68 at 25.0% to EGP 18.36 at 12.0%; what moves is how far below the price it sits. Reaching the traded price needs about 13.0%, which is 10.0% below what Egypt's own government pays to borrow for ten years. That, and not the capital programme, is the disagreement between this study and the market.</w:t>
+        <w:t>Table 7.  Every row is a full re-run. The answer stays positive across the whole ladder and rises from EGP 1.68 at 25.0% to EGP 18.36 at 12.0%; what moves is how far below the price it sits. Reaching the traded price needs about 13.2%, which is 9.8% below what Egypt's own government pays to borrow for ten years. That, and not the capital programme, is the disagreement between this study and the market.</w:t>
       </w:r>
     </w:p>
     <w:p>
@@ -7130,7 +7130,7 @@
           <w:color w:val="1C3A36"/>
           <w:sz w:val="21"/>
         </w:rPr>
-        <w:t>Egyptian industrial businesses have generally changed hands between 6.0 and 9.9 times operating profit before depreciation. On forward EBITDA of EGP 4,812 million the mid-point implies an enterprise value of EGP 38,255 million and, after the debt and the non-operating stack, EGP 15.99 a share — a range of EGP 11.26 to EGP 20.71 across the band.</w:t>
+        <w:t>Egyptian industrial businesses have generally changed hands between 6.0 and 9.9 times operating profit before depreciation. On forward EBITDA of EGP 4,812 million the mid-point implies an enterprise value of EGP 38,255 million and, after the debt and the non-operating stack, EGP 16.05 a share — a range of EGP 11.33 to EGP 20.77 across the band.</w:t>
       </w:r>
     </w:p>
     <w:p>
@@ -7841,7 +7841,7 @@
                 <w:color w:val="1C3A36"/>
                 <w:sz w:val="17"/>
               </w:rPr>
-              <w:t>3,538</w:t>
+              <w:t>3,664</w:t>
             </w:r>
           </w:p>
         </w:tc>
@@ -7885,7 +7885,7 @@
                 <w:color w:val="1C3A36"/>
                 <w:sz w:val="17"/>
               </w:rPr>
-              <w:t>8,522</w:t>
+              <w:t>8,648</w:t>
             </w:r>
           </w:p>
         </w:tc>
@@ -7968,7 +7968,7 @@
                 <w:color w:val="1C3A36"/>
                 <w:sz w:val="17"/>
               </w:rPr>
-              <w:t>4.29</w:t>
+              <w:t>4.35</w:t>
             </w:r>
           </w:p>
         </w:tc>
@@ -8008,7 +8008,7 @@
                 <w:color w:val="1C3A36"/>
                 <w:sz w:val="17"/>
               </w:rPr>
-              <w:t>2.78</w:t>
+              <w:t>2.84</w:t>
             </w:r>
           </w:p>
         </w:tc>
@@ -8048,7 +8048,7 @@
                 <w:color w:val="1C3A36"/>
                 <w:sz w:val="17"/>
               </w:rPr>
-              <w:t>5.80</w:t>
+              <w:t>5.86</w:t>
             </w:r>
           </w:p>
         </w:tc>
@@ -8099,7 +8099,7 @@
           <w:color w:val="1C3A36"/>
           <w:sz w:val="21"/>
         </w:rPr>
-        <w:t>The field runs from EGP 4.29 to EGP 15.99 a share. It is a wide field, and the width is honest: the lenses disagree because they ask different questions of a company whose asset base is changing underneath its earnings. One of them now reaches the traded price: on the observable Egyptian listed range the multiple lens centres at EGP 15.99 against EGP 14.41. That is a change from the first issue of this study, which used a lower multiple band it could not source, and it is reported rather than resisted.</w:t>
+        <w:t>The field runs from EGP 4.35 to EGP 16.05 a share. It is a wide field, and the width is honest: the lenses disagree because they ask different questions of a company whose asset base is changing underneath its earnings. One of them now reaches the traded price: on the observable Egyptian listed range the multiple lens centres at EGP 16.05 against EGP 14.41. That is a change from the first issue of this study, which used a lower multiple band it could not source, and it is reported rather than resisted.</w:t>
       </w:r>
     </w:p>
     <w:p>
@@ -8113,7 +8113,7 @@
           <w:color w:val="1C3A36"/>
           <w:sz w:val="21"/>
         </w:rPr>
-        <w:t>The answer is the cash-flow lens alone: EGP 5.02 a share with the capital programme carried through, 65% below the traded price, and EGP 9.13 if the programme is stopped. It is the answer because it is the one lens that charges the capital programme against the years in which it is spent, which on this company is the whole question. The relative, normalised and book reads are CROSS-CHECKS published beside it — book value in particular prices what has been paid for rather than what it earns, and is a disclosed floor rather than a valuation. A previous edition blended all four at stated weights and published the result as the central; the weights were typed, had never cleared any out-of-sample test, and imported every weakness of the weakest read at whatever weight somebody chose. A number produced by averaging several methods is not more robust than the best of them — it is a new method with free parameters nobody tested. The blend is retired and published unused so a reader of the previous edition can see what changed. The bear and full readings are the floor and ceiling of every read, never a weighted extreme.</w:t>
+        <w:t>The answer is the cash-flow lens alone: EGP 5.10 a share with the capital programme carried through, 65% below the traded price, and EGP 8.63 if the programme is stopped. It is the answer because it is the one lens that charges the capital programme against the years in which it is spent, which on this company is the whole question. The relative, normalised and book reads are CROSS-CHECKS published beside it — book value in particular prices what has been paid for rather than what it earns, and is a disclosed floor rather than a valuation. A previous edition blended all four at stated weights and published the result as the central; the weights were typed, had never cleared any out-of-sample test, and imported every weakness of the weakest read at whatever weight somebody chose. A number produced by averaging several methods is not more robust than the best of them — it is a new method with free parameters nobody tested. The blend is retired and published unused so a reader of the previous edition can see what changed. The bear and full readings are the floor and ceiling of every read, never a weighted extreme.</w:t>
       </w:r>
     </w:p>
     <w:p>
@@ -11994,7 +11994,7 @@
           <w:color w:val="1C3A36"/>
           <w:sz w:val="21"/>
         </w:rPr>
-        <w:t>Carried through, the programme is worth EGP 5.02 a share. Stopped, EGP 9.13. The difference, EGP 4.11 a share or EGP 8,158 million of equity, is the cost of the programme to shareholders on this model's assumptions. What decides it is whether the plant, once built, earns a return above the capital sunk into it. On the disclosed cost and the derived nameplate it does not.</w:t>
+        <w:t>Carried through, the programme is worth EGP 5.10 a share. Stopped, EGP 8.63. The difference, EGP 3.53 a share or EGP 7,016 million of equity, is the cost of the programme to shareholders on this model's assumptions. What decides it is whether the plant, once built, earns a return above the capital sunk into it. On the disclosed cost and the derived nameplate it does not.</w:t>
       </w:r>
     </w:p>
     <w:tbl>
@@ -12698,7 +12698,7 @@
                 <w:color w:val="1C3A36"/>
                 <w:sz w:val="16"/>
               </w:rPr>
-              <w:t>EGP 40m</w:t>
+              <w:t>EGP 343m</w:t>
             </w:r>
           </w:p>
         </w:tc>
@@ -12759,7 +12759,7 @@
                 <w:color w:val="1C3A36"/>
                 <w:sz w:val="16"/>
               </w:rPr>
-              <w:t>0.2%</w:t>
+              <w:t>1.7%</w:t>
             </w:r>
           </w:p>
         </w:tc>
@@ -15567,7 +15567,7 @@
           <w:color w:val="1C3A36"/>
           <w:sz w:val="19"/>
         </w:rPr>
-        <w:t>Two things about that construction are disclosed rather than argued, because the cost-of-capital build tests for both. The company's own local-currency facility carries 19.40% against a 23.00% sovereign ten-year yield: a same-currency corporate borrowing below its sovereign. It is the company's disclosed rate on a state-bank facility and is used as disclosed. A same-currency borrower does not normally borrow below its sovereign, so the construction with every leg floored at the 23.00% sovereign yield plus the company's own spread over the policy rate — which its facilities print as nil — is priced in the table below: EGP 3.55 a share on the carried-through cash-flow lens against EGP 5.02, a difference of EGP -1.47. The lower disclosed rates raise the answer, so the choice made leans toward the traded price, not away from it.</w:t>
+        <w:t>Two things about that construction are disclosed rather than argued, because the cost-of-capital build tests for both. The company's own local-currency facility carries 19.40% against a 23.00% sovereign ten-year yield: a same-currency corporate borrowing below its sovereign. It is the company's disclosed rate on a state-bank facility and is used as disclosed. A same-currency borrower does not normally borrow below its sovereign, so the construction with every leg floored at the 23.00% sovereign yield plus the company's own spread over the policy rate — which its facilities print as nil — is priced in the table below: EGP 3.49 a share on the carried-through cash-flow lens against EGP 5.10, a difference of EGP -1.60. The lower disclosed rates raise the answer, so the choice made leans toward the traded price, not away from it.</w:t>
       </w:r>
     </w:p>
     <w:p>
@@ -15773,7 +15773,7 @@
                 <w:color w:val="1C3A36"/>
                 <w:sz w:val="15"/>
               </w:rPr>
-              <w:t>Against EGP 5.02</w:t>
+              <w:t>Against EGP 5.10</w:t>
             </w:r>
           </w:p>
         </w:tc>
@@ -15831,7 +15831,7 @@
                 <w:color w:val="1C3A36"/>
                 <w:sz w:val="15"/>
               </w:rPr>
-              <w:t>No duty at all (8.0006) or half the rate (6.5115)</w:t>
+              <w:t>No duty at all (8.0748) or half the rate (6.5857)</w:t>
             </w:r>
           </w:p>
         </w:tc>
@@ -15849,7 +15849,7 @@
                 <w:color w:val="1C3A36"/>
                 <w:sz w:val="15"/>
               </w:rPr>
-              <w:t>8.00</w:t>
+              <w:t>8.07</w:t>
             </w:r>
           </w:p>
         </w:tc>
@@ -15906,7 +15906,7 @@
                 <w:color w:val="1C3A36"/>
                 <w:sz w:val="15"/>
               </w:rPr>
-              <w:t>The new complex's granulated ammonium nitrate priced at a typed US$280/t, the weakest-sourced input in a 304-input register</w:t>
+              <w:t>The new complex's granulated ammonium nitrate priced at the SAME PRODUCT'S OWN DISCLOSED REALISED PRICE — EGP 20,000/t from note 20, carried on the currency exactly as the existing nitrate business is</w:t>
             </w:r>
           </w:p>
         </w:tc>
@@ -15923,7 +15923,7 @@
                 <w:color w:val="1C3A36"/>
                 <w:sz w:val="15"/>
               </w:rPr>
-              <w:t>Priced at the SAME PRODUCT'S OWN DISCLOSED REALISED PRICE — EGP 20,000/t from note 20, which is US$408.16/t at this model's FY2024/25 rate of 49.00 (5.5970)</w:t>
+              <w:t>Priced at the retired typed US$280/t, the weakest-sourced input in a 304-input register, whose source string was four words long and named no assessor, series, date or basis (4.5220)</w:t>
             </w:r>
           </w:p>
         </w:tc>
@@ -15941,7 +15941,7 @@
                 <w:color w:val="1C3A36"/>
                 <w:sz w:val="15"/>
               </w:rPr>
-              <w:t>5.60</w:t>
+              <w:t>4.52</w:t>
             </w:r>
           </w:p>
         </w:tc>
@@ -15959,7 +15959,7 @@
                 <w:color w:val="1C3A36"/>
                 <w:sz w:val="15"/>
               </w:rPr>
-              <w:t>+0.57</w:t>
+              <w:t>-0.57</w:t>
             </w:r>
           </w:p>
         </w:tc>
@@ -16033,7 +16033,7 @@
                 <w:color w:val="1C3A36"/>
                 <w:sz w:val="15"/>
               </w:rPr>
-              <w:t>3.10</w:t>
+              <w:t>3.01</w:t>
             </w:r>
           </w:p>
         </w:tc>
@@ -16051,7 +16051,7 @@
                 <w:color w:val="1C3A36"/>
                 <w:sz w:val="15"/>
               </w:rPr>
-              <w:t>-1.92</w:t>
+              <w:t>-2.08</w:t>
             </w:r>
           </w:p>
         </w:tc>
@@ -16125,7 +16125,7 @@
                 <w:color w:val="1C3A36"/>
                 <w:sz w:val="15"/>
               </w:rPr>
-              <w:t>1.48</w:t>
+              <w:t>1.24</w:t>
             </w:r>
           </w:p>
         </w:tc>
@@ -16143,7 +16143,7 @@
                 <w:color w:val="1C3A36"/>
                 <w:sz w:val="15"/>
               </w:rPr>
-              <w:t>-3.54</w:t>
+              <w:t>-3.86</w:t>
             </w:r>
           </w:p>
         </w:tc>
@@ -16217,7 +16217,7 @@
                 <w:color w:val="1C3A36"/>
                 <w:sz w:val="15"/>
               </w:rPr>
-              <w:t>2.98</w:t>
+              <w:t>2.87</w:t>
             </w:r>
           </w:p>
         </w:tc>
@@ -16235,7 +16235,7 @@
                 <w:color w:val="1C3A36"/>
                 <w:sz w:val="15"/>
               </w:rPr>
-              <w:t>-2.04</w:t>
+              <w:t>-2.22</w:t>
             </w:r>
           </w:p>
         </w:tc>
@@ -16309,7 +16309,7 @@
                 <w:color w:val="1C3A36"/>
                 <w:sz w:val="15"/>
               </w:rPr>
-              <w:t>3.55</w:t>
+              <w:t>3.49</w:t>
             </w:r>
           </w:p>
         </w:tc>
@@ -16327,7 +16327,7 @@
                 <w:color w:val="1C3A36"/>
                 <w:sz w:val="15"/>
               </w:rPr>
-              <w:t>-1.47</w:t>
+              <w:t>-1.60</w:t>
             </w:r>
           </w:p>
         </w:tc>
@@ -16401,7 +16401,7 @@
                 <w:color w:val="1C3A36"/>
                 <w:sz w:val="15"/>
               </w:rPr>
-              <w:t>5.90</w:t>
+              <w:t>6.05</w:t>
             </w:r>
           </w:p>
         </w:tc>
@@ -16419,7 +16419,7 @@
                 <w:color w:val="1C3A36"/>
                 <w:sz w:val="15"/>
               </w:rPr>
-              <w:t>+0.88</w:t>
+              <w:t>+0.95</w:t>
             </w:r>
           </w:p>
         </w:tc>
@@ -16493,7 +16493,7 @@
                 <w:color w:val="1C3A36"/>
                 <w:sz w:val="15"/>
               </w:rPr>
-              <w:t>2.02</w:t>
+              <w:t>2.09</w:t>
             </w:r>
           </w:p>
         </w:tc>
@@ -16585,7 +16585,7 @@
                 <w:color w:val="1C3A36"/>
                 <w:sz w:val="15"/>
               </w:rPr>
-              <w:t>5.52</w:t>
+              <w:t>5.83</w:t>
             </w:r>
           </w:p>
         </w:tc>
@@ -16603,7 +16603,7 @@
                 <w:color w:val="1C3A36"/>
                 <w:sz w:val="15"/>
               </w:rPr>
-              <w:t>+0.50</w:t>
+              <w:t>+0.73</w:t>
             </w:r>
           </w:p>
         </w:tc>
@@ -16677,7 +16677,7 @@
                 <w:color w:val="1C3A36"/>
                 <w:sz w:val="15"/>
               </w:rPr>
-              <w:t>4.10</w:t>
+              <w:t>4.18</w:t>
             </w:r>
           </w:p>
         </w:tc>
@@ -16769,7 +16769,7 @@
                 <w:color w:val="1C3A36"/>
                 <w:sz w:val="15"/>
               </w:rPr>
-              <w:t>2.40</w:t>
+              <w:t>2.48</w:t>
             </w:r>
           </w:p>
         </w:tc>
@@ -16861,7 +16861,7 @@
                 <w:color w:val="1C3A36"/>
                 <w:sz w:val="15"/>
               </w:rPr>
-              <w:t>5.96</w:t>
+              <w:t>6.03</w:t>
             </w:r>
           </w:p>
         </w:tc>
@@ -16953,7 +16953,7 @@
                 <w:color w:val="1C3A36"/>
                 <w:sz w:val="15"/>
               </w:rPr>
-              <w:t>4.82</w:t>
+              <w:t>4.89</w:t>
             </w:r>
           </w:p>
         </w:tc>
@@ -17010,7 +17010,7 @@
           <w:color w:val="6E7B77"/>
           <w:sz w:val="17"/>
         </w:rPr>
-        <w:t>Table 18.  The two that move the answer most are glide (-3.54) and gas (-3.00); none of the 13, and no combination of them, closes the gap to the traded price.</w:t>
+        <w:t>Table 18.  The two that move the answer most are glide (-3.86) and gas (-3.00); none of the 13, and no combination of them, closes the gap to the traded price.</w:t>
       </w:r>
     </w:p>
     <w:p>
@@ -18085,7 +18085,7 @@
                 <w:color w:val="1C3A36"/>
                 <w:sz w:val="16"/>
               </w:rPr>
-              <w:t>5.02 to 9.13</w:t>
+              <w:t>5.10 to 8.63</w:t>
             </w:r>
           </w:p>
         </w:tc>
@@ -18103,7 +18103,7 @@
                 <w:color w:val="1C3A36"/>
                 <w:sz w:val="16"/>
               </w:rPr>
-              <w:t>4.11</w:t>
+              <w:t>3.53</w:t>
             </w:r>
           </w:p>
         </w:tc>
@@ -18160,7 +18160,7 @@
                 <w:color w:val="1C3A36"/>
                 <w:sz w:val="16"/>
               </w:rPr>
-              <w:t>2.02 to 5.02</w:t>
+              <w:t>2.09 to 5.10</w:t>
             </w:r>
           </w:p>
         </w:tc>
@@ -18235,7 +18235,7 @@
                 <w:color w:val="1C3A36"/>
                 <w:sz w:val="16"/>
               </w:rPr>
-              <w:t>2.98 to 5.02</w:t>
+              <w:t>2.87 to 5.10</w:t>
             </w:r>
           </w:p>
         </w:tc>
@@ -18253,7 +18253,7 @@
                 <w:color w:val="1C3A36"/>
                 <w:sz w:val="16"/>
               </w:rPr>
-              <w:t>2.04</w:t>
+              <w:t>2.22</w:t>
             </w:r>
           </w:p>
         </w:tc>
@@ -18310,7 +18310,7 @@
                 <w:color w:val="1C3A36"/>
                 <w:sz w:val="16"/>
               </w:rPr>
-              <w:t>3.10 to 5.02</w:t>
+              <w:t>3.01 to 5.10</w:t>
             </w:r>
           </w:p>
         </w:tc>
@@ -18328,7 +18328,7 @@
                 <w:color w:val="1C3A36"/>
                 <w:sz w:val="16"/>
               </w:rPr>
-              <w:t>1.92</w:t>
+              <w:t>2.08</w:t>
             </w:r>
           </w:p>
         </w:tc>
@@ -18350,7 +18350,7 @@
                 <w:color w:val="1C3A36"/>
                 <w:sz w:val="16"/>
               </w:rPr>
-              <w:t>Terminal cost of capital</w:t>
+              <w:t>Cost of debt</w:t>
             </w:r>
           </w:p>
         </w:tc>
@@ -18367,7 +18367,7 @@
                 <w:color w:val="1C3A36"/>
                 <w:sz w:val="16"/>
               </w:rPr>
-              <w:t>17.0% to 24.0%</w:t>
+              <w:t>Disclosed rates against every leg floored at the 23.00% sovereign yield</w:t>
             </w:r>
           </w:p>
         </w:tc>
@@ -18385,7 +18385,7 @@
                 <w:color w:val="1C3A36"/>
                 <w:sz w:val="16"/>
               </w:rPr>
-              <w:t>0.37 to 1.92</w:t>
+              <w:t>3.49 to 5.10</w:t>
             </w:r>
           </w:p>
         </w:tc>
@@ -18403,7 +18403,7 @@
                 <w:color w:val="1C3A36"/>
                 <w:sz w:val="16"/>
               </w:rPr>
-              <w:t>1.55</w:t>
+              <w:t>1.60</w:t>
             </w:r>
           </w:p>
         </w:tc>
@@ -18425,7 +18425,7 @@
                 <w:color w:val="1C3A36"/>
                 <w:sz w:val="16"/>
               </w:rPr>
-              <w:t>Cost of debt</w:t>
+              <w:t>Terminal cost of capital</w:t>
             </w:r>
           </w:p>
         </w:tc>
@@ -18442,7 +18442,7 @@
                 <w:color w:val="1C3A36"/>
                 <w:sz w:val="16"/>
               </w:rPr>
-              <w:t>Disclosed rates against every leg floored at the 23.00% sovereign yield</w:t>
+              <w:t>17.0% to 24.0%</w:t>
             </w:r>
           </w:p>
         </w:tc>
@@ -18460,7 +18460,7 @@
                 <w:color w:val="1C3A36"/>
                 <w:sz w:val="16"/>
               </w:rPr>
-              <w:t>3.55 to 5.02</w:t>
+              <w:t>0.37 to 1.92</w:t>
             </w:r>
           </w:p>
         </w:tc>
@@ -18478,7 +18478,7 @@
                 <w:color w:val="1C3A36"/>
                 <w:sz w:val="16"/>
               </w:rPr>
-              <w:t>1.47</w:t>
+              <w:t>1.55</w:t>
             </w:r>
           </w:p>
         </w:tc>
@@ -18500,7 +18500,7 @@
                 <w:color w:val="1C3A36"/>
                 <w:sz w:val="16"/>
               </w:rPr>
-              <w:t>Maintenance capital expenditure</w:t>
+              <w:t>Beta</w:t>
             </w:r>
           </w:p>
         </w:tc>
@@ -18517,7 +18517,7 @@
                 <w:color w:val="1C3A36"/>
                 <w:sz w:val="16"/>
               </w:rPr>
-              <w:t>1.1% of revenue against 0.7%</w:t>
+              <w:t>1.020 against the lower bound of its own ninety-per-cent interval, 0.717</w:t>
             </w:r>
           </w:p>
         </w:tc>
@@ -18535,7 +18535,7 @@
                 <w:color w:val="1C3A36"/>
                 <w:sz w:val="16"/>
               </w:rPr>
-              <w:t>4.10 to 5.02</w:t>
+              <w:t>5.10 to 6.05</w:t>
             </w:r>
           </w:p>
         </w:tc>
@@ -18553,7 +18553,7 @@
                 <w:color w:val="1C3A36"/>
                 <w:sz w:val="16"/>
               </w:rPr>
-              <w:t>0.92</w:t>
+              <w:t>0.95</w:t>
             </w:r>
           </w:p>
         </w:tc>
@@ -18575,7 +18575,7 @@
                 <w:color w:val="1C3A36"/>
                 <w:sz w:val="16"/>
               </w:rPr>
-              <w:t>Beta</w:t>
+              <w:t>Maintenance capital expenditure</w:t>
             </w:r>
           </w:p>
         </w:tc>
@@ -18592,7 +18592,7 @@
                 <w:color w:val="1C3A36"/>
                 <w:sz w:val="16"/>
               </w:rPr>
-              <w:t>1.020 against the lower bound of its own ninety-per-cent interval, 0.717</w:t>
+              <w:t>1.1% of revenue against 0.7%</w:t>
             </w:r>
           </w:p>
         </w:tc>
@@ -18610,7 +18610,7 @@
                 <w:color w:val="1C3A36"/>
                 <w:sz w:val="16"/>
               </w:rPr>
-              <w:t>5.02 to 5.90</w:t>
+              <w:t>4.18 to 5.10</w:t>
             </w:r>
           </w:p>
         </w:tc>
@@ -18628,7 +18628,7 @@
                 <w:color w:val="1C3A36"/>
                 <w:sz w:val="16"/>
               </w:rPr>
-              <w:t>0.88</w:t>
+              <w:t>0.92</w:t>
             </w:r>
           </w:p>
         </w:tc>
@@ -18685,7 +18685,7 @@
                 <w:color w:val="1C3A36"/>
                 <w:sz w:val="16"/>
               </w:rPr>
-              <w:t>5.02 to 5.52</w:t>
+              <w:t>5.10 to 5.83</w:t>
             </w:r>
           </w:p>
         </w:tc>
@@ -18703,7 +18703,7 @@
                 <w:color w:val="1C3A36"/>
                 <w:sz w:val="16"/>
               </w:rPr>
-              <w:t>0.50</w:t>
+              <w:t>0.73</w:t>
             </w:r>
           </w:p>
         </w:tc>
@@ -18739,7 +18739,7 @@
           <w:color w:val="1C3A36"/>
           <w:sz w:val="19"/>
         </w:rPr>
-        <w:t>The beta deserves a note of its own, because it is the one input in the cost of capital that comes from a statistical estimate rather than from a quote or a disclosure. It is 1.020, from 256 weekly observations over 4.9 years of the share against the published EGX30 index — the index of the exchange the share is listed on, as of 2026-09-08 — on the exchange's own Sunday-to-Thursday week. The regression explains 24.8% of the variation with a standard error of 0.191, so all three conditions of the usability test are met and the estimate is adopted rather than defaulted; the Blume-adjusted cross-check is 1.013. The interval is wide, 0.71 to 1.33 at ninety per cent, because the share is thinly traded, and the lower bound is priced with the other contested constructions in section 1.8 rather than argued away: at 0.72 the answer is EGP 5.90 instead of EGP 5.02. The earlier edition of this study regressed the share against an equal-weight basket of the Egyptian names this series happens to cover; that basket is a coverage artefact and not a market, and the figure it produced (1.053) is withdrawn.</w:t>
+        <w:t>The beta deserves a note of its own, because it is the one input in the cost of capital that comes from a statistical estimate rather than from a quote or a disclosure. It is 1.020, from 256 weekly observations over 4.9 years of the share against the published EGX30 index — the index of the exchange the share is listed on, as of 2026-09-08 — on the exchange's own Sunday-to-Thursday week. The regression explains 24.8% of the variation with a standard error of 0.191, so all three conditions of the usability test are met and the estimate is adopted rather than defaulted; the Blume-adjusted cross-check is 1.013. The interval is wide, 0.71 to 1.33 at ninety per cent, because the share is thinly traded, and the lower bound is priced with the other contested constructions in section 1.8 rather than argued away: at 0.72 the answer is EGP 6.05 instead of EGP 5.10. The earlier edition of this study regressed the share against an equal-weight basket of the Egyptian names this series happens to cover; that basket is a coverage artefact and not a market, and the figure it produced (1.053) is withdrawn.</w:t>
       </w:r>
     </w:p>
     <w:p>
@@ -20758,7 +20758,7 @@
                 <w:color w:val="1C3A36"/>
                 <w:sz w:val="16"/>
               </w:rPr>
-              <w:t>5.02</w:t>
+              <w:t>5.10</w:t>
             </w:r>
           </w:p>
         </w:tc>
@@ -20832,7 +20832,7 @@
                 <w:color w:val="1C3A36"/>
                 <w:sz w:val="16"/>
               </w:rPr>
-              <w:t>9.13</w:t>
+              <w:t>8.63</w:t>
             </w:r>
           </w:p>
         </w:tc>
@@ -20866,7 +20866,7 @@
                 <w:color w:val="1C3A36"/>
                 <w:sz w:val="16"/>
               </w:rPr>
-              <w:t>The programme alone: EGP 4.11</w:t>
+              <w:t>The programme alone: EGP 3.53</w:t>
             </w:r>
           </w:p>
         </w:tc>
@@ -20980,7 +20980,7 @@
                 <w:color w:val="1C3A36"/>
                 <w:sz w:val="16"/>
               </w:rPr>
-              <w:t>15.99</w:t>
+              <w:t>16.05</w:t>
             </w:r>
           </w:p>
         </w:tc>
@@ -21054,7 +21054,7 @@
                 <w:color w:val="1C3A36"/>
                 <w:sz w:val="16"/>
               </w:rPr>
-              <w:t>4.29</w:t>
+              <w:t>4.35</w:t>
             </w:r>
           </w:p>
         </w:tc>
@@ -21138,7 +21138,7 @@
           <w:color w:val="1C3A36"/>
           <w:sz w:val="21"/>
         </w:rPr>
-        <w:t>Our own reading therefore sits at the conservative end of the field, and the field's upper bound of EGP 15.99 should be read as what the shares would be worth if the programme were free — which it is not. The multiple lens does reach EGP 14.41, and that is the whole point of it: at the multiple Egyptian fertilizer producers actually trade at, a reader who ignores the capital programme gets the market's answer. The cash-flow lens, which does not ignore it, does not. The gap is reported as the flat discount rate that would close it, about 13.0% against a sovereign ten-year yield of 23.0%, so that a reader who disagrees can see precisely what they are disagreeing with rather than being asked to accept a conclusion.</w:t>
+        <w:t>Our own reading therefore sits at the conservative end of the field, and the field's upper bound of EGP 16.05 should be read as what the shares would be worth if the programme were free — which it is not. The multiple lens does reach EGP 14.41, and that is the whole point of it: at the multiple Egyptian fertilizer producers actually trade at, a reader who ignores the capital programme gets the market's answer. The cash-flow lens, which does not ignore it, does not. The gap is reported as the flat discount rate that would close it, about 13.2% against a sovereign ten-year yield of 23.0%, so that a reader who disagrees can see precisely what they are disagreeing with rather than being asked to accept a conclusion.</w:t>
       </w:r>
     </w:p>
     <w:p>
@@ -22212,7 +22212,7 @@
           <w:color w:val="1C3A36"/>
           <w:sz w:val="21"/>
         </w:rPr>
-        <w:t>Terminal value is 76.4% of enterprise value on the carried-through case and 54.8% on the stopped case. The explicit years are a construction window: free cash flow to the firm is positive in 5 of the five years and negative in the other 0, and their present value is EGP 3,881 million against a terminal block of EGP 12,590 million. That is a real characteristic of an asset being rebuilt, not a modelling artefact — but it does mean the answer rests more heavily on one year than most studies do.</w:t>
+        <w:t>Terminal value is 83.3% of enterprise value on the carried-through case and 57.4% on the stopped case. The explicit years are a construction window: free cash flow to the firm is positive in 5 of the five years and negative in the other 0, and their present value is EGP 2,761 million against a terminal block of EGP 13,732 million. That is a real characteristic of an asset being rebuilt, not a modelling artefact — but it does mean the answer rests more heavily on one year than most studies do.</w:t>
       </w:r>
     </w:p>
     <w:p>
@@ -27511,7 +27511,7 @@
                 <w:color w:val="1C3A36"/>
                 <w:sz w:val="16"/>
               </w:rPr>
-              <w:t>-788</w:t>
+              <w:t>619</w:t>
             </w:r>
           </w:p>
         </w:tc>
@@ -27627,7 +27627,7 @@
                 <w:color w:val="1C3A36"/>
                 <w:sz w:val="16"/>
               </w:rPr>
-              <w:t>1,989</w:t>
+              <w:t>581</w:t>
             </w:r>
           </w:p>
         </w:tc>
@@ -29683,7 +29683,7 @@
                 <w:color w:val="1C3A36"/>
                 <w:sz w:val="17"/>
               </w:rPr>
-              <w:t>190</w:t>
+              <w:t>193</w:t>
             </w:r>
           </w:p>
         </w:tc>
@@ -29740,7 +29740,7 @@
                 <w:color w:val="1C3A36"/>
                 <w:sz w:val="17"/>
               </w:rPr>
-              <w:t>14</w:t>
+              <w:t>15</w:t>
             </w:r>
           </w:p>
         </w:tc>
@@ -29974,7 +29974,7 @@
                 <w:color w:val="1C3A36"/>
                 <w:sz w:val="17"/>
               </w:rPr>
-              <w:t>305</w:t>
+              <w:t>309</w:t>
             </w:r>
           </w:p>
         </w:tc>
@@ -35380,7 +35380,7 @@
                 <w:color w:val="1C3A36"/>
                 <w:sz w:val="16"/>
               </w:rPr>
-              <w:t>-5.02</w:t>
+              <w:t>-5.10</w:t>
             </w:r>
           </w:p>
         </w:tc>
@@ -35437,7 +35437,7 @@
                 <w:color w:val="1C3A36"/>
                 <w:sz w:val="16"/>
               </w:rPr>
-              <w:t>-9.39</w:t>
+              <w:t>-9.31</w:t>
             </w:r>
           </w:p>
         </w:tc>
@@ -35454,7 +35454,7 @@
                 <w:color w:val="1C3A36"/>
                 <w:sz w:val="16"/>
               </w:rPr>
-              <w:t>The discount rate, and only the discount rate. At about 13.0% the market's price is reproduced; at any rate anchored to Egypt's sovereign it is not.</w:t>
+              <w:t>The discount rate, and only the discount rate. At about 13.2% the market's price is reproduced; at any rate anchored to Egypt's sovereign it is not.</w:t>
             </w:r>
           </w:p>
         </w:tc>
@@ -35494,7 +35494,7 @@
                 <w:color w:val="1C3A36"/>
                 <w:sz w:val="16"/>
               </w:rPr>
-              <w:t>1.58</w:t>
+              <w:t>1.64</w:t>
             </w:r>
           </w:p>
         </w:tc>
@@ -35576,7 +35576,7 @@
           <w:color w:val="1C3A36"/>
           <w:sz w:val="21"/>
         </w:rPr>
-        <w:t>Every input behind this study — 305 of them — carries a value, a source, a date and a research layer, and all of them are printed in the separate bibliography document. Where a number is constructed rather than reported, the construction is stated. Where a needed number could not be obtained, that is stated too.</w:t>
+        <w:t>Every input behind this study — 309 of them — carries a value, a source, a date and a research layer, and all of them are printed in the separate bibliography document. Where a number is constructed rather than reported, the construction is stated. Where a needed number could not be obtained, that is stated too.</w:t>
       </w:r>
     </w:p>
     <w:p>

--- a/engine/egch_study/EGCH_Valuation_Study_10-09-2026.docx
+++ b/engine/egch_study/EGCH_Valuation_Study_10-09-2026.docx
@@ -223,7 +223,7 @@
                 <w:color w:val="1C3A36"/>
                 <w:sz w:val="19"/>
               </w:rPr>
-              <w:t>The answer is the cash-flow lens, and on this company it has TWO SIDES: EGP 5.10 a share if the capital programme is carried through and EGP 8.63 if it is stopped. Both are published throughout and neither is averaged into the other. The other lenses — relative multiples, normalised earnings and book value — are CROSS-CHECKS printed beside the answer, not weights inside it. A previous edition published a weighted blend of the four at stated weights; the weights were typed and had never been tested, and averaging several methods does not make a number more robust than the best of them — it makes a new method with free parameters nobody checked. Where the lenses disagree, the disagreement is the information, and section 4 isolates which assumption drives which gap.</w:t>
+              <w:t>The answer is the cash-flow lens, and on this company it has TWO SIDES: EGP 8.07 a share if the capital programme is carried through and EGP 11.61 if it is stopped. Both are published throughout and neither is averaged into the other. The other lenses — relative multiples, normalised earnings and book value — are CROSS-CHECKS printed beside the answer, not weights inside it. A previous edition published a weighted blend of the four at stated weights; the weights were typed and had never been tested, and averaging several methods does not make a number more robust than the best of them — it makes a new method with free parameters nobody checked. Where the lenses disagree, the disagreement is the information, and section 4 isolates which assumption drives which gap.</w:t>
             </w:r>
           </w:p>
         </w:tc>
@@ -260,7 +260,7 @@
           <w:color w:val="1C3A36"/>
           <w:sz w:val="21"/>
         </w:rPr>
-        <w:t>Four lenses put this company between EGP 4.35 and EGP 16.05 a share. It trades at EGP 14.41. The gap is not a rounding difference between the lenses: it is the whole disagreement. The multiple lens, on the range Egyptian fertilizer producers actually trade at, centres at EGP 16.05 — above the traded price — and it reaches that answer only by never asking what the capital programme does to cash. THE TWO LENSES THAT DO ASK SPLIT ON THE ANSWER, and the split is the study: carrying the programme through gives EGP 5.10 and stopping it gives EGP 8.63 — a difference of EGP 3.53 a share that is what the capital costs its owners. Both sit below the traded price, and so does normalised earnings at EGP 4.35.</w:t>
+        <w:t>Four lenses put this company between EGP 7.37 and EGP 19.93 a share. It trades at EGP 14.41. The gap is not a rounding difference between the lenses: it is the whole disagreement. The multiple lens, on the range Egyptian fertilizer producers actually trade at, centres at EGP 19.93 — above the traded price — and it reaches that answer only by never asking what the capital programme does to cash. THE TWO LENSES THAT DO ASK SPLIT ON THE ANSWER, and the split is the study: carrying the programme through gives EGP 8.07 and stopping it gives EGP 11.61 — a difference of EGP 3.53 a share that is what the capital costs its owners. Both sit below the traded price, and so does normalised earnings at EGP 7.37.</w:t>
       </w:r>
     </w:p>
     <w:p>
@@ -288,7 +288,7 @@
           <w:color w:val="1C3A36"/>
           <w:sz w:val="21"/>
         </w:rPr>
-        <w:t>Read the other way round: the traded price is reproduced by this model only at a flat nominal discount rate of about 13.2%, against a sovereign ten-year yield of 23.0% on the same day. That is the disagreement stated precisely rather than argued.</w:t>
+        <w:t>Read the other way round: the traded price is reproduced by this model only at a flat nominal discount rate of about 15.0%, against a sovereign ten-year yield of 23.0% on the same day. That is the disagreement stated precisely rather than argued.</w:t>
       </w:r>
     </w:p>
     <w:p>
@@ -488,7 +488,7 @@
                 <w:color w:val="1C3A36"/>
                 <w:sz w:val="15"/>
               </w:rPr>
-              <w:t>1.01 to 5.45</w:t>
+              <w:t>3.99 to 8.39</w:t>
             </w:r>
           </w:p>
         </w:tc>
@@ -506,7 +506,7 @@
                 <w:color w:val="1C3A36"/>
                 <w:sz w:val="15"/>
               </w:rPr>
-              <w:t>5.10</w:t>
+              <w:t>8.07</w:t>
             </w:r>
           </w:p>
         </w:tc>
@@ -524,7 +524,7 @@
                 <w:color w:val="1C3A36"/>
                 <w:sz w:val="15"/>
               </w:rPr>
-              <w:t>-65%</w:t>
+              <w:t>-44%</w:t>
             </w:r>
           </w:p>
         </w:tc>
@@ -581,7 +581,7 @@
                 <w:color w:val="1C3A36"/>
                 <w:sz w:val="15"/>
               </w:rPr>
-              <w:t>5.63 to 8.70</w:t>
+              <w:t>8.60 to 11.68</w:t>
             </w:r>
           </w:p>
         </w:tc>
@@ -599,7 +599,7 @@
                 <w:color w:val="1C3A36"/>
                 <w:sz w:val="15"/>
               </w:rPr>
-              <w:t>8.63</w:t>
+              <w:t>11.61</w:t>
             </w:r>
           </w:p>
         </w:tc>
@@ -617,7 +617,7 @@
                 <w:color w:val="1C3A36"/>
                 <w:sz w:val="15"/>
               </w:rPr>
-              <w:t>-40%</w:t>
+              <w:t>-19%</w:t>
             </w:r>
           </w:p>
         </w:tc>
@@ -674,7 +674,7 @@
                 <w:color w:val="1C3A36"/>
                 <w:sz w:val="15"/>
               </w:rPr>
-              <w:t>11.33 to 20.77</w:t>
+              <w:t>14.25 to 25.60</w:t>
             </w:r>
           </w:p>
         </w:tc>
@@ -692,7 +692,7 @@
                 <w:color w:val="1C3A36"/>
                 <w:sz w:val="15"/>
               </w:rPr>
-              <w:t>16.05</w:t>
+              <w:t>19.93</w:t>
             </w:r>
           </w:p>
         </w:tc>
@@ -710,7 +710,7 @@
                 <w:color w:val="1C3A36"/>
                 <w:sz w:val="15"/>
               </w:rPr>
-              <w:t>+11%</w:t>
+              <w:t>+38%</w:t>
             </w:r>
           </w:p>
         </w:tc>
@@ -749,7 +749,7 @@
                 <w:color w:val="1C3A36"/>
                 <w:sz w:val="15"/>
               </w:rPr>
-              <w:t>Mid-cycle profit after tax of EGP 1,502m at 8x to 12x, 10x central</w:t>
+              <w:t>Mid-cycle profit after tax of EGP 2,100m at 8x to 12x, 10x central</w:t>
             </w:r>
           </w:p>
         </w:tc>
@@ -767,7 +767,7 @@
                 <w:color w:val="1C3A36"/>
                 <w:sz w:val="15"/>
               </w:rPr>
-              <w:t>2.84 to 5.86</w:t>
+              <w:t>5.25 to 9.48</w:t>
             </w:r>
           </w:p>
         </w:tc>
@@ -785,7 +785,7 @@
                 <w:color w:val="1C3A36"/>
                 <w:sz w:val="15"/>
               </w:rPr>
-              <w:t>4.35</w:t>
+              <w:t>7.37</w:t>
             </w:r>
           </w:p>
         </w:tc>
@@ -803,7 +803,7 @@
                 <w:color w:val="1C3A36"/>
                 <w:sz w:val="15"/>
               </w:rPr>
-              <w:t>-70%</w:t>
+              <w:t>-49%</w:t>
             </w:r>
           </w:p>
         </w:tc>
@@ -939,7 +939,7 @@
                 <w:color w:val="1C3A36"/>
                 <w:sz w:val="15"/>
               </w:rPr>
-              <w:t>The class primary IS the answer and every other read above is a cross-check printed beside it. This one is TWO-SIDED: EGP 5.10 with the capital programme carried through — the company's own stated plan — and EGP 8.63 if it is stopped. The judgement is binary, so an average would describe a half-built plant. The range shown is the floor and ceiling of every read, not a weighted extreme</w:t>
+              <w:t>The class primary IS the answer and every other read above is a cross-check printed beside it. This one is TWO-SIDED: EGP 8.07 with the capital programme carried through — the company's own stated plan — and EGP 11.61 if it is stopped. The judgement is binary, so an average would describe a half-built plant. The range shown is the floor and ceiling of every read, not a weighted extreme</w:t>
             </w:r>
           </w:p>
         </w:tc>
@@ -959,7 +959,7 @@
                 <w:color w:val="1C3A36"/>
                 <w:sz w:val="15"/>
               </w:rPr>
-              <w:t>4.35 to 16.05</w:t>
+              <w:t>7.37 to 19.93</w:t>
             </w:r>
           </w:p>
         </w:tc>
@@ -979,7 +979,7 @@
                 <w:color w:val="1C3A36"/>
                 <w:sz w:val="15"/>
               </w:rPr>
-              <w:t>5.10</w:t>
+              <w:t>8.07</w:t>
             </w:r>
           </w:p>
         </w:tc>
@@ -999,7 +999,7 @@
                 <w:color w:val="1C3A36"/>
                 <w:sz w:val="15"/>
               </w:rPr>
-              <w:t>-65%</w:t>
+              <w:t>-44%</w:t>
             </w:r>
           </w:p>
         </w:tc>
@@ -1149,7 +1149,7 @@
                 <w:color w:val="1C3A36"/>
                 <w:sz w:val="15"/>
               </w:rPr>
-              <w:t>A 10% ad-valorem export duty charged on every export tonne, for ever</w:t>
+              <w:t>No export duty, because Ministerial Decision 340 of 2026 cancelled the levy with effect from 1 August 2026 — five weeks before this study's strike</w:t>
             </w:r>
           </w:p>
         </w:tc>
@@ -1166,7 +1166,7 @@
                 <w:color w:val="1C3A36"/>
                 <w:sz w:val="15"/>
               </w:rPr>
-              <w:t>No duty at all (8.0748) or half the rate (6.5857)</w:t>
+              <w:t>The 10% ad-valorem duty back, charged on every export tonne for ever (5.0966), or at half that rate (6.5857)</w:t>
             </w:r>
           </w:p>
         </w:tc>
@@ -1202,7 +1202,7 @@
                 <w:color w:val="1C3A36"/>
                 <w:sz w:val="15"/>
               </w:rPr>
-              <w:t>8.07</w:t>
+              <w:t>5.10</w:t>
             </w:r>
           </w:p>
         </w:tc>
@@ -1220,7 +1220,7 @@
                 <w:color w:val="1C3A36"/>
                 <w:sz w:val="15"/>
               </w:rPr>
-              <w:t>-44%</w:t>
+              <w:t>-65%</w:t>
             </w:r>
           </w:p>
         </w:tc>
@@ -1259,7 +1259,7 @@
                 <w:color w:val="1C3A36"/>
                 <w:sz w:val="15"/>
               </w:rPr>
-              <w:t>Priced at the retired typed US$280/t, the weakest-sourced input in a 304-input register, whose source string was four words long and named no assessor, series, date or basis (4.5220)</w:t>
+              <w:t>Priced at the retired typed US$280/t, the weakest-sourced input in a 304-input register, whose source string was four words long and named no assessor, series, date or basis (7.5002)</w:t>
             </w:r>
           </w:p>
         </w:tc>
@@ -1295,7 +1295,7 @@
                 <w:color w:val="1C3A36"/>
                 <w:sz w:val="15"/>
               </w:rPr>
-              <w:t>4.52</w:t>
+              <w:t>7.50</w:t>
             </w:r>
           </w:p>
         </w:tc>
@@ -1313,7 +1313,7 @@
                 <w:color w:val="1C3A36"/>
                 <w:sz w:val="15"/>
               </w:rPr>
-              <w:t>-69%</w:t>
+              <w:t>-48%</w:t>
             </w:r>
           </w:p>
         </w:tc>
@@ -1388,7 +1388,7 @@
                 <w:color w:val="1C3A36"/>
                 <w:sz w:val="15"/>
               </w:rPr>
-              <w:t>3.01</w:t>
+              <w:t>5.41</w:t>
             </w:r>
           </w:p>
         </w:tc>
@@ -1406,7 +1406,7 @@
                 <w:color w:val="1C3A36"/>
                 <w:sz w:val="15"/>
               </w:rPr>
-              <w:t>-79%</w:t>
+              <w:t>-62%</w:t>
             </w:r>
           </w:p>
         </w:tc>
@@ -1481,7 +1481,7 @@
                 <w:color w:val="1C3A36"/>
                 <w:sz w:val="15"/>
               </w:rPr>
-              <w:t>1.24</w:t>
+              <w:t>3.15</w:t>
             </w:r>
           </w:p>
         </w:tc>
@@ -1499,7 +1499,7 @@
                 <w:color w:val="1C3A36"/>
                 <w:sz w:val="15"/>
               </w:rPr>
-              <w:t>-91%</w:t>
+              <w:t>-78%</w:t>
             </w:r>
           </w:p>
         </w:tc>
@@ -1574,7 +1574,7 @@
                 <w:color w:val="1C3A36"/>
                 <w:sz w:val="15"/>
               </w:rPr>
-              <w:t>2.87</w:t>
+              <w:t>5.26</w:t>
             </w:r>
           </w:p>
         </w:tc>
@@ -1592,7 +1592,7 @@
                 <w:color w:val="1C3A36"/>
                 <w:sz w:val="15"/>
               </w:rPr>
-              <w:t>-80%</w:t>
+              <w:t>-63%</w:t>
             </w:r>
           </w:p>
         </w:tc>
@@ -1667,7 +1667,7 @@
                 <w:color w:val="1C3A36"/>
                 <w:sz w:val="15"/>
               </w:rPr>
-              <w:t>3.49</w:t>
+              <w:t>6.03</w:t>
             </w:r>
           </w:p>
         </w:tc>
@@ -1685,7 +1685,7 @@
                 <w:color w:val="1C3A36"/>
                 <w:sz w:val="15"/>
               </w:rPr>
-              <w:t>-76%</w:t>
+              <w:t>-58%</w:t>
             </w:r>
           </w:p>
         </w:tc>
@@ -1760,7 +1760,7 @@
                 <w:color w:val="1C3A36"/>
                 <w:sz w:val="15"/>
               </w:rPr>
-              <w:t>6.05</w:t>
+              <w:t>9.29</w:t>
             </w:r>
           </w:p>
         </w:tc>
@@ -1778,7 +1778,7 @@
                 <w:color w:val="1C3A36"/>
                 <w:sz w:val="15"/>
               </w:rPr>
-              <w:t>-58%</w:t>
+              <w:t>-36%</w:t>
             </w:r>
           </w:p>
         </w:tc>
@@ -1853,7 +1853,7 @@
                 <w:color w:val="1C3A36"/>
                 <w:sz w:val="15"/>
               </w:rPr>
-              <w:t>2.09</w:t>
+              <w:t>5.07</w:t>
             </w:r>
           </w:p>
         </w:tc>
@@ -1871,7 +1871,7 @@
                 <w:color w:val="1C3A36"/>
                 <w:sz w:val="15"/>
               </w:rPr>
-              <w:t>-85%</w:t>
+              <w:t>-65%</w:t>
             </w:r>
           </w:p>
         </w:tc>
@@ -1946,7 +1946,7 @@
                 <w:color w:val="1C3A36"/>
                 <w:sz w:val="15"/>
               </w:rPr>
-              <w:t>5.83</w:t>
+              <w:t>8.81</w:t>
             </w:r>
           </w:p>
         </w:tc>
@@ -1964,7 +1964,7 @@
                 <w:color w:val="1C3A36"/>
                 <w:sz w:val="15"/>
               </w:rPr>
-              <w:t>-60%</w:t>
+              <w:t>-39%</w:t>
             </w:r>
           </w:p>
         </w:tc>
@@ -2039,7 +2039,7 @@
                 <w:color w:val="1C3A36"/>
                 <w:sz w:val="15"/>
               </w:rPr>
-              <w:t>4.18</w:t>
+              <w:t>7.08</w:t>
             </w:r>
           </w:p>
         </w:tc>
@@ -2057,7 +2057,7 @@
                 <w:color w:val="1C3A36"/>
                 <w:sz w:val="15"/>
               </w:rPr>
-              <w:t>-71%</w:t>
+              <w:t>-51%</w:t>
             </w:r>
           </w:p>
         </w:tc>
@@ -2132,7 +2132,7 @@
                 <w:color w:val="1C3A36"/>
                 <w:sz w:val="15"/>
               </w:rPr>
-              <w:t>2.48</w:t>
+              <w:t>5.46</w:t>
             </w:r>
           </w:p>
         </w:tc>
@@ -2150,7 +2150,7 @@
                 <w:color w:val="1C3A36"/>
                 <w:sz w:val="15"/>
               </w:rPr>
-              <w:t>-83%</w:t>
+              <w:t>-62%</w:t>
             </w:r>
           </w:p>
         </w:tc>
@@ -2225,7 +2225,7 @@
                 <w:color w:val="1C3A36"/>
                 <w:sz w:val="15"/>
               </w:rPr>
-              <w:t>6.03</w:t>
+              <w:t>9.01</w:t>
             </w:r>
           </w:p>
         </w:tc>
@@ -2243,7 +2243,7 @@
                 <w:color w:val="1C3A36"/>
                 <w:sz w:val="15"/>
               </w:rPr>
-              <w:t>-58%</w:t>
+              <w:t>-37%</w:t>
             </w:r>
           </w:p>
         </w:tc>
@@ -2318,7 +2318,7 @@
                 <w:color w:val="1C3A36"/>
                 <w:sz w:val="15"/>
               </w:rPr>
-              <w:t>4.89</w:t>
+              <w:t>7.87</w:t>
             </w:r>
           </w:p>
         </w:tc>
@@ -2336,7 +2336,7 @@
                 <w:color w:val="1C3A36"/>
                 <w:sz w:val="15"/>
               </w:rPr>
-              <w:t>-66%</w:t>
+              <w:t>-45%</w:t>
             </w:r>
           </w:p>
         </w:tc>
@@ -2486,7 +2486,7 @@
                 <w:color w:val="1C3A36"/>
                 <w:sz w:val="17"/>
               </w:rPr>
-              <w:t>83.3%</w:t>
+              <w:t>77.8%</w:t>
             </w:r>
           </w:p>
         </w:tc>
@@ -2504,7 +2504,7 @@
                 <w:color w:val="1C3A36"/>
                 <w:sz w:val="17"/>
               </w:rPr>
-              <w:t>57.4%</w:t>
+              <w:t>58.5%</w:t>
             </w:r>
           </w:p>
         </w:tc>
@@ -2526,7 +2526,7 @@
           <w:color w:val="6E7B77"/>
           <w:sz w:val="17"/>
         </w:rPr>
-        <w:t>Table 2.  Reported beside the cash-flow lens because on this company it is the number that decides the answer. The explicit years contribute a present value of EGP 2,761 million on the carried-through case, so the terminal block carries 83.3% of enterprise value; the capital programme takes most of the window's operating cash, which is why the share is high for a going concern.</w:t>
+        <w:t>Table 2.  Reported beside the cash-flow lens because on this company it is the number that decides the answer. The explicit years contribute a present value of EGP 4,971 million on the carried-through case, so the terminal block carries 77.8% of enterprise value; the capital programme takes most of the window's operating cash, which is why the share is high for a going concern.</w:t>
       </w:r>
     </w:p>
     <w:p>
@@ -2594,7 +2594,7 @@
           <w:color w:val="1C3A36"/>
           <w:sz w:val="21"/>
         </w:rPr>
-        <w:t>The alternative readings are shown so that each genuinely contested choice in the construction can be priced rather than argued. The widest of them is the gas price: moving from the price the company's own loss disclosure implies to the contract formula price in its operating agreement is worth EGP 3.00 a share. The narrowest is terminal growth, worth EGP 2.22. Not one of them, alone or together, reaches the traded price — which is the finding this study reports, and the reason the headline states the discount rate the market itself implies rather than asserting that the market is wrong.</w:t>
+        <w:t>The alternative readings are shown so that each genuinely contested choice in the construction can be priced rather than argued. The widest of them is the gas price: moving from the price the company's own loss disclosure implies to the contract formula price in its operating agreement is worth EGP 3.00 a share. The narrowest is terminal growth, worth EGP 2.81. Not one of them, alone or together, reaches the traded price — which is the finding this study reports, and the reason the headline states the discount rate the market itself implies rather than asserting that the market is wrong.</w:t>
       </w:r>
     </w:p>
     <w:p>
@@ -3449,7 +3449,7 @@
                 <w:color w:val="1C3A36"/>
                 <w:sz w:val="16"/>
               </w:rPr>
-              <w:t>11,674</w:t>
+              <w:t>12,643</w:t>
             </w:r>
           </w:p>
         </w:tc>
@@ -3467,7 +3467,7 @@
                 <w:color w:val="1C3A36"/>
                 <w:sz w:val="16"/>
               </w:rPr>
-              <w:t>12,693</w:t>
+              <w:t>13,736</w:t>
             </w:r>
           </w:p>
         </w:tc>
@@ -3485,7 +3485,7 @@
                 <w:color w:val="1C3A36"/>
                 <w:sz w:val="16"/>
               </w:rPr>
-              <w:t>13,513</w:t>
+              <w:t>14,611</w:t>
             </w:r>
           </w:p>
         </w:tc>
@@ -3503,7 +3503,7 @@
                 <w:color w:val="1C3A36"/>
                 <w:sz w:val="16"/>
               </w:rPr>
-              <w:t>14,277</w:t>
+              <w:t>15,424</w:t>
             </w:r>
           </w:p>
         </w:tc>
@@ -3521,7 +3521,7 @@
                 <w:color w:val="1C3A36"/>
                 <w:sz w:val="16"/>
               </w:rPr>
-              <w:t>15,043</w:t>
+              <w:t>16,239</w:t>
             </w:r>
           </w:p>
         </w:tc>
@@ -3565,7 +3565,7 @@
                 <w:color w:val="1C3A36"/>
                 <w:sz w:val="16"/>
               </w:rPr>
-              <w:t>4,812</w:t>
+              <w:t>5,781</w:t>
             </w:r>
           </w:p>
         </w:tc>
@@ -3585,7 +3585,7 @@
                 <w:color w:val="1C3A36"/>
                 <w:sz w:val="16"/>
               </w:rPr>
-              <w:t>5,203</w:t>
+              <w:t>6,246</w:t>
             </w:r>
           </w:p>
         </w:tc>
@@ -3605,7 +3605,7 @@
                 <w:color w:val="1C3A36"/>
                 <w:sz w:val="16"/>
               </w:rPr>
-              <w:t>5,492</w:t>
+              <w:t>6,590</w:t>
             </w:r>
           </w:p>
         </w:tc>
@@ -3625,7 +3625,7 @@
                 <w:color w:val="1C3A36"/>
                 <w:sz w:val="16"/>
               </w:rPr>
-              <w:t>5,746</w:t>
+              <w:t>6,893</w:t>
             </w:r>
           </w:p>
         </w:tc>
@@ -3645,7 +3645,7 @@
                 <w:color w:val="1C3A36"/>
                 <w:sz w:val="16"/>
               </w:rPr>
-              <w:t>5,987</w:t>
+              <w:t>7,183</w:t>
             </w:r>
           </w:p>
         </w:tc>
@@ -3801,7 +3801,7 @@
                 <w:color w:val="1C3A36"/>
                 <w:sz w:val="16"/>
               </w:rPr>
-              <w:t>3,921</w:t>
+              <w:t>4,890</w:t>
             </w:r>
           </w:p>
         </w:tc>
@@ -3821,7 +3821,7 @@
                 <w:color w:val="1C3A36"/>
                 <w:sz w:val="16"/>
               </w:rPr>
-              <w:t>4,194</w:t>
+              <w:t>5,237</w:t>
             </w:r>
           </w:p>
         </w:tc>
@@ -3841,7 +3841,7 @@
                 <w:color w:val="1C3A36"/>
                 <w:sz w:val="16"/>
               </w:rPr>
-              <w:t>4,346</w:t>
+              <w:t>5,444</w:t>
             </w:r>
           </w:p>
         </w:tc>
@@ -3861,7 +3861,7 @@
                 <w:color w:val="1C3A36"/>
                 <w:sz w:val="16"/>
               </w:rPr>
-              <w:t>4,453</w:t>
+              <w:t>5,600</w:t>
             </w:r>
           </w:p>
         </w:tc>
@@ -3881,7 +3881,7 @@
                 <w:color w:val="1C3A36"/>
                 <w:sz w:val="16"/>
               </w:rPr>
-              <w:t>4,553</w:t>
+              <w:t>5,749</w:t>
             </w:r>
           </w:p>
         </w:tc>
@@ -3921,7 +3921,7 @@
                 <w:color w:val="1C3A36"/>
                 <w:sz w:val="16"/>
               </w:rPr>
-              <w:t>3,039</w:t>
+              <w:t>3,790</w:t>
             </w:r>
           </w:p>
         </w:tc>
@@ -3939,7 +3939,7 @@
                 <w:color w:val="1C3A36"/>
                 <w:sz w:val="16"/>
               </w:rPr>
-              <w:t>3,251</w:t>
+              <w:t>4,059</w:t>
             </w:r>
           </w:p>
         </w:tc>
@@ -3957,7 +3957,7 @@
                 <w:color w:val="1C3A36"/>
                 <w:sz w:val="16"/>
               </w:rPr>
-              <w:t>3,368</w:t>
+              <w:t>4,219</w:t>
             </w:r>
           </w:p>
         </w:tc>
@@ -3975,7 +3975,7 @@
                 <w:color w:val="1C3A36"/>
                 <w:sz w:val="16"/>
               </w:rPr>
-              <w:t>3,451</w:t>
+              <w:t>4,340</w:t>
             </w:r>
           </w:p>
         </w:tc>
@@ -3993,7 +3993,7 @@
                 <w:color w:val="1C3A36"/>
                 <w:sz w:val="16"/>
               </w:rPr>
-              <w:t>3,529</w:t>
+              <w:t>4,455</w:t>
             </w:r>
           </w:p>
         </w:tc>
@@ -4145,7 +4145,7 @@
                 <w:color w:val="1C3A36"/>
                 <w:sz w:val="16"/>
               </w:rPr>
-              <w:t>-2,729</w:t>
+              <w:t>-2,740</w:t>
             </w:r>
           </w:p>
         </w:tc>
@@ -4163,7 +4163,7 @@
                 <w:color w:val="1C3A36"/>
                 <w:sz w:val="16"/>
               </w:rPr>
-              <w:t>-3,242</w:t>
+              <w:t>-3,253</w:t>
             </w:r>
           </w:p>
         </w:tc>
@@ -4181,7 +4181,7 @@
                 <w:color w:val="1C3A36"/>
                 <w:sz w:val="16"/>
               </w:rPr>
-              <w:t>-3,451</w:t>
+              <w:t>-3,463</w:t>
             </w:r>
           </w:p>
         </w:tc>
@@ -4199,7 +4199,7 @@
                 <w:color w:val="1C3A36"/>
                 <w:sz w:val="16"/>
               </w:rPr>
-              <w:t>-3,359</w:t>
+              <w:t>-3,372</w:t>
             </w:r>
           </w:p>
         </w:tc>
@@ -4217,7 +4217,7 @@
                 <w:color w:val="1C3A36"/>
                 <w:sz w:val="16"/>
               </w:rPr>
-              <w:t>-2,657</w:t>
+              <w:t>-2,670</w:t>
             </w:r>
           </w:p>
         </w:tc>
@@ -4257,7 +4257,7 @@
                 <w:color w:val="1C3A36"/>
                 <w:sz w:val="16"/>
               </w:rPr>
-              <w:t>-619</w:t>
+              <w:t>-690</w:t>
             </w:r>
           </w:p>
         </w:tc>
@@ -4275,7 +4275,7 @@
                 <w:color w:val="1C3A36"/>
                 <w:sz w:val="16"/>
               </w:rPr>
-              <w:t>-220</w:t>
+              <w:t>-225</w:t>
             </w:r>
           </w:p>
         </w:tc>
@@ -4293,7 +4293,7 @@
                 <w:color w:val="1C3A36"/>
                 <w:sz w:val="16"/>
               </w:rPr>
-              <w:t>-190</w:t>
+              <w:t>-194</w:t>
             </w:r>
           </w:p>
         </w:tc>
@@ -4311,7 +4311,7 @@
                 <w:color w:val="1C3A36"/>
                 <w:sz w:val="16"/>
               </w:rPr>
-              <w:t>-182</w:t>
+              <w:t>-186</w:t>
             </w:r>
           </w:p>
         </w:tc>
@@ -4329,7 +4329,7 @@
                 <w:color w:val="1C3A36"/>
                 <w:sz w:val="16"/>
               </w:rPr>
-              <w:t>-183</w:t>
+              <w:t>-187</w:t>
             </w:r>
           </w:p>
         </w:tc>
@@ -4373,7 +4373,7 @@
                 <w:color w:val="1C3A36"/>
                 <w:sz w:val="16"/>
               </w:rPr>
-              <w:t>581</w:t>
+              <w:t>1,251</w:t>
             </w:r>
           </w:p>
         </w:tc>
@@ -4393,7 +4393,7 @@
                 <w:color w:val="1C3A36"/>
                 <w:sz w:val="16"/>
               </w:rPr>
-              <w:t>798</w:t>
+              <w:t>1,589</w:t>
             </w:r>
           </w:p>
         </w:tc>
@@ -4413,7 +4413,7 @@
                 <w:color w:val="1C3A36"/>
                 <w:sz w:val="16"/>
               </w:rPr>
-              <w:t>874</w:t>
+              <w:t>1,709</w:t>
             </w:r>
           </w:p>
         </w:tc>
@@ -4433,7 +4433,7 @@
                 <w:color w:val="1C3A36"/>
                 <w:sz w:val="16"/>
               </w:rPr>
-              <w:t>1,202</w:t>
+              <w:t>2,075</w:t>
             </w:r>
           </w:p>
         </w:tc>
@@ -4453,7 +4453,7 @@
                 <w:color w:val="1C3A36"/>
                 <w:sz w:val="16"/>
               </w:rPr>
-              <w:t>2,122</w:t>
+              <w:t>3,032</w:t>
             </w:r>
           </w:p>
         </w:tc>
@@ -4721,7 +4721,7 @@
                 <w:color w:val="1C3A36"/>
                 <w:sz w:val="16"/>
               </w:rPr>
-              <w:t>463</w:t>
+              <w:t>995</w:t>
             </w:r>
           </w:p>
         </w:tc>
@@ -4741,7 +4741,7 @@
                 <w:color w:val="1C3A36"/>
                 <w:sz w:val="16"/>
               </w:rPr>
-              <w:t>515</w:t>
+              <w:t>1,025</w:t>
             </w:r>
           </w:p>
         </w:tc>
@@ -4761,7 +4761,7 @@
                 <w:color w:val="1C3A36"/>
                 <w:sz w:val="16"/>
               </w:rPr>
-              <w:t>464</w:t>
+              <w:t>906</w:t>
             </w:r>
           </w:p>
         </w:tc>
@@ -4781,7 +4781,7 @@
                 <w:color w:val="1C3A36"/>
                 <w:sz w:val="16"/>
               </w:rPr>
-              <w:t>531</w:t>
+              <w:t>917</w:t>
             </w:r>
           </w:p>
         </w:tc>
@@ -4801,7 +4801,7 @@
                 <w:color w:val="1C3A36"/>
                 <w:sz w:val="16"/>
               </w:rPr>
-              <w:t>789</w:t>
+              <w:t>1,127</w:t>
             </w:r>
           </w:p>
         </w:tc>
@@ -5020,7 +5020,7 @@
                 <w:color w:val="1C3A36"/>
                 <w:sz w:val="17"/>
               </w:rPr>
-              <w:t>2,761</w:t>
+              <w:t>4,971</w:t>
             </w:r>
           </w:p>
         </w:tc>
@@ -5038,7 +5038,7 @@
                 <w:color w:val="1C3A36"/>
                 <w:sz w:val="17"/>
               </w:rPr>
-              <w:t>10,005</w:t>
+              <w:t>12,215</w:t>
             </w:r>
           </w:p>
         </w:tc>
@@ -5078,7 +5078,7 @@
                 <w:color w:val="1C3A36"/>
                 <w:sz w:val="17"/>
               </w:rPr>
-              <w:t>13,732</w:t>
+              <w:t>17,439</w:t>
             </w:r>
           </w:p>
         </w:tc>
@@ -5096,7 +5096,7 @@
                 <w:color w:val="1C3A36"/>
                 <w:sz w:val="17"/>
               </w:rPr>
-              <w:t>13,504</w:t>
+              <w:t>17,211</w:t>
             </w:r>
           </w:p>
         </w:tc>
@@ -5140,7 +5140,7 @@
                 <w:color w:val="1C3A36"/>
                 <w:sz w:val="17"/>
               </w:rPr>
-              <w:t>16,493</w:t>
+              <w:t>22,410</w:t>
             </w:r>
           </w:p>
         </w:tc>
@@ -5160,7 +5160,7 @@
                 <w:color w:val="1C3A36"/>
                 <w:sz w:val="17"/>
               </w:rPr>
-              <w:t>23,509</w:t>
+              <w:t>29,426</w:t>
             </w:r>
           </w:p>
         </w:tc>
@@ -5204,7 +5204,7 @@
                 <w:color w:val="1C3A36"/>
                 <w:sz w:val="17"/>
               </w:rPr>
-              <w:t>83.3%</w:t>
+              <w:t>77.8%</w:t>
             </w:r>
           </w:p>
         </w:tc>
@@ -5224,7 +5224,7 @@
                 <w:color w:val="1C3A36"/>
                 <w:sz w:val="17"/>
               </w:rPr>
-              <w:t>57.4%</w:t>
+              <w:t>58.5%</w:t>
             </w:r>
           </w:p>
         </w:tc>
@@ -5442,7 +5442,7 @@
                 <w:color w:val="1C3A36"/>
                 <w:sz w:val="17"/>
               </w:rPr>
-              <w:t>10,125</w:t>
+              <w:t>16,041</w:t>
             </w:r>
           </w:p>
         </w:tc>
@@ -5462,7 +5462,7 @@
                 <w:color w:val="1C3A36"/>
                 <w:sz w:val="17"/>
               </w:rPr>
-              <w:t>17,141</w:t>
+              <w:t>23,057</w:t>
             </w:r>
           </w:p>
         </w:tc>
@@ -5506,7 +5506,7 @@
                 <w:color w:val="1C3A36"/>
                 <w:sz w:val="17"/>
               </w:rPr>
-              <w:t>5.10</w:t>
+              <w:t>8.07</w:t>
             </w:r>
           </w:p>
         </w:tc>
@@ -5526,7 +5526,7 @@
                 <w:color w:val="1C3A36"/>
                 <w:sz w:val="17"/>
               </w:rPr>
-              <w:t>8.63</w:t>
+              <w:t>11.61</w:t>
             </w:r>
           </w:p>
         </w:tc>
@@ -5548,7 +5548,7 @@
           <w:color w:val="6E7B77"/>
           <w:sz w:val="17"/>
         </w:rPr>
-        <w:t>Table 5.  Net debt of EGP 10,032 million stands against an enterprise value of EGP 16,493 million that the cash flows support, so the equity in the carried-through column is the narrow residual between two large numbers — which is why it moves so violently on any change to either. It is stated rather than clipped.</w:t>
+        <w:t>Table 5.  Net debt of EGP 10,032 million stands against an enterprise value of EGP 22,410 million that the cash flows support, so the equity in the carried-through column is the narrow residual between two large numbers — which is why it moves so violently on any change to either. It is stated rather than clipped.</w:t>
       </w:r>
     </w:p>
     <w:p>
@@ -5739,7 +5739,7 @@
                 <w:color w:val="1C3A36"/>
                 <w:sz w:val="17"/>
               </w:rPr>
-              <w:t>8.30</w:t>
+              <w:t>11.28</w:t>
             </w:r>
           </w:p>
         </w:tc>
@@ -5863,7 +5863,7 @@
                 <w:color w:val="1C3A36"/>
                 <w:sz w:val="17"/>
               </w:rPr>
-              <w:t>5.10</w:t>
+              <w:t>8.07</w:t>
             </w:r>
           </w:p>
         </w:tc>
@@ -5929,7 +5929,7 @@
           <w:color w:val="6E7B77"/>
           <w:sz w:val="17"/>
         </w:rPr>
-        <w:t>Table 6.  The operating business is carried at EGP 8.30 a share against net debt of EGP 5.05 — more than the debt standing against it. Free cash flow is positive in 5 of the five forecast years. The equity is the thin residual between two large numbers, which is why the answer moves so violently on any change to either.</w:t>
+        <w:t>Table 6.  The operating business is carried at EGP 11.28 a share against net debt of EGP 5.05 — more than the debt standing against it. Free cash flow is positive in 5 of the five forecast years. The equity is the thin residual between two large numbers, which is why the answer moves so violently on any change to either.</w:t>
       </w:r>
     </w:p>
     <w:p>
@@ -5943,7 +5943,7 @@
           <w:color w:val="1C3A36"/>
           <w:sz w:val="21"/>
         </w:rPr>
-        <w:t>So the question is not whether the plant earns. It is whether EGP 16,493 million is the right enterprise value for a business generating around EGP 4,812 million of operating profit before depreciation, and that is entirely a question about the rate at which Egyptian pounds are capitalised. Holding every operating assumption exactly as built and moving only the discount rate:</w:t>
+        <w:t>So the question is not whether the plant earns. It is whether EGP 22,410 million is the right enterprise value for a business generating around EGP 5,781 million of operating profit before depreciation, and that is entirely a question about the rate at which Egyptian pounds are capitalised. Holding every operating assumption exactly as built and moving only the discount rate:</w:t>
       </w:r>
     </w:p>
     <w:tbl>
@@ -6393,7 +6393,7 @@
                 <w:color w:val="1C3A36"/>
                 <w:sz w:val="17"/>
               </w:rPr>
-              <w:t>13.2%</w:t>
+              <w:t>15.0%</w:t>
             </w:r>
           </w:p>
         </w:tc>
@@ -6454,7 +6454,7 @@
           <w:color w:val="6E7B77"/>
           <w:sz w:val="17"/>
         </w:rPr>
-        <w:t>Table 7.  Every row is a full re-run. The answer stays positive across the whole ladder and rises from EGP 1.68 at 25.0% to EGP 18.36 at 12.0%; what moves is how far below the price it sits. Reaching the traded price needs about 13.2%, which is 9.8% below what Egypt's own government pays to borrow for ten years. That, and not the capital programme, is the disagreement between this study and the market.</w:t>
+        <w:t>Table 7.  Every row is a full re-run. The answer stays positive across the whole ladder and rises from EGP 1.68 at 25.0% to EGP 18.36 at 12.0%; what moves is how far below the price it sits. Reaching the traded price needs about 15.0%, which is 8.0% below what Egypt's own government pays to borrow for ten years. That, and not the capital programme, is the disagreement between this study and the market.</w:t>
       </w:r>
     </w:p>
     <w:p>
@@ -7130,7 +7130,7 @@
           <w:color w:val="1C3A36"/>
           <w:sz w:val="21"/>
         </w:rPr>
-        <w:t>Egyptian industrial businesses have generally changed hands between 6.0 and 9.9 times operating profit before depreciation. On forward EBITDA of EGP 4,812 million the mid-point implies an enterprise value of EGP 38,255 million and, after the debt and the non-operating stack, EGP 16.05 a share — a range of EGP 11.33 to EGP 20.77 across the band.</w:t>
+        <w:t>Egyptian industrial businesses have generally changed hands between 6.0 and 9.9 times operating profit before depreciation. On forward EBITDA of EGP 5,781 million the mid-point implies an enterprise value of EGP 45,960 million and, after the debt and the non-operating stack, EGP 19.93 a share — a range of EGP 14.25 to EGP 25.60 across the band.</w:t>
       </w:r>
     </w:p>
     <w:p>
@@ -7144,7 +7144,7 @@
           <w:color w:val="1C3A36"/>
           <w:sz w:val="21"/>
         </w:rPr>
-        <w:t>The two numbers worth putting side by side are these: at the traded price the operating business changes hands at 7.3 times that same forward EBITDA, while the cash-flow lens values it at 3.4 times — both measured on the enterprise value this study bridges from, with the listed stakes and the investment property taken out of each. One sits inside the Egyptian industrial band and the other below it. That is the whole disagreement in a single number, and it is reported rather than resolved.</w:t>
+        <w:t>The two numbers worth putting side by side are these: at the traded price the operating business changes hands at 6.1 times that same forward EBITDA, while the cash-flow lens values it at 3.9 times — both measured on the enterprise value this study bridges from, with the listed stakes and the investment property taken out of each. One sits inside the Egyptian industrial band and the other below it. That is the whole disagreement in a single number, and it is reported rather than resolved.</w:t>
       </w:r>
     </w:p>
     <w:p>
@@ -7158,7 +7158,7 @@
           <w:color w:val="6E7B77"/>
           <w:sz w:val="19"/>
         </w:rPr>
-        <w:t>Buying the equity at the traded price buys the stakes and the property too, and on that whole-company basis the multiple is 8.0 times. It is the larger number and it is not the comparable one, which is why the sentence above uses the operating figure.</w:t>
+        <w:t>Buying the equity at the traded price buys the stakes and the property too, and on that whole-company basis the multiple is 6.7 times. It is the larger number and it is not the comparable one, which is why the sentence above uses the operating figure.</w:t>
       </w:r>
     </w:p>
     <w:p>
@@ -7309,7 +7309,7 @@
                 <w:color w:val="1C3A36"/>
                 <w:sz w:val="17"/>
               </w:rPr>
-              <w:t>9,657</w:t>
+              <w:t>10,429</w:t>
             </w:r>
           </w:p>
         </w:tc>
@@ -7553,7 +7553,7 @@
                 <w:color w:val="1C3A36"/>
                 <w:sz w:val="17"/>
               </w:rPr>
-              <w:t>2,828</w:t>
+              <w:t>3,601</w:t>
             </w:r>
           </w:p>
         </w:tc>
@@ -7637,7 +7637,7 @@
                 <w:color w:val="1C3A36"/>
                 <w:sz w:val="17"/>
               </w:rPr>
-              <w:t>1,938</w:t>
+              <w:t>2,710</w:t>
             </w:r>
           </w:p>
         </w:tc>
@@ -7677,7 +7677,7 @@
                 <w:color w:val="1C3A36"/>
                 <w:sz w:val="17"/>
               </w:rPr>
-              <w:t>-436</w:t>
+              <w:t>-610</w:t>
             </w:r>
           </w:p>
         </w:tc>
@@ -7721,7 +7721,7 @@
                 <w:color w:val="1C3A36"/>
                 <w:sz w:val="17"/>
               </w:rPr>
-              <w:t>1,502</w:t>
+              <w:t>2,100</w:t>
             </w:r>
           </w:p>
         </w:tc>
@@ -7761,7 +7761,7 @@
                 <w:color w:val="1C3A36"/>
                 <w:sz w:val="17"/>
               </w:rPr>
-              <w:t>15,016</w:t>
+              <w:t>21,003</w:t>
             </w:r>
           </w:p>
         </w:tc>
@@ -7885,7 +7885,7 @@
                 <w:color w:val="1C3A36"/>
                 <w:sz w:val="17"/>
               </w:rPr>
-              <w:t>8,648</w:t>
+              <w:t>14,635</w:t>
             </w:r>
           </w:p>
         </w:tc>
@@ -7968,7 +7968,7 @@
                 <w:color w:val="1C3A36"/>
                 <w:sz w:val="17"/>
               </w:rPr>
-              <w:t>4.35</w:t>
+              <w:t>7.37</w:t>
             </w:r>
           </w:p>
         </w:tc>
@@ -8008,7 +8008,7 @@
                 <w:color w:val="1C3A36"/>
                 <w:sz w:val="17"/>
               </w:rPr>
-              <w:t>2.84</w:t>
+              <w:t>5.25</w:t>
             </w:r>
           </w:p>
         </w:tc>
@@ -8048,7 +8048,7 @@
                 <w:color w:val="1C3A36"/>
                 <w:sz w:val="17"/>
               </w:rPr>
-              <w:t>5.86</w:t>
+              <w:t>9.48</w:t>
             </w:r>
           </w:p>
         </w:tc>
@@ -8099,7 +8099,7 @@
           <w:color w:val="1C3A36"/>
           <w:sz w:val="21"/>
         </w:rPr>
-        <w:t>The field runs from EGP 4.35 to EGP 16.05 a share. It is a wide field, and the width is honest: the lenses disagree because they ask different questions of a company whose asset base is changing underneath its earnings. One of them now reaches the traded price: on the observable Egyptian listed range the multiple lens centres at EGP 16.05 against EGP 14.41. That is a change from the first issue of this study, which used a lower multiple band it could not source, and it is reported rather than resisted.</w:t>
+        <w:t>The field runs from EGP 7.37 to EGP 19.93 a share. It is a wide field, and the width is honest: the lenses disagree because they ask different questions of a company whose asset base is changing underneath its earnings. One of them now reaches the traded price: on the observable Egyptian listed range the multiple lens centres at EGP 19.93 against EGP 14.41. That is a change from the first issue of this study, which used a lower multiple band it could not source, and it is reported rather than resisted.</w:t>
       </w:r>
     </w:p>
     <w:p>
@@ -8113,7 +8113,7 @@
           <w:color w:val="1C3A36"/>
           <w:sz w:val="21"/>
         </w:rPr>
-        <w:t>The answer is the cash-flow lens alone: EGP 5.10 a share with the capital programme carried through, 65% below the traded price, and EGP 8.63 if the programme is stopped. It is the answer because it is the one lens that charges the capital programme against the years in which it is spent, which on this company is the whole question. The relative, normalised and book reads are CROSS-CHECKS published beside it — book value in particular prices what has been paid for rather than what it earns, and is a disclosed floor rather than a valuation. A previous edition blended all four at stated weights and published the result as the central; the weights were typed, had never cleared any out-of-sample test, and imported every weakness of the weakest read at whatever weight somebody chose. A number produced by averaging several methods is not more robust than the best of them — it is a new method with free parameters nobody tested. The blend is retired and published unused so a reader of the previous edition can see what changed. The bear and full readings are the floor and ceiling of every read, never a weighted extreme.</w:t>
+        <w:t>The answer is the cash-flow lens alone: EGP 8.07 a share with the capital programme carried through, 44% below the traded price, and EGP 11.61 if the programme is stopped. It is the answer because it is the one lens that charges the capital programme against the years in which it is spent, which on this company is the whole question. The relative, normalised and book reads are CROSS-CHECKS published beside it — book value in particular prices what has been paid for rather than what it earns, and is a disclosed floor rather than a valuation. A previous edition blended all four at stated weights and published the result as the central; the weights were typed, had never cleared any out-of-sample test, and imported every weakness of the weakest read at whatever weight somebody chose. A number produced by averaging several methods is not more robust than the best of them — it is a new method with free parameters nobody tested. The blend is retired and published unused so a reader of the previous edition can see what changed. The bear and full readings are the floor and ceiling of every read, never a weighted extreme.</w:t>
       </w:r>
     </w:p>
     <w:p>
@@ -9860,7 +9860,7 @@
                 <w:color w:val="1C3A36"/>
                 <w:sz w:val="17"/>
               </w:rPr>
-              <w:t>45.7%</w:t>
+              <w:t>49.9%</w:t>
             </w:r>
           </w:p>
         </w:tc>
@@ -9880,7 +9880,7 @@
                 <w:color w:val="1C3A36"/>
                 <w:sz w:val="17"/>
               </w:rPr>
-              <w:t>42.3%</w:t>
+              <w:t>46.5%</w:t>
             </w:r>
           </w:p>
         </w:tc>
@@ -9943,7 +9943,7 @@
                 <w:color w:val="1C3A36"/>
                 <w:sz w:val="17"/>
               </w:rPr>
-              <w:t>41.2%</w:t>
+              <w:t>45.7%</w:t>
             </w:r>
           </w:p>
         </w:tc>
@@ -9963,7 +9963,7 @@
                 <w:color w:val="1C3A36"/>
                 <w:sz w:val="17"/>
               </w:rPr>
-              <w:t>39.8%</w:t>
+              <w:t>44.2%</w:t>
             </w:r>
           </w:p>
         </w:tc>
@@ -10296,7 +10296,7 @@
                 <w:color w:val="1C3A36"/>
                 <w:sz w:val="16"/>
               </w:rPr>
-              <w:t>11,674</w:t>
+              <w:t>12,643</w:t>
             </w:r>
           </w:p>
         </w:tc>
@@ -10314,7 +10314,7 @@
                 <w:color w:val="1C3A36"/>
                 <w:sz w:val="16"/>
               </w:rPr>
-              <w:t>12,693</w:t>
+              <w:t>13,736</w:t>
             </w:r>
           </w:p>
         </w:tc>
@@ -10332,7 +10332,7 @@
                 <w:color w:val="1C3A36"/>
                 <w:sz w:val="16"/>
               </w:rPr>
-              <w:t>13,513</w:t>
+              <w:t>14,611</w:t>
             </w:r>
           </w:p>
         </w:tc>
@@ -10350,7 +10350,7 @@
                 <w:color w:val="1C3A36"/>
                 <w:sz w:val="16"/>
               </w:rPr>
-              <w:t>14,277</w:t>
+              <w:t>15,424</w:t>
             </w:r>
           </w:p>
         </w:tc>
@@ -10368,7 +10368,7 @@
                 <w:color w:val="1C3A36"/>
                 <w:sz w:val="16"/>
               </w:rPr>
-              <w:t>15,043</w:t>
+              <w:t>16,239</w:t>
             </w:r>
           </w:p>
         </w:tc>
@@ -10520,7 +10520,7 @@
                 <w:color w:val="1C3A36"/>
                 <w:sz w:val="16"/>
               </w:rPr>
-              <w:t>5,337</w:t>
+              <w:t>6,306</w:t>
             </w:r>
           </w:p>
         </w:tc>
@@ -10538,7 +10538,7 @@
                 <w:color w:val="1C3A36"/>
                 <w:sz w:val="16"/>
               </w:rPr>
-              <w:t>5,711</w:t>
+              <w:t>6,754</w:t>
             </w:r>
           </w:p>
         </w:tc>
@@ -10556,7 +10556,7 @@
                 <w:color w:val="1C3A36"/>
                 <w:sz w:val="16"/>
               </w:rPr>
-              <w:t>5,955</w:t>
+              <w:t>7,053</w:t>
             </w:r>
           </w:p>
         </w:tc>
@@ -10574,7 +10574,7 @@
                 <w:color w:val="1C3A36"/>
                 <w:sz w:val="16"/>
               </w:rPr>
-              <w:t>6,160</w:t>
+              <w:t>7,307</w:t>
             </w:r>
           </w:p>
         </w:tc>
@@ -10592,7 +10592,7 @@
                 <w:color w:val="1C3A36"/>
                 <w:sz w:val="16"/>
               </w:rPr>
-              <w:t>6,360</w:t>
+              <w:t>7,556</w:t>
             </w:r>
           </w:p>
         </w:tc>
@@ -10636,7 +10636,7 @@
                 <w:color w:val="1C3A36"/>
                 <w:sz w:val="16"/>
               </w:rPr>
-              <w:t>45.7%</w:t>
+              <w:t>49.9%</w:t>
             </w:r>
           </w:p>
         </w:tc>
@@ -10656,7 +10656,7 @@
                 <w:color w:val="1C3A36"/>
                 <w:sz w:val="16"/>
               </w:rPr>
-              <w:t>45.0%</w:t>
+              <w:t>49.2%</w:t>
             </w:r>
           </w:p>
         </w:tc>
@@ -10676,7 +10676,7 @@
                 <w:color w:val="1C3A36"/>
                 <w:sz w:val="16"/>
               </w:rPr>
-              <w:t>44.1%</w:t>
+              <w:t>48.3%</w:t>
             </w:r>
           </w:p>
         </w:tc>
@@ -10696,7 +10696,7 @@
                 <w:color w:val="1C3A36"/>
                 <w:sz w:val="16"/>
               </w:rPr>
-              <w:t>43.1%</w:t>
+              <w:t>47.4%</w:t>
             </w:r>
           </w:p>
         </w:tc>
@@ -10716,7 +10716,7 @@
                 <w:color w:val="1C3A36"/>
                 <w:sz w:val="16"/>
               </w:rPr>
-              <w:t>42.3%</w:t>
+              <w:t>46.5%</w:t>
             </w:r>
           </w:p>
         </w:tc>
@@ -10756,7 +10756,7 @@
                 <w:color w:val="1C3A36"/>
                 <w:sz w:val="16"/>
               </w:rPr>
-              <w:t>4,812</w:t>
+              <w:t>5,781</w:t>
             </w:r>
           </w:p>
         </w:tc>
@@ -10774,7 +10774,7 @@
                 <w:color w:val="1C3A36"/>
                 <w:sz w:val="16"/>
               </w:rPr>
-              <w:t>5,203</w:t>
+              <w:t>6,246</w:t>
             </w:r>
           </w:p>
         </w:tc>
@@ -10792,7 +10792,7 @@
                 <w:color w:val="1C3A36"/>
                 <w:sz w:val="16"/>
               </w:rPr>
-              <w:t>5,492</w:t>
+              <w:t>6,590</w:t>
             </w:r>
           </w:p>
         </w:tc>
@@ -10810,7 +10810,7 @@
                 <w:color w:val="1C3A36"/>
                 <w:sz w:val="16"/>
               </w:rPr>
-              <w:t>5,746</w:t>
+              <w:t>6,893</w:t>
             </w:r>
           </w:p>
         </w:tc>
@@ -10828,7 +10828,7 @@
                 <w:color w:val="1C3A36"/>
                 <w:sz w:val="16"/>
               </w:rPr>
-              <w:t>5,987</w:t>
+              <w:t>7,183</w:t>
             </w:r>
           </w:p>
         </w:tc>
@@ -10872,7 +10872,7 @@
                 <w:color w:val="1C3A36"/>
                 <w:sz w:val="16"/>
               </w:rPr>
-              <w:t>41.2%</w:t>
+              <w:t>45.7%</w:t>
             </w:r>
           </w:p>
         </w:tc>
@@ -10892,7 +10892,7 @@
                 <w:color w:val="1C3A36"/>
                 <w:sz w:val="16"/>
               </w:rPr>
-              <w:t>41.0%</w:t>
+              <w:t>45.5%</w:t>
             </w:r>
           </w:p>
         </w:tc>
@@ -10912,7 +10912,7 @@
                 <w:color w:val="1C3A36"/>
                 <w:sz w:val="16"/>
               </w:rPr>
-              <w:t>40.6%</w:t>
+              <w:t>45.1%</w:t>
             </w:r>
           </w:p>
         </w:tc>
@@ -10932,7 +10932,7 @@
                 <w:color w:val="1C3A36"/>
                 <w:sz w:val="16"/>
               </w:rPr>
-              <w:t>40.2%</w:t>
+              <w:t>44.7%</w:t>
             </w:r>
           </w:p>
         </w:tc>
@@ -10952,7 +10952,7 @@
                 <w:color w:val="1C3A36"/>
                 <w:sz w:val="16"/>
               </w:rPr>
-              <w:t>39.8%</w:t>
+              <w:t>44.2%</w:t>
             </w:r>
           </w:p>
         </w:tc>
@@ -10992,7 +10992,7 @@
                 <w:color w:val="1C3A36"/>
                 <w:sz w:val="16"/>
               </w:rPr>
-              <w:t>3,921</w:t>
+              <w:t>4,890</w:t>
             </w:r>
           </w:p>
         </w:tc>
@@ -11010,7 +11010,7 @@
                 <w:color w:val="1C3A36"/>
                 <w:sz w:val="16"/>
               </w:rPr>
-              <w:t>4,194</w:t>
+              <w:t>5,237</w:t>
             </w:r>
           </w:p>
         </w:tc>
@@ -11028,7 +11028,7 @@
                 <w:color w:val="1C3A36"/>
                 <w:sz w:val="16"/>
               </w:rPr>
-              <w:t>4,346</w:t>
+              <w:t>5,444</w:t>
             </w:r>
           </w:p>
         </w:tc>
@@ -11046,7 +11046,7 @@
                 <w:color w:val="1C3A36"/>
                 <w:sz w:val="16"/>
               </w:rPr>
-              <w:t>4,453</w:t>
+              <w:t>5,600</w:t>
             </w:r>
           </w:p>
         </w:tc>
@@ -11064,7 +11064,7 @@
                 <w:color w:val="1C3A36"/>
                 <w:sz w:val="16"/>
               </w:rPr>
-              <w:t>4,553</w:t>
+              <w:t>5,749</w:t>
             </w:r>
           </w:p>
         </w:tc>
@@ -11104,7 +11104,7 @@
                 <w:color w:val="1C3A36"/>
                 <w:sz w:val="16"/>
               </w:rPr>
-              <w:t>33.6%</w:t>
+              <w:t>38.7%</w:t>
             </w:r>
           </w:p>
         </w:tc>
@@ -11122,7 +11122,7 @@
                 <w:color w:val="1C3A36"/>
                 <w:sz w:val="16"/>
               </w:rPr>
-              <w:t>33.0%</w:t>
+              <w:t>38.1%</w:t>
             </w:r>
           </w:p>
         </w:tc>
@@ -11140,7 +11140,7 @@
                 <w:color w:val="1C3A36"/>
                 <w:sz w:val="16"/>
               </w:rPr>
-              <w:t>32.2%</w:t>
+              <w:t>37.3%</w:t>
             </w:r>
           </w:p>
         </w:tc>
@@ -11158,7 +11158,7 @@
                 <w:color w:val="1C3A36"/>
                 <w:sz w:val="16"/>
               </w:rPr>
-              <w:t>31.2%</w:t>
+              <w:t>36.3%</w:t>
             </w:r>
           </w:p>
         </w:tc>
@@ -11176,7 +11176,7 @@
                 <w:color w:val="1C3A36"/>
                 <w:sz w:val="16"/>
               </w:rPr>
-              <w:t>30.3%</w:t>
+              <w:t>35.4%</w:t>
             </w:r>
           </w:p>
         </w:tc>
@@ -11198,7 +11198,7 @@
           <w:color w:val="6E7B77"/>
           <w:sz w:val="17"/>
         </w:rPr>
-        <w:t>Table 12.  Not one margin in this table is set. Each is revenue less a cost stack built from physical consumption times a unit price, so the margin path is a consequence of the tonnes, the prices and the escalators above it. It eases from 45.7% to 42.3% because the dollar export price is held FLAT in nominal dollars — no forecast of a traded commodity price is defensible — while the pound-denominated cost legs escalate on the domestic path. That is a real cost drift, and it is a claim rather than an assumption: the company's own audited accounts show cost per unit of revenue rising from 54.1% in the year to June 2023 to 61.6% in the year to June 2025, which is the direction the forecast carries forward.</w:t>
+        <w:t>Table 12.  Not one margin in this table is set. Each is revenue less a cost stack built from physical consumption times a unit price, so the margin path is a consequence of the tonnes, the prices and the escalators above it. It eases from 49.9% to 46.5% because the dollar export price is held FLAT in nominal dollars — no forecast of a traded commodity price is defensible — while the pound-denominated cost legs escalate on the domestic path. That is a real cost drift, and it is a claim rather than an assumption: the company's own audited accounts show cost per unit of revenue rising from 54.1% in the year to June 2023 to 61.6% in the year to June 2025, which is the direction the forecast carries forward.</w:t>
       </w:r>
     </w:p>
     <w:p>
@@ -11381,7 +11381,7 @@
                 <w:color w:val="1C3A36"/>
                 <w:sz w:val="17"/>
               </w:rPr>
-              <w:t>8,722</w:t>
+              <w:t>9,691</w:t>
             </w:r>
           </w:p>
         </w:tc>
@@ -11399,7 +11399,7 @@
                 <w:color w:val="1C3A36"/>
                 <w:sz w:val="17"/>
               </w:rPr>
-              <w:t>74.7%</w:t>
+              <w:t>76.6%</w:t>
             </w:r>
           </w:p>
         </w:tc>
@@ -11417,7 +11417,7 @@
                 <w:color w:val="1C3A36"/>
                 <w:sz w:val="17"/>
               </w:rPr>
-              <w:t>10,760</w:t>
+              <w:t>11,956</w:t>
             </w:r>
           </w:p>
         </w:tc>
@@ -11435,7 +11435,7 @@
                 <w:color w:val="1C3A36"/>
                 <w:sz w:val="17"/>
               </w:rPr>
-              <w:t>71.5%</w:t>
+              <w:t>73.6%</w:t>
             </w:r>
           </w:p>
         </w:tc>
@@ -11493,7 +11493,7 @@
                 <w:color w:val="1C3A36"/>
                 <w:sz w:val="17"/>
               </w:rPr>
-              <w:t>10.0%</w:t>
+              <w:t>9.2%</w:t>
             </w:r>
           </w:p>
         </w:tc>
@@ -11529,7 +11529,7 @@
                 <w:color w:val="1C3A36"/>
                 <w:sz w:val="17"/>
               </w:rPr>
-              <w:t>12.7%</w:t>
+              <w:t>11.8%</w:t>
             </w:r>
           </w:p>
         </w:tc>
@@ -11587,7 +11587,7 @@
                 <w:color w:val="1C3A36"/>
                 <w:sz w:val="17"/>
               </w:rPr>
-              <w:t>9.1%</w:t>
+              <w:t>8.4%</w:t>
             </w:r>
           </w:p>
         </w:tc>
@@ -11623,7 +11623,7 @@
                 <w:color w:val="1C3A36"/>
                 <w:sz w:val="17"/>
               </w:rPr>
-              <w:t>9.7%</w:t>
+              <w:t>8.9%</w:t>
             </w:r>
           </w:p>
         </w:tc>
@@ -11681,7 +11681,7 @@
                 <w:color w:val="1C3A36"/>
                 <w:sz w:val="17"/>
               </w:rPr>
-              <w:t>5.0%</w:t>
+              <w:t>4.7%</w:t>
             </w:r>
           </w:p>
         </w:tc>
@@ -11717,7 +11717,7 @@
                 <w:color w:val="1C3A36"/>
                 <w:sz w:val="17"/>
               </w:rPr>
-              <w:t>4.9%</w:t>
+              <w:t>4.5%</w:t>
             </w:r>
           </w:p>
         </w:tc>
@@ -11775,7 +11775,7 @@
                 <w:color w:val="1C3A36"/>
                 <w:sz w:val="17"/>
               </w:rPr>
-              <w:t>1.2%</w:t>
+              <w:t>1.1%</w:t>
             </w:r>
           </w:p>
         </w:tc>
@@ -11811,7 +11811,7 @@
                 <w:color w:val="1C3A36"/>
                 <w:sz w:val="17"/>
               </w:rPr>
-              <w:t>1.2%</w:t>
+              <w:t>1.1%</w:t>
             </w:r>
           </w:p>
         </w:tc>
@@ -11855,7 +11855,7 @@
                 <w:color w:val="1C3A36"/>
                 <w:sz w:val="17"/>
               </w:rPr>
-              <w:t>11,674</w:t>
+              <w:t>12,643</w:t>
             </w:r>
           </w:p>
         </w:tc>
@@ -11895,7 +11895,7 @@
                 <w:color w:val="1C3A36"/>
                 <w:sz w:val="17"/>
               </w:rPr>
-              <w:t>15,043</w:t>
+              <w:t>16,239</w:t>
             </w:r>
           </w:p>
         </w:tc>
@@ -11994,7 +11994,7 @@
           <w:color w:val="1C3A36"/>
           <w:sz w:val="21"/>
         </w:rPr>
-        <w:t>Carried through, the programme is worth EGP 5.10 a share. Stopped, EGP 8.63. The difference, EGP 3.53 a share or EGP 7,016 million of equity, is the cost of the programme to shareholders on this model's assumptions. What decides it is whether the plant, once built, earns a return above the capital sunk into it. On the disclosed cost and the derived nameplate it does not.</w:t>
+        <w:t>Carried through, the programme is worth EGP 8.07 a share. Stopped, EGP 11.61. The difference, EGP 3.53 a share or EGP 7,016 million of equity, is the cost of the programme to shareholders on this model's assumptions. What decides it is whether the plant, once built, earns a return above the capital sunk into it. On the disclosed cost and the derived nameplate it does not.</w:t>
       </w:r>
     </w:p>
     <w:tbl>
@@ -13623,7 +13623,7 @@
           <w:color w:val="1C3A36"/>
           <w:sz w:val="19"/>
         </w:rPr>
-        <w:t>The honest counter-argument is that the two pre-project years flatter the plant: it was newly built, and new plant does not need much. The upper framing of the same driver is replacement-rate maintenance — gross fixed assets at that same 3.95% machinery rate, or 6.1% of revenue. Both are published: the observed rate is the central and the replacement rate is the downside, and they are worth EGP 0.92 a share between them. They are not averaged.</w:t>
+        <w:t>The honest counter-argument is that the two pre-project years flatter the plant: it was newly built, and new plant does not need much. The upper framing of the same driver is replacement-rate maintenance — gross fixed assets at that same 3.95% machinery rate, or 6.1% of revenue. Both are published: the observed rate is the central and the replacement rate is the downside, and they are worth EGP 0.99 a share between them. They are not averaged.</w:t>
       </w:r>
     </w:p>
     <w:p>
@@ -14260,7 +14260,7 @@
                 <w:color w:val="1C3A36"/>
                 <w:sz w:val="17"/>
               </w:rPr>
-              <w:t>2,281</w:t>
+              <w:t>2,352</w:t>
             </w:r>
           </w:p>
         </w:tc>
@@ -14364,7 +14364,7 @@
                 <w:color w:val="1C3A36"/>
                 <w:sz w:val="17"/>
               </w:rPr>
-              <w:t>19.5%</w:t>
+              <w:t>18.6%</w:t>
             </w:r>
           </w:p>
         </w:tc>
@@ -15567,7 +15567,7 @@
           <w:color w:val="1C3A36"/>
           <w:sz w:val="19"/>
         </w:rPr>
-        <w:t>Two things about that construction are disclosed rather than argued, because the cost-of-capital build tests for both. The company's own local-currency facility carries 19.40% against a 23.00% sovereign ten-year yield: a same-currency corporate borrowing below its sovereign. It is the company's disclosed rate on a state-bank facility and is used as disclosed. A same-currency borrower does not normally borrow below its sovereign, so the construction with every leg floored at the 23.00% sovereign yield plus the company's own spread over the policy rate — which its facilities print as nil — is priced in the table below: EGP 3.49 a share on the carried-through cash-flow lens against EGP 5.10, a difference of EGP -1.60. The lower disclosed rates raise the answer, so the choice made leans toward the traded price, not away from it.</w:t>
+        <w:t>Two things about that construction are disclosed rather than argued, because the cost-of-capital build tests for both. The company's own local-currency facility carries 19.40% against a 23.00% sovereign ten-year yield: a same-currency corporate borrowing below its sovereign. It is the company's disclosed rate on a state-bank facility and is used as disclosed. A same-currency borrower does not normally borrow below its sovereign, so the construction with every leg floored at the 23.00% sovereign yield plus the company's own spread over the policy rate — which its facilities print as nil — is priced in the table below: EGP 6.03 a share on the carried-through cash-flow lens against EGP 8.07, a difference of EGP -2.05. The lower disclosed rates raise the answer, so the choice made leans toward the traded price, not away from it.</w:t>
       </w:r>
     </w:p>
     <w:p>
@@ -15773,7 +15773,7 @@
                 <w:color w:val="1C3A36"/>
                 <w:sz w:val="15"/>
               </w:rPr>
-              <w:t>Against EGP 5.10</w:t>
+              <w:t>Against EGP 8.07</w:t>
             </w:r>
           </w:p>
         </w:tc>
@@ -15814,7 +15814,7 @@
                 <w:color w:val="1C3A36"/>
                 <w:sz w:val="15"/>
               </w:rPr>
-              <w:t>A 10% ad-valorem export duty charged on every export tonne, for ever</w:t>
+              <w:t>No export duty, because Ministerial Decision 340 of 2026 cancelled the levy with effect from 1 August 2026 — five weeks before this study's strike</w:t>
             </w:r>
           </w:p>
         </w:tc>
@@ -15831,7 +15831,7 @@
                 <w:color w:val="1C3A36"/>
                 <w:sz w:val="15"/>
               </w:rPr>
-              <w:t>No duty at all (8.0748) or half the rate (6.5857)</w:t>
+              <w:t>The 10% ad-valorem duty back, charged on every export tonne for ever (5.0966), or at half that rate (6.5857)</w:t>
             </w:r>
           </w:p>
         </w:tc>
@@ -15849,7 +15849,7 @@
                 <w:color w:val="1C3A36"/>
                 <w:sz w:val="15"/>
               </w:rPr>
-              <w:t>8.07</w:t>
+              <w:t>5.10</w:t>
             </w:r>
           </w:p>
         </w:tc>
@@ -15867,7 +15867,7 @@
                 <w:color w:val="1C3A36"/>
                 <w:sz w:val="15"/>
               </w:rPr>
-              <w:t>+2.98</w:t>
+              <w:t>-2.98</w:t>
             </w:r>
           </w:p>
         </w:tc>
@@ -15884,7 +15884,7 @@
                 <w:color w:val="1C3A36"/>
                 <w:sz w:val="15"/>
               </w:rPr>
-              <w:t>THIS IS THE LARGEST SINGLE LINE IN THE STUDY AND THE INSTRUMENT BEHIND IT HAS NOW BEEN FOUND. It is DECREE No. 258 of 2026 of the Minister of Investment and Foreign Trade, published in the Official Gazette on 25 June 2026: 10% ad valorem on the FOB invoice value of nitrogen fertiliser exports, replacing a temporary US$90/t duty imposed in May 2026 for three months, and carrying no stated expiry of its own. The rate this study charges is the rate the decree sets, on the base it sets, applied in perpetuity because the instrument names no end -- which is a reading of the decree rather than the assumption it was until today. PURE AMMONIUM NITRATE ABOVE 34.2% NITROGEN AND FREE-ZONE SHIPMENTS ARE EXEMPT, and that was checked against the model rather than noted: the duty is applied to the UREA export leg alone, and urea is not exempt. THE DIRECTION IS AGAINST THIS STUDY -- removing the duty RAISES the value and narrows the gap -- and the search was made for that reason rather than despite it. It came back saying the duty is real, so the alternative below is priced and NOT adopted; a reader is entitled to see what the largest line in the study is worth even when it survives. The input was briefly re-tiered L3 to L4 earlier today on the ground that no instrument had been located; nobody had looked, and that sentence was the same defect it was written to record. It is L3 again, cited by number and date. What would improve it further: the Gazette text itself rather than two independent reports of it, and the FY2025/26 auditor's report disclosing a duty actually charged, the way the FY2024/25 report disclosed the EGP 437.5m shortfall levy on 175kt.</w:t>
+              <w:t>THIS IS THE LARGEST SINGLE LINE IN THE STUDY AND IT TURNED OVER TWICE. The instrument was found in June and adopted: Decree 258 of 2026, 10% ad valorem on the FOB invoice value of nitrogen fertiliser exports, carrying no stated expiry of its own. It was then CANCELLED — Ministerial Decision 340 of 2026, effective 1 August 2026, striking down Decisions 190, 203 and 258 together. The Egyptian Customs Authority issued Circular 46 of 2026 to govern shipments whose declarations were opened before the levy ceased, which is the administrative trace a real cancellation leaves behind. This study strikes on 3 September, so the rate in force at the strike is NIL and the duty belonged to a window that had closed. IT WAS MISSED BECAUSE IT WAS SEARCHED FOR IN ENGLISH. Three searches found nothing and NOT FOUND WAS REPORTED AS NOT TRUE, on an Egyptian ministerial decision whose register, customs circular and trade coverage are all Arabic. Absence of evidence produced by looking in the wrong language is not evidence of absence, and five forecast years of a repealed duty is what it cost — EGP 2.98 a share against a gap of 9.21. THE ALTERNATIVE IS NOW THE DUTY'S RETURN, which is the honest direction to price it in: it was imposed once this year and can be imposed again, and a reader is entitled to see what the largest line in the study is worth if it comes back. PURE AMMONIUM NITRATE ABOVE 34.2% NITROGEN AND FREE-ZONE SHIPMENTS WERE EXEMPT while it ran, and the duty was applied to the UREA export leg alone, where urea is not exempt. What would improve the citation: the Gazette text of Decision 340 itself rather than the decree register and the customs circular that implement it.</w:t>
             </w:r>
           </w:p>
         </w:tc>
@@ -15923,7 +15923,7 @@
                 <w:color w:val="1C3A36"/>
                 <w:sz w:val="15"/>
               </w:rPr>
-              <w:t>Priced at the retired typed US$280/t, the weakest-sourced input in a 304-input register, whose source string was four words long and named no assessor, series, date or basis (4.5220)</w:t>
+              <w:t>Priced at the retired typed US$280/t, the weakest-sourced input in a 304-input register, whose source string was four words long and named no assessor, series, date or basis (7.5002)</w:t>
             </w:r>
           </w:p>
         </w:tc>
@@ -15941,7 +15941,7 @@
                 <w:color w:val="1C3A36"/>
                 <w:sz w:val="15"/>
               </w:rPr>
-              <w:t>4.52</w:t>
+              <w:t>7.50</w:t>
             </w:r>
           </w:p>
         </w:tc>
@@ -16033,7 +16033,7 @@
                 <w:color w:val="1C3A36"/>
                 <w:sz w:val="15"/>
               </w:rPr>
-              <w:t>3.01</w:t>
+              <w:t>5.41</w:t>
             </w:r>
           </w:p>
         </w:tc>
@@ -16051,7 +16051,7 @@
                 <w:color w:val="1C3A36"/>
                 <w:sz w:val="15"/>
               </w:rPr>
-              <w:t>-2.08</w:t>
+              <w:t>-2.67</w:t>
             </w:r>
           </w:p>
         </w:tc>
@@ -16125,7 +16125,7 @@
                 <w:color w:val="1C3A36"/>
                 <w:sz w:val="15"/>
               </w:rPr>
-              <w:t>1.24</w:t>
+              <w:t>3.15</w:t>
             </w:r>
           </w:p>
         </w:tc>
@@ -16143,7 +16143,7 @@
                 <w:color w:val="1C3A36"/>
                 <w:sz w:val="15"/>
               </w:rPr>
-              <w:t>-3.86</w:t>
+              <w:t>-4.93</w:t>
             </w:r>
           </w:p>
         </w:tc>
@@ -16217,7 +16217,7 @@
                 <w:color w:val="1C3A36"/>
                 <w:sz w:val="15"/>
               </w:rPr>
-              <w:t>2.87</w:t>
+              <w:t>5.26</w:t>
             </w:r>
           </w:p>
         </w:tc>
@@ -16235,7 +16235,7 @@
                 <w:color w:val="1C3A36"/>
                 <w:sz w:val="15"/>
               </w:rPr>
-              <w:t>-2.22</w:t>
+              <w:t>-2.81</w:t>
             </w:r>
           </w:p>
         </w:tc>
@@ -16309,7 +16309,7 @@
                 <w:color w:val="1C3A36"/>
                 <w:sz w:val="15"/>
               </w:rPr>
-              <w:t>3.49</w:t>
+              <w:t>6.03</w:t>
             </w:r>
           </w:p>
         </w:tc>
@@ -16327,7 +16327,7 @@
                 <w:color w:val="1C3A36"/>
                 <w:sz w:val="15"/>
               </w:rPr>
-              <w:t>-1.60</w:t>
+              <w:t>-2.05</w:t>
             </w:r>
           </w:p>
         </w:tc>
@@ -16401,7 +16401,7 @@
                 <w:color w:val="1C3A36"/>
                 <w:sz w:val="15"/>
               </w:rPr>
-              <w:t>6.05</w:t>
+              <w:t>9.29</w:t>
             </w:r>
           </w:p>
         </w:tc>
@@ -16419,7 +16419,7 @@
                 <w:color w:val="1C3A36"/>
                 <w:sz w:val="15"/>
               </w:rPr>
-              <w:t>+0.95</w:t>
+              <w:t>+1.22</w:t>
             </w:r>
           </w:p>
         </w:tc>
@@ -16493,7 +16493,7 @@
                 <w:color w:val="1C3A36"/>
                 <w:sz w:val="15"/>
               </w:rPr>
-              <w:t>2.09</w:t>
+              <w:t>5.07</w:t>
             </w:r>
           </w:p>
         </w:tc>
@@ -16585,7 +16585,7 @@
                 <w:color w:val="1C3A36"/>
                 <w:sz w:val="15"/>
               </w:rPr>
-              <w:t>5.83</w:t>
+              <w:t>8.81</w:t>
             </w:r>
           </w:p>
         </w:tc>
@@ -16677,7 +16677,7 @@
                 <w:color w:val="1C3A36"/>
                 <w:sz w:val="15"/>
               </w:rPr>
-              <w:t>4.18</w:t>
+              <w:t>7.08</w:t>
             </w:r>
           </w:p>
         </w:tc>
@@ -16695,7 +16695,7 @@
                 <w:color w:val="1C3A36"/>
                 <w:sz w:val="15"/>
               </w:rPr>
-              <w:t>-0.92</w:t>
+              <w:t>-0.99</w:t>
             </w:r>
           </w:p>
         </w:tc>
@@ -16769,7 +16769,7 @@
                 <w:color w:val="1C3A36"/>
                 <w:sz w:val="15"/>
               </w:rPr>
-              <w:t>2.48</w:t>
+              <w:t>5.46</w:t>
             </w:r>
           </w:p>
         </w:tc>
@@ -16861,7 +16861,7 @@
                 <w:color w:val="1C3A36"/>
                 <w:sz w:val="15"/>
               </w:rPr>
-              <w:t>6.03</w:t>
+              <w:t>9.01</w:t>
             </w:r>
           </w:p>
         </w:tc>
@@ -16953,7 +16953,7 @@
                 <w:color w:val="1C3A36"/>
                 <w:sz w:val="15"/>
               </w:rPr>
-              <w:t>4.89</w:t>
+              <w:t>7.87</w:t>
             </w:r>
           </w:p>
         </w:tc>
@@ -17010,7 +17010,7 @@
           <w:color w:val="6E7B77"/>
           <w:sz w:val="17"/>
         </w:rPr>
-        <w:t>Table 18.  The two that move the answer most are glide (-3.86) and gas (-3.00); none of the 13, and no combination of them, closes the gap to the traded price.</w:t>
+        <w:t>Table 18.  The two that move the answer most are glide (-4.93) and gas (-3.00); none of the 13, and no combination of them, closes the gap to the traded price.</w:t>
       </w:r>
     </w:p>
     <w:p>
@@ -18085,7 +18085,7 @@
                 <w:color w:val="1C3A36"/>
                 <w:sz w:val="16"/>
               </w:rPr>
-              <w:t>5.10 to 8.63</w:t>
+              <w:t>8.07 to 11.61</w:t>
             </w:r>
           </w:p>
         </w:tc>
@@ -18160,7 +18160,7 @@
                 <w:color w:val="1C3A36"/>
                 <w:sz w:val="16"/>
               </w:rPr>
-              <w:t>2.09 to 5.10</w:t>
+              <w:t>5.07 to 8.07</w:t>
             </w:r>
           </w:p>
         </w:tc>
@@ -18235,7 +18235,7 @@
                 <w:color w:val="1C3A36"/>
                 <w:sz w:val="16"/>
               </w:rPr>
-              <w:t>2.87 to 5.10</w:t>
+              <w:t>5.26 to 8.07</w:t>
             </w:r>
           </w:p>
         </w:tc>
@@ -18253,7 +18253,7 @@
                 <w:color w:val="1C3A36"/>
                 <w:sz w:val="16"/>
               </w:rPr>
-              <w:t>2.22</w:t>
+              <w:t>2.81</w:t>
             </w:r>
           </w:p>
         </w:tc>
@@ -18310,7 +18310,7 @@
                 <w:color w:val="1C3A36"/>
                 <w:sz w:val="16"/>
               </w:rPr>
-              <w:t>3.01 to 5.10</w:t>
+              <w:t>5.41 to 8.07</w:t>
             </w:r>
           </w:p>
         </w:tc>
@@ -18328,7 +18328,7 @@
                 <w:color w:val="1C3A36"/>
                 <w:sz w:val="16"/>
               </w:rPr>
-              <w:t>2.08</w:t>
+              <w:t>2.67</w:t>
             </w:r>
           </w:p>
         </w:tc>
@@ -18385,7 +18385,7 @@
                 <w:color w:val="1C3A36"/>
                 <w:sz w:val="16"/>
               </w:rPr>
-              <w:t>3.49 to 5.10</w:t>
+              <w:t>6.03 to 8.07</w:t>
             </w:r>
           </w:p>
         </w:tc>
@@ -18403,7 +18403,7 @@
                 <w:color w:val="1C3A36"/>
                 <w:sz w:val="16"/>
               </w:rPr>
-              <w:t>1.60</w:t>
+              <w:t>2.05</w:t>
             </w:r>
           </w:p>
         </w:tc>
@@ -18535,7 +18535,7 @@
                 <w:color w:val="1C3A36"/>
                 <w:sz w:val="16"/>
               </w:rPr>
-              <w:t>5.10 to 6.05</w:t>
+              <w:t>8.07 to 9.29</w:t>
             </w:r>
           </w:p>
         </w:tc>
@@ -18553,7 +18553,7 @@
                 <w:color w:val="1C3A36"/>
                 <w:sz w:val="16"/>
               </w:rPr>
-              <w:t>0.95</w:t>
+              <w:t>1.22</w:t>
             </w:r>
           </w:p>
         </w:tc>
@@ -18610,7 +18610,7 @@
                 <w:color w:val="1C3A36"/>
                 <w:sz w:val="16"/>
               </w:rPr>
-              <w:t>4.18 to 5.10</w:t>
+              <w:t>7.08 to 8.07</w:t>
             </w:r>
           </w:p>
         </w:tc>
@@ -18628,7 +18628,7 @@
                 <w:color w:val="1C3A36"/>
                 <w:sz w:val="16"/>
               </w:rPr>
-              <w:t>0.92</w:t>
+              <w:t>0.99</w:t>
             </w:r>
           </w:p>
         </w:tc>
@@ -18685,7 +18685,7 @@
                 <w:color w:val="1C3A36"/>
                 <w:sz w:val="16"/>
               </w:rPr>
-              <w:t>5.10 to 5.83</w:t>
+              <w:t>8.07 to 8.81</w:t>
             </w:r>
           </w:p>
         </w:tc>
@@ -18739,7 +18739,7 @@
           <w:color w:val="1C3A36"/>
           <w:sz w:val="19"/>
         </w:rPr>
-        <w:t>The beta deserves a note of its own, because it is the one input in the cost of capital that comes from a statistical estimate rather than from a quote or a disclosure. It is 1.020, from 256 weekly observations over 4.9 years of the share against the published EGX30 index — the index of the exchange the share is listed on, as of 2026-09-08 — on the exchange's own Sunday-to-Thursday week. The regression explains 24.8% of the variation with a standard error of 0.191, so all three conditions of the usability test are met and the estimate is adopted rather than defaulted; the Blume-adjusted cross-check is 1.013. The interval is wide, 0.71 to 1.33 at ninety per cent, because the share is thinly traded, and the lower bound is priced with the other contested constructions in section 1.8 rather than argued away: at 0.72 the answer is EGP 6.05 instead of EGP 5.10. The earlier edition of this study regressed the share against an equal-weight basket of the Egyptian names this series happens to cover; that basket is a coverage artefact and not a market, and the figure it produced (1.053) is withdrawn.</w:t>
+        <w:t>The beta deserves a note of its own, because it is the one input in the cost of capital that comes from a statistical estimate rather than from a quote or a disclosure. It is 1.020, from 256 weekly observations over 4.9 years of the share against the published EGX30 index — the index of the exchange the share is listed on, as of 2026-09-08 — on the exchange's own Sunday-to-Thursday week. The regression explains 24.8% of the variation with a standard error of 0.191, so all three conditions of the usability test are met and the estimate is adopted rather than defaulted; the Blume-adjusted cross-check is 1.013. The interval is wide, 0.71 to 1.33 at ninety per cent, because the share is thinly traded, and the lower bound is priced with the other contested constructions in section 1.8 rather than argued away: at 0.72 the answer is EGP 9.29 instead of EGP 8.07. The earlier edition of this study regressed the share against an equal-weight basket of the Egyptian names this series happens to cover; that basket is a coverage artefact and not a market, and the figure it produced (1.053) is withdrawn.</w:t>
       </w:r>
     </w:p>
     <w:p>
@@ -20758,7 +20758,7 @@
                 <w:color w:val="1C3A36"/>
                 <w:sz w:val="16"/>
               </w:rPr>
-              <w:t>5.10</w:t>
+              <w:t>8.07</w:t>
             </w:r>
           </w:p>
         </w:tc>
@@ -20832,7 +20832,7 @@
                 <w:color w:val="1C3A36"/>
                 <w:sz w:val="16"/>
               </w:rPr>
-              <w:t>8.63</w:t>
+              <w:t>11.61</w:t>
             </w:r>
           </w:p>
         </w:tc>
@@ -20980,7 +20980,7 @@
                 <w:color w:val="1C3A36"/>
                 <w:sz w:val="16"/>
               </w:rPr>
-              <w:t>16.05</w:t>
+              <w:t>19.93</w:t>
             </w:r>
           </w:p>
         </w:tc>
@@ -21054,7 +21054,7 @@
                 <w:color w:val="1C3A36"/>
                 <w:sz w:val="16"/>
               </w:rPr>
-              <w:t>4.35</w:t>
+              <w:t>7.37</w:t>
             </w:r>
           </w:p>
         </w:tc>
@@ -21138,7 +21138,7 @@
           <w:color w:val="1C3A36"/>
           <w:sz w:val="21"/>
         </w:rPr>
-        <w:t>Our own reading therefore sits at the conservative end of the field, and the field's upper bound of EGP 16.05 should be read as what the shares would be worth if the programme were free — which it is not. The multiple lens does reach EGP 14.41, and that is the whole point of it: at the multiple Egyptian fertilizer producers actually trade at, a reader who ignores the capital programme gets the market's answer. The cash-flow lens, which does not ignore it, does not. The gap is reported as the flat discount rate that would close it, about 13.2% against a sovereign ten-year yield of 23.0%, so that a reader who disagrees can see precisely what they are disagreeing with rather than being asked to accept a conclusion.</w:t>
+        <w:t>Our own reading therefore sits at the conservative end of the field, and the field's upper bound of EGP 19.93 should be read as what the shares would be worth if the programme were free — which it is not. The multiple lens does reach EGP 14.41, and that is the whole point of it: at the multiple Egyptian fertilizer producers actually trade at, a reader who ignores the capital programme gets the market's answer. The cash-flow lens, which does not ignore it, does not. The gap is reported as the flat discount rate that would close it, about 15.0% against a sovereign ten-year yield of 23.0%, so that a reader who disagrees can see precisely what they are disagreeing with rather than being asked to accept a conclusion.</w:t>
       </w:r>
     </w:p>
     <w:p>
@@ -22170,7 +22170,7 @@
           <w:color w:val="1C3A36"/>
           <w:sz w:val="21"/>
         </w:rPr>
-        <w:t>Maintenance capital expenditure is the driver this study got wrong on its first issue and has since re-anchored. It was set at three per cent of revenue on the assertion that the company's own observed spending was abnormally low; the cash-flow statements show two pre-project years at 1.1% of revenue, and that is now the central. The correction is worth EGP 0.35 a share on its own. The replacement-rate framing at 6.1% is published beside it as the downside rather than averaged in.</w:t>
+        <w:t>Maintenance capital expenditure is the driver this study got wrong on its first issue and has since re-anchored. It was set at three per cent of revenue on the assertion that the company's own observed spending was abnormally low; the cash-flow statements show two pre-project years at 1.1% of revenue, and that is now the central. The correction is worth EGP 0.37 a share on its own. The replacement-rate framing at 6.1% is published beside it as the downside rather than averaged in.</w:t>
       </w:r>
     </w:p>
     <w:p>
@@ -22184,7 +22184,7 @@
           <w:color w:val="1C3A36"/>
           <w:sz w:val="21"/>
         </w:rPr>
-        <w:t>The terminal charge for keeping the plant intact is the largest single judgement left in the model, and it is now a measurement rather than an assumption. Earlier editions charged the terminal by reinvesting a share of profit set by growth over an assumed return on capital — a construction that, read as a capital programme, rebuilds the entire asset base every 14.3 years, which is a fact about the pound rather than about a urea plant. It now charges what replacing the plant costs at today's prices: the book depreciation charge escalated over the average age of the base. THAT AGE IS READ OFF THE ACCOUNTS rather than assumed — accumulated depreciation over the year's own charge is the charge-weighted average age under straight-line depreciation, and it comes to 4.45 years against the 22.07-year replacement cycle the same note implies. This base is a quarter worn rather than half: only EGP 220 million of it, 1.3% of the depreciable cost, is fully depreciated and still in production. Where a company discloses too little to measure the age, half the life has to be assumed instead, and on this base that assumption is worth EGP 2.62 a share — the fourth largest of the ten priced alternatives, behind only the gas price and the discount-rate glide, and the reason the measurement was worth making.</w:t>
+        <w:t>The terminal charge for keeping the plant intact is the largest single judgement left in the model, and it is now a measurement rather than an assumption. Earlier editions charged the terminal by reinvesting a share of profit set by growth over an assumed return on capital — a construction that, read as a capital programme, rebuilds the entire asset base every 14.3 years, which is a fact about the pound rather than about a urea plant. It now charges what replacing the plant costs at today's prices: the book depreciation charge escalated over the average age of the base. THAT AGE IS READ OFF THE ACCOUNTS rather than assumed — accumulated depreciation over the year's own charge is the charge-weighted average age under straight-line depreciation, and it comes to 4.45 years against the 22.07-year replacement cycle the same note implies. This base is a quarter worn rather than half: only EGP 220 million of it, 1.3% of the depreciable cost, is fully depreciated and still in production. Where a company discloses too little to measure the age, half the life has to be assumed instead, and on this base that assumption is worth EGP 2.62 a share — the sixth largest of the ten priced alternatives, behind only the gas price and the discount-rate glide, and the reason the measurement was worth making.</w:t>
       </w:r>
     </w:p>
     <w:p>
@@ -22212,7 +22212,7 @@
           <w:color w:val="1C3A36"/>
           <w:sz w:val="21"/>
         </w:rPr>
-        <w:t>Terminal value is 83.3% of enterprise value on the carried-through case and 57.4% on the stopped case. The explicit years are a construction window: free cash flow to the firm is positive in 5 of the five years and negative in the other 0, and their present value is EGP 2,761 million against a terminal block of EGP 13,732 million. That is a real characteristic of an asset being rebuilt, not a modelling artefact — but it does mean the answer rests more heavily on one year than most studies do.</w:t>
+        <w:t>Terminal value is 77.8% of enterprise value on the carried-through case and 58.5% on the stopped case. The explicit years are a construction window: free cash flow to the firm is positive in 5 of the five years and negative in the other 0, and their present value is EGP 4,971 million against a terminal block of EGP 17,439 million. That is a real characteristic of an asset being rebuilt, not a modelling artefact — but it does mean the answer rests more heavily on one year than most studies do.</w:t>
       </w:r>
     </w:p>
     <w:p>
@@ -22680,7 +22680,7 @@
                 <w:color w:val="1C3A36"/>
                 <w:sz w:val="14"/>
               </w:rPr>
-              <w:t>11,674</w:t>
+              <w:t>12,643</w:t>
             </w:r>
           </w:p>
         </w:tc>
@@ -22698,7 +22698,7 @@
                 <w:color w:val="1C3A36"/>
                 <w:sz w:val="14"/>
               </w:rPr>
-              <w:t>12,693</w:t>
+              <w:t>13,736</w:t>
             </w:r>
           </w:p>
         </w:tc>
@@ -22716,7 +22716,7 @@
                 <w:color w:val="1C3A36"/>
                 <w:sz w:val="14"/>
               </w:rPr>
-              <w:t>13,513</w:t>
+              <w:t>14,611</w:t>
             </w:r>
           </w:p>
         </w:tc>
@@ -22734,7 +22734,7 @@
                 <w:color w:val="1C3A36"/>
                 <w:sz w:val="14"/>
               </w:rPr>
-              <w:t>14,277</w:t>
+              <w:t>15,424</w:t>
             </w:r>
           </w:p>
         </w:tc>
@@ -22752,7 +22752,7 @@
                 <w:color w:val="1C3A36"/>
                 <w:sz w:val="14"/>
               </w:rPr>
-              <w:t>15,043</w:t>
+              <w:t>16,239</w:t>
             </w:r>
           </w:p>
         </w:tc>
@@ -23060,7 +23060,7 @@
                 <w:color w:val="1C3A36"/>
                 <w:sz w:val="14"/>
               </w:rPr>
-              <w:t>5,337</w:t>
+              <w:t>6,306</w:t>
             </w:r>
           </w:p>
         </w:tc>
@@ -23080,7 +23080,7 @@
                 <w:color w:val="1C3A36"/>
                 <w:sz w:val="14"/>
               </w:rPr>
-              <w:t>5,711</w:t>
+              <w:t>6,754</w:t>
             </w:r>
           </w:p>
         </w:tc>
@@ -23100,7 +23100,7 @@
                 <w:color w:val="1C3A36"/>
                 <w:sz w:val="14"/>
               </w:rPr>
-              <w:t>5,955</w:t>
+              <w:t>7,053</w:t>
             </w:r>
           </w:p>
         </w:tc>
@@ -23120,7 +23120,7 @@
                 <w:color w:val="1C3A36"/>
                 <w:sz w:val="14"/>
               </w:rPr>
-              <w:t>6,160</w:t>
+              <w:t>7,307</w:t>
             </w:r>
           </w:p>
         </w:tc>
@@ -23140,7 +23140,7 @@
                 <w:color w:val="1C3A36"/>
                 <w:sz w:val="14"/>
               </w:rPr>
-              <w:t>6,360</w:t>
+              <w:t>7,556</w:t>
             </w:r>
           </w:p>
         </w:tc>
@@ -23632,7 +23632,7 @@
                 <w:color w:val="1C3A36"/>
                 <w:sz w:val="14"/>
               </w:rPr>
-              <w:t>3,921</w:t>
+              <w:t>4,890</w:t>
             </w:r>
           </w:p>
         </w:tc>
@@ -23652,7 +23652,7 @@
                 <w:color w:val="1C3A36"/>
                 <w:sz w:val="14"/>
               </w:rPr>
-              <w:t>4,194</w:t>
+              <w:t>5,237</w:t>
             </w:r>
           </w:p>
         </w:tc>
@@ -23672,7 +23672,7 @@
                 <w:color w:val="1C3A36"/>
                 <w:sz w:val="14"/>
               </w:rPr>
-              <w:t>4,346</w:t>
+              <w:t>5,444</w:t>
             </w:r>
           </w:p>
         </w:tc>
@@ -23692,7 +23692,7 @@
                 <w:color w:val="1C3A36"/>
                 <w:sz w:val="14"/>
               </w:rPr>
-              <w:t>4,453</w:t>
+              <w:t>5,600</w:t>
             </w:r>
           </w:p>
         </w:tc>
@@ -23712,7 +23712,7 @@
                 <w:color w:val="1C3A36"/>
                 <w:sz w:val="14"/>
               </w:rPr>
-              <w:t>4,553</w:t>
+              <w:t>5,749</w:t>
             </w:r>
           </w:p>
         </w:tc>
@@ -24020,7 +24020,7 @@
                 <w:color w:val="1C3A36"/>
                 <w:sz w:val="14"/>
               </w:rPr>
-              <w:t>4,812</w:t>
+              <w:t>5,781</w:t>
             </w:r>
           </w:p>
         </w:tc>
@@ -24040,7 +24040,7 @@
                 <w:color w:val="1C3A36"/>
                 <w:sz w:val="14"/>
               </w:rPr>
-              <w:t>5,203</w:t>
+              <w:t>6,246</w:t>
             </w:r>
           </w:p>
         </w:tc>
@@ -24060,7 +24060,7 @@
                 <w:color w:val="1C3A36"/>
                 <w:sz w:val="14"/>
               </w:rPr>
-              <w:t>5,492</w:t>
+              <w:t>6,590</w:t>
             </w:r>
           </w:p>
         </w:tc>
@@ -24080,7 +24080,7 @@
                 <w:color w:val="1C3A36"/>
                 <w:sz w:val="14"/>
               </w:rPr>
-              <w:t>5,746</w:t>
+              <w:t>6,893</w:t>
             </w:r>
           </w:p>
         </w:tc>
@@ -24100,7 +24100,7 @@
                 <w:color w:val="1C3A36"/>
                 <w:sz w:val="14"/>
               </w:rPr>
-              <w:t>5,987</w:t>
+              <w:t>7,183</w:t>
             </w:r>
           </w:p>
         </w:tc>
@@ -24212,7 +24212,7 @@
                 <w:color w:val="1C3A36"/>
                 <w:sz w:val="14"/>
               </w:rPr>
-              <w:t>45.7%</w:t>
+              <w:t>49.9%</w:t>
             </w:r>
           </w:p>
         </w:tc>
@@ -24230,7 +24230,7 @@
                 <w:color w:val="1C3A36"/>
                 <w:sz w:val="14"/>
               </w:rPr>
-              <w:t>45.0%</w:t>
+              <w:t>49.2%</w:t>
             </w:r>
           </w:p>
         </w:tc>
@@ -24248,7 +24248,7 @@
                 <w:color w:val="1C3A36"/>
                 <w:sz w:val="14"/>
               </w:rPr>
-              <w:t>44.1%</w:t>
+              <w:t>48.3%</w:t>
             </w:r>
           </w:p>
         </w:tc>
@@ -24266,7 +24266,7 @@
                 <w:color w:val="1C3A36"/>
                 <w:sz w:val="14"/>
               </w:rPr>
-              <w:t>43.1%</w:t>
+              <w:t>47.4%</w:t>
             </w:r>
           </w:p>
         </w:tc>
@@ -24284,7 +24284,7 @@
                 <w:color w:val="1C3A36"/>
                 <w:sz w:val="14"/>
               </w:rPr>
-              <w:t>42.3%</w:t>
+              <w:t>46.5%</w:t>
             </w:r>
           </w:p>
         </w:tc>
@@ -24396,7 +24396,7 @@
                 <w:color w:val="1C3A36"/>
                 <w:sz w:val="14"/>
               </w:rPr>
-              <w:t>41.2%</w:t>
+              <w:t>45.7%</w:t>
             </w:r>
           </w:p>
         </w:tc>
@@ -24414,7 +24414,7 @@
                 <w:color w:val="1C3A36"/>
                 <w:sz w:val="14"/>
               </w:rPr>
-              <w:t>41.0%</w:t>
+              <w:t>45.5%</w:t>
             </w:r>
           </w:p>
         </w:tc>
@@ -24432,7 +24432,7 @@
                 <w:color w:val="1C3A36"/>
                 <w:sz w:val="14"/>
               </w:rPr>
-              <w:t>40.6%</w:t>
+              <w:t>45.1%</w:t>
             </w:r>
           </w:p>
         </w:tc>
@@ -24450,7 +24450,7 @@
                 <w:color w:val="1C3A36"/>
                 <w:sz w:val="14"/>
               </w:rPr>
-              <w:t>40.2%</w:t>
+              <w:t>44.7%</w:t>
             </w:r>
           </w:p>
         </w:tc>
@@ -24468,7 +24468,7 @@
                 <w:color w:val="1C3A36"/>
                 <w:sz w:val="14"/>
               </w:rPr>
-              <w:t>39.8%</w:t>
+              <w:t>44.2%</w:t>
             </w:r>
           </w:p>
         </w:tc>
@@ -26839,7 +26839,7 @@
                 <w:color w:val="1C3A36"/>
                 <w:sz w:val="16"/>
               </w:rPr>
-              <w:t>2,729</w:t>
+              <w:t>2,740</w:t>
             </w:r>
           </w:p>
         </w:tc>
@@ -26857,7 +26857,7 @@
                 <w:color w:val="1C3A36"/>
                 <w:sz w:val="16"/>
               </w:rPr>
-              <w:t>3,242</w:t>
+              <w:t>3,253</w:t>
             </w:r>
           </w:p>
         </w:tc>
@@ -26875,7 +26875,7 @@
                 <w:color w:val="1C3A36"/>
                 <w:sz w:val="16"/>
               </w:rPr>
-              <w:t>3,451</w:t>
+              <w:t>3,463</w:t>
             </w:r>
           </w:p>
         </w:tc>
@@ -26893,7 +26893,7 @@
                 <w:color w:val="1C3A36"/>
                 <w:sz w:val="16"/>
               </w:rPr>
-              <w:t>3,359</w:t>
+              <w:t>3,372</w:t>
             </w:r>
           </w:p>
         </w:tc>
@@ -26911,7 +26911,7 @@
                 <w:color w:val="1C3A36"/>
                 <w:sz w:val="16"/>
               </w:rPr>
-              <w:t>2,657</w:t>
+              <w:t>2,670</w:t>
             </w:r>
           </w:p>
         </w:tc>
@@ -27063,7 +27063,7 @@
                 <w:color w:val="1C3A36"/>
                 <w:sz w:val="16"/>
               </w:rPr>
-              <w:t>856</w:t>
+              <w:t>927</w:t>
             </w:r>
           </w:p>
         </w:tc>
@@ -27081,7 +27081,7 @@
                 <w:color w:val="1C3A36"/>
                 <w:sz w:val="16"/>
               </w:rPr>
-              <w:t>931</w:t>
+              <w:t>1,008</w:t>
             </w:r>
           </w:p>
         </w:tc>
@@ -27099,7 +27099,7 @@
                 <w:color w:val="1C3A36"/>
                 <w:sz w:val="16"/>
               </w:rPr>
-              <w:t>991</w:t>
+              <w:t>1,072</w:t>
             </w:r>
           </w:p>
         </w:tc>
@@ -27117,7 +27117,7 @@
                 <w:color w:val="1C3A36"/>
                 <w:sz w:val="16"/>
               </w:rPr>
-              <w:t>1,047</w:t>
+              <w:t>1,131</w:t>
             </w:r>
           </w:p>
         </w:tc>
@@ -27135,7 +27135,7 @@
                 <w:color w:val="1C3A36"/>
                 <w:sz w:val="16"/>
               </w:rPr>
-              <w:t>1,104</w:t>
+              <w:t>1,191</w:t>
             </w:r>
           </w:p>
         </w:tc>
@@ -27399,7 +27399,7 @@
                 <w:color w:val="1C3A36"/>
                 <w:sz w:val="16"/>
               </w:rPr>
-              <w:t>2,281</w:t>
+              <w:t>2,352</w:t>
             </w:r>
           </w:p>
         </w:tc>
@@ -27417,7 +27417,7 @@
                 <w:color w:val="1C3A36"/>
                 <w:sz w:val="16"/>
               </w:rPr>
-              <w:t>2,501</w:t>
+              <w:t>2,578</w:t>
             </w:r>
           </w:p>
         </w:tc>
@@ -27435,7 +27435,7 @@
                 <w:color w:val="1C3A36"/>
                 <w:sz w:val="16"/>
               </w:rPr>
-              <w:t>2,691</w:t>
+              <w:t>2,771</w:t>
             </w:r>
           </w:p>
         </w:tc>
@@ -27453,7 +27453,7 @@
                 <w:color w:val="1C3A36"/>
                 <w:sz w:val="16"/>
               </w:rPr>
-              <w:t>2,873</w:t>
+              <w:t>2,957</w:t>
             </w:r>
           </w:p>
         </w:tc>
@@ -27471,7 +27471,7 @@
                 <w:color w:val="1C3A36"/>
                 <w:sz w:val="16"/>
               </w:rPr>
-              <w:t>3,056</w:t>
+              <w:t>3,144</w:t>
             </w:r>
           </w:p>
         </w:tc>
@@ -27511,7 +27511,7 @@
                 <w:color w:val="1C3A36"/>
                 <w:sz w:val="16"/>
               </w:rPr>
-              <w:t>619</w:t>
+              <w:t>690</w:t>
             </w:r>
           </w:p>
         </w:tc>
@@ -27529,7 +27529,7 @@
                 <w:color w:val="1C3A36"/>
                 <w:sz w:val="16"/>
               </w:rPr>
-              <w:t>220</w:t>
+              <w:t>225</w:t>
             </w:r>
           </w:p>
         </w:tc>
@@ -27547,7 +27547,7 @@
                 <w:color w:val="1C3A36"/>
                 <w:sz w:val="16"/>
               </w:rPr>
-              <w:t>190</w:t>
+              <w:t>194</w:t>
             </w:r>
           </w:p>
         </w:tc>
@@ -27565,7 +27565,7 @@
                 <w:color w:val="1C3A36"/>
                 <w:sz w:val="16"/>
               </w:rPr>
-              <w:t>182</w:t>
+              <w:t>186</w:t>
             </w:r>
           </w:p>
         </w:tc>
@@ -27583,7 +27583,7 @@
                 <w:color w:val="1C3A36"/>
                 <w:sz w:val="16"/>
               </w:rPr>
-              <w:t>183</w:t>
+              <w:t>187</w:t>
             </w:r>
           </w:p>
         </w:tc>
@@ -27627,7 +27627,7 @@
                 <w:color w:val="1C3A36"/>
                 <w:sz w:val="16"/>
               </w:rPr>
-              <w:t>581</w:t>
+              <w:t>1,251</w:t>
             </w:r>
           </w:p>
         </w:tc>
@@ -27647,7 +27647,7 @@
                 <w:color w:val="1C3A36"/>
                 <w:sz w:val="16"/>
               </w:rPr>
-              <w:t>798</w:t>
+              <w:t>1,589</w:t>
             </w:r>
           </w:p>
         </w:tc>
@@ -27667,7 +27667,7 @@
                 <w:color w:val="1C3A36"/>
                 <w:sz w:val="16"/>
               </w:rPr>
-              <w:t>874</w:t>
+              <w:t>1,709</w:t>
             </w:r>
           </w:p>
         </w:tc>
@@ -27687,7 +27687,7 @@
                 <w:color w:val="1C3A36"/>
                 <w:sz w:val="16"/>
               </w:rPr>
-              <w:t>1,202</w:t>
+              <w:t>2,075</w:t>
             </w:r>
           </w:p>
         </w:tc>
@@ -27707,7 +27707,7 @@
                 <w:color w:val="1C3A36"/>
                 <w:sz w:val="16"/>
               </w:rPr>
-              <w:t>2,122</w:t>
+              <w:t>3,032</w:t>
             </w:r>
           </w:p>
         </w:tc>
@@ -27892,7 +27892,7 @@
                 <w:color w:val="1C3A36"/>
                 <w:sz w:val="16"/>
               </w:rPr>
-              <w:t>13,513</w:t>
+              <w:t>14,611</w:t>
             </w:r>
           </w:p>
         </w:tc>
@@ -27910,7 +27910,7 @@
                 <w:color w:val="1C3A36"/>
                 <w:sz w:val="16"/>
               </w:rPr>
-              <w:t>14,277</w:t>
+              <w:t>15,424</w:t>
             </w:r>
           </w:p>
         </w:tc>
@@ -27928,7 +27928,7 @@
                 <w:color w:val="1C3A36"/>
                 <w:sz w:val="16"/>
               </w:rPr>
-              <w:t>15,043</w:t>
+              <w:t>16,239</w:t>
             </w:r>
           </w:p>
         </w:tc>
@@ -27968,7 +27968,7 @@
                 <w:color w:val="1C3A36"/>
                 <w:sz w:val="16"/>
               </w:rPr>
-              <w:t>5,955</w:t>
+              <w:t>7,053</w:t>
             </w:r>
           </w:p>
         </w:tc>
@@ -27986,7 +27986,7 @@
                 <w:color w:val="1C3A36"/>
                 <w:sz w:val="16"/>
               </w:rPr>
-              <w:t>6,160</w:t>
+              <w:t>7,307</w:t>
             </w:r>
           </w:p>
         </w:tc>
@@ -28004,7 +28004,7 @@
                 <w:color w:val="1C3A36"/>
                 <w:sz w:val="16"/>
               </w:rPr>
-              <w:t>6,360</w:t>
+              <w:t>7,556</w:t>
             </w:r>
           </w:p>
         </w:tc>
@@ -28048,7 +28048,7 @@
                 <w:color w:val="1C3A36"/>
                 <w:sz w:val="16"/>
               </w:rPr>
-              <w:t>5,492</w:t>
+              <w:t>6,590</w:t>
             </w:r>
           </w:p>
         </w:tc>
@@ -28068,7 +28068,7 @@
                 <w:color w:val="1C3A36"/>
                 <w:sz w:val="16"/>
               </w:rPr>
-              <w:t>5,746</w:t>
+              <w:t>6,893</w:t>
             </w:r>
           </w:p>
         </w:tc>
@@ -28088,7 +28088,7 @@
                 <w:color w:val="1C3A36"/>
                 <w:sz w:val="16"/>
               </w:rPr>
-              <w:t>5,987</w:t>
+              <w:t>7,183</w:t>
             </w:r>
           </w:p>
         </w:tc>
@@ -28128,7 +28128,7 @@
                 <w:color w:val="1C3A36"/>
                 <w:sz w:val="16"/>
               </w:rPr>
-              <w:t>1,445</w:t>
+              <w:t>1,563</w:t>
             </w:r>
           </w:p>
         </w:tc>
@@ -28146,7 +28146,7 @@
                 <w:color w:val="1C3A36"/>
                 <w:sz w:val="16"/>
               </w:rPr>
-              <w:t>507</w:t>
+              <w:t>548</w:t>
             </w:r>
           </w:p>
         </w:tc>
@@ -28164,7 +28164,7 @@
                 <w:color w:val="1C3A36"/>
                 <w:sz w:val="16"/>
               </w:rPr>
-              <w:t>1,220</w:t>
+              <w:t>1,317</w:t>
             </w:r>
           </w:p>
         </w:tc>
@@ -28204,7 +28204,7 @@
                 <w:color w:val="1C3A36"/>
                 <w:sz w:val="16"/>
               </w:rPr>
-              <w:t>15,881</w:t>
+              <w:t>17,172</w:t>
             </w:r>
           </w:p>
         </w:tc>
@@ -28222,7 +28222,7 @@
                 <w:color w:val="1C3A36"/>
                 <w:sz w:val="16"/>
               </w:rPr>
-              <w:t>17,139</w:t>
+              <w:t>18,516</w:t>
             </w:r>
           </w:p>
         </w:tc>
@@ -28240,7 +28240,7 @@
                 <w:color w:val="1C3A36"/>
                 <w:sz w:val="16"/>
               </w:rPr>
-              <w:t>19,995</w:t>
+              <w:t>21,584</w:t>
             </w:r>
           </w:p>
         </w:tc>
@@ -28280,7 +28280,7 @@
                 <w:color w:val="1C3A36"/>
                 <w:sz w:val="16"/>
               </w:rPr>
-              <w:t>1,557</w:t>
+              <w:t>1,844</w:t>
             </w:r>
           </w:p>
         </w:tc>
@@ -28298,7 +28298,7 @@
                 <w:color w:val="1C3A36"/>
                 <w:sz w:val="16"/>
               </w:rPr>
-              <w:t>1,387</w:t>
+              <w:t>1,645</w:t>
             </w:r>
           </w:p>
         </w:tc>
@@ -28316,7 +28316,7 @@
                 <w:color w:val="1C3A36"/>
                 <w:sz w:val="16"/>
               </w:rPr>
-              <w:t>538</w:t>
+              <w:t>639</w:t>
             </w:r>
           </w:p>
         </w:tc>
@@ -28360,7 +28360,7 @@
                 <w:color w:val="1C3A36"/>
                 <w:sz w:val="16"/>
               </w:rPr>
-              <w:t>11,914</w:t>
+              <w:t>14,111</w:t>
             </w:r>
           </w:p>
         </w:tc>
@@ -28380,7 +28380,7 @@
                 <w:color w:val="1C3A36"/>
                 <w:sz w:val="16"/>
               </w:rPr>
-              <w:t>11,170</w:t>
+              <w:t>13,251</w:t>
             </w:r>
           </w:p>
         </w:tc>
@@ -28400,7 +28400,7 @@
                 <w:color w:val="1C3A36"/>
                 <w:sz w:val="16"/>
               </w:rPr>
-              <w:t>8,565</w:t>
+              <w:t>10,176</w:t>
             </w:r>
           </w:p>
         </w:tc>
@@ -29797,7 +29797,7 @@
                 <w:color w:val="1C3A36"/>
                 <w:sz w:val="17"/>
               </w:rPr>
-              <w:t>13</w:t>
+              <w:t>14</w:t>
             </w:r>
           </w:p>
         </w:tc>
@@ -29974,7 +29974,7 @@
                 <w:color w:val="1C3A36"/>
                 <w:sz w:val="17"/>
               </w:rPr>
-              <w:t>309</w:t>
+              <w:t>310</w:t>
             </w:r>
           </w:p>
         </w:tc>
@@ -35380,7 +35380,7 @@
                 <w:color w:val="1C3A36"/>
                 <w:sz w:val="16"/>
               </w:rPr>
-              <w:t>-5.10</w:t>
+              <w:t>-8.07</w:t>
             </w:r>
           </w:p>
         </w:tc>
@@ -35437,7 +35437,7 @@
                 <w:color w:val="1C3A36"/>
                 <w:sz w:val="16"/>
               </w:rPr>
-              <w:t>-9.31</w:t>
+              <w:t>-6.34</w:t>
             </w:r>
           </w:p>
         </w:tc>
@@ -35454,7 +35454,7 @@
                 <w:color w:val="1C3A36"/>
                 <w:sz w:val="16"/>
               </w:rPr>
-              <w:t>The discount rate, and only the discount rate. At about 13.2% the market's price is reproduced; at any rate anchored to Egypt's sovereign it is not.</w:t>
+              <w:t>The discount rate, and only the discount rate. At about 15.0% the market's price is reproduced; at any rate anchored to Egypt's sovereign it is not.</w:t>
             </w:r>
           </w:p>
         </w:tc>
@@ -35494,7 +35494,7 @@
                 <w:color w:val="1C3A36"/>
                 <w:sz w:val="16"/>
               </w:rPr>
-              <w:t>1.64</w:t>
+              <w:t>5.52</w:t>
             </w:r>
           </w:p>
         </w:tc>
@@ -35576,7 +35576,7 @@
           <w:color w:val="1C3A36"/>
           <w:sz w:val="21"/>
         </w:rPr>
-        <w:t>Every input behind this study — 309 of them — carries a value, a source, a date and a research layer, and all of them are printed in the separate bibliography document. Where a number is constructed rather than reported, the construction is stated. Where a needed number could not be obtained, that is stated too.</w:t>
+        <w:t>Every input behind this study — 310 of them — carries a value, a source, a date and a research layer, and all of them are printed in the separate bibliography document. Where a number is constructed rather than reported, the construction is stated. Where a needed number could not be obtained, that is stated too.</w:t>
       </w:r>
     </w:p>
     <w:p>

--- a/engine/egch_study/EGCH_Valuation_Study_10-09-2026.docx
+++ b/engine/egch_study/EGCH_Valuation_Study_10-09-2026.docx
@@ -203,7 +203,7 @@
                 <w:color w:val="1C3A36"/>
                 <w:sz w:val="19"/>
               </w:rPr>
-              <w:t>This company is building a nitric-acid and ammonium-nitrate complex whose bank-approved cost is about three quarters of its own stock-market value, and which was 12.9% built against a 37% plan at the last reported date. Whether that programme is carried through or stopped is worth more than three pounds a share. Both answers are computed and both are published side by side throughout this document. Neither is averaged into the other, because the average would be true in neither world.</w:t>
+              <w:t>This company is building a nitric-acid and ammonium-nitrate complex whose bank-approved cost is about 71% of its own stock-market value, and which was 12.9% built against a 37.0% plan at the last reported date. SO THIS DOCUMENT ANSWERS THE QUESTION TWICE, AND THE TWO ANSWERS HAVE NAMES. Carried through is the world in which the company finishes the plant — which is what management says it is doing. Stopped is the world in which it walks away now, writes off what it has already spent, and carries on as the urea producer it already is. Stopping is worth MORE: EGP 11.61 a share against EGP 8.07, a difference of EGP 3.53. That is not a quirk of the arithmetic and section 1.7 sets out why. Both are published side by side throughout. Neither is averaged into the other, because the average would be true in neither world.</w:t>
             </w:r>
           </w:p>
           <w:p>
@@ -6071,7 +6071,7 @@
                 <w:color w:val="1C3A36"/>
                 <w:sz w:val="17"/>
               </w:rPr>
-              <w:t>1.68</w:t>
+              <w:t>3.42</w:t>
             </w:r>
           </w:p>
         </w:tc>
@@ -6128,7 +6128,7 @@
                 <w:color w:val="1C3A36"/>
                 <w:sz w:val="17"/>
               </w:rPr>
-              <w:t>4.03</w:t>
+              <w:t>6.70</w:t>
             </w:r>
           </w:p>
         </w:tc>
@@ -6185,7 +6185,7 @@
                 <w:color w:val="1C3A36"/>
                 <w:sz w:val="17"/>
               </w:rPr>
-              <w:t>5.61</w:t>
+              <w:t>8.90</w:t>
             </w:r>
           </w:p>
         </w:tc>
@@ -6241,7 +6241,7 @@
                 <w:color w:val="1C3A36"/>
                 <w:sz w:val="17"/>
               </w:rPr>
-              <w:t>7.93</w:t>
+              <w:t>12.12</w:t>
             </w:r>
           </w:p>
         </w:tc>
@@ -6297,7 +6297,7 @@
                 <w:color w:val="1C3A36"/>
                 <w:sz w:val="17"/>
               </w:rPr>
-              <w:t>11.62</w:t>
+              <w:t>17.26</w:t>
             </w:r>
           </w:p>
         </w:tc>
@@ -6353,7 +6353,7 @@
                 <w:color w:val="1C3A36"/>
                 <w:sz w:val="17"/>
               </w:rPr>
-              <w:t>18.36</w:t>
+              <w:t>26.60</w:t>
             </w:r>
           </w:p>
         </w:tc>
@@ -6454,7 +6454,7 @@
           <w:color w:val="6E7B77"/>
           <w:sz w:val="17"/>
         </w:rPr>
-        <w:t>Table 7.  Every row is a full re-run. The answer stays positive across the whole ladder and rises from EGP 1.68 at 25.0% to EGP 18.36 at 12.0%; what moves is how far below the price it sits. Reaching the traded price needs about 15.0%, which is 8.0% below what Egypt's own government pays to borrow for ten years. That, and not the capital programme, is the disagreement between this study and the market.</w:t>
+        <w:t>Table 7.  Every row is a full re-run. The answer stays positive across the whole ladder and rises from EGP 3.42 at 25.0% to EGP 26.60 at 12.0%; what moves is how far below the price it sits. Reaching the traded price needs about 15.0%, which is 8.0% below what Egypt's own government pays to borrow for ten years. That, and not the capital programme, is the disagreement between this study and the market.</w:t>
       </w:r>
     </w:p>
     <w:p>
@@ -11997,6 +11997,513 @@
         <w:t>Carried through, the programme is worth EGP 8.07 a share. Stopped, EGP 11.61. The difference, EGP 3.53 a share or EGP 7,016 million of equity, is the cost of the programme to shareholders on this model's assumptions. What decides it is whether the plant, once built, earns a return above the capital sunk into it. On the disclosed cost and the derived nameplate it does not.</w:t>
       </w:r>
     </w:p>
+    <w:p>
+      <w:pPr>
+        <w:spacing w:after="120" w:before="0"/>
+      </w:pPr>
+      <w:r>
+        <w:rPr>
+          <w:b/>
+          <w:i w:val="0"/>
+          <w:color w:val="1C3A36"/>
+          <w:sz w:val="21"/>
+        </w:rPr>
+        <w:t>What the two branches actually assume.  Neither is a prediction of what the board will do. They are two complete worlds, each priced the whole way through to a value per share on identical prices, volumes, currency and rates. The only thing that differs between them is the capital programme, which is what makes the distance between them a measurement of the programme rather than of anything else.</w:t>
+      </w:r>
+    </w:p>
+    <w:tbl>
+      <w:tblPr>
+        <w:tblW w:type="auto" w:w="0"/>
+        <w:jc w:val="center"/>
+        <w:tblLook w:firstColumn="1" w:firstRow="1" w:lastColumn="0" w:lastRow="0" w:noHBand="0" w:noVBand="1" w:val="04A0"/>
+        <w:tblLayout w:type="fixed"/>
+        <w:tblCellMar>
+          <w:top w:w="40" w:type="dxa"/>
+          <w:left w:w="90" w:type="dxa"/>
+          <w:bottom w:w="40" w:type="dxa"/>
+          <w:right w:w="90" w:type="dxa"/>
+        </w:tblCellMar>
+        <w:tblBorders>
+          <w:top w:val="single" w:sz="4" w:space="0" w:color="C9D4D1"/>
+          <w:left w:val="single" w:sz="4" w:space="0" w:color="C9D4D1"/>
+          <w:bottom w:val="single" w:sz="4" w:space="0" w:color="C9D4D1"/>
+          <w:right w:val="single" w:sz="4" w:space="0" w:color="C9D4D1"/>
+          <w:insideH w:val="single" w:sz="4" w:space="0" w:color="C9D4D1"/>
+          <w:insideV w:val="single" w:sz="4" w:space="0" w:color="C9D4D1"/>
+        </w:tblBorders>
+        <w:tblLayout w:type="fixed"/>
+      </w:tblPr>
+      <w:tblGrid>
+        <w:gridCol w:w="2664"/>
+        <w:gridCol w:w="3744"/>
+        <w:gridCol w:w="3672"/>
+      </w:tblGrid>
+      <w:tr>
+        <w:trPr>
+          <w:cantSplit/>
+          <w:tblHeader/>
+        </w:trPr>
+        <w:tc>
+          <w:tcPr>
+            <w:tcW w:type="dxa" w:w="2664"/>
+            <w:shd w:val="clear" w:color="auto" w:fill="EAF0EE"/>
+          </w:tcPr>
+          <w:p>
+            <w:pPr>
+              <w:spacing w:after="20"/>
+            </w:pPr>
+            <w:r>
+              <w:rPr>
+                <w:b/>
+                <w:color w:val="1C3A36"/>
+                <w:sz w:val="17"/>
+              </w:rPr>
+            </w:r>
+          </w:p>
+        </w:tc>
+        <w:tc>
+          <w:tcPr>
+            <w:tcW w:type="dxa" w:w="3744"/>
+            <w:shd w:val="clear" w:color="auto" w:fill="EAF0EE"/>
+          </w:tcPr>
+          <w:p>
+            <w:pPr>
+              <w:spacing w:after="20"/>
+            </w:pPr>
+            <w:r>
+              <w:rPr>
+                <w:b/>
+                <w:color w:val="1C3A36"/>
+                <w:sz w:val="17"/>
+              </w:rPr>
+              <w:t>Programme carried through</w:t>
+            </w:r>
+          </w:p>
+        </w:tc>
+        <w:tc>
+          <w:tcPr>
+            <w:tcW w:type="dxa" w:w="3672"/>
+            <w:shd w:val="clear" w:color="auto" w:fill="EAF0EE"/>
+          </w:tcPr>
+          <w:p>
+            <w:pPr>
+              <w:spacing w:after="20"/>
+            </w:pPr>
+            <w:r>
+              <w:rPr>
+                <w:b/>
+                <w:color w:val="1C3A36"/>
+                <w:sz w:val="17"/>
+              </w:rPr>
+              <w:t>Programme stopped</w:t>
+            </w:r>
+          </w:p>
+        </w:tc>
+      </w:tr>
+      <w:tr>
+        <w:trPr>
+          <w:cantSplit/>
+        </w:trPr>
+        <w:tc>
+          <w:tcPr>
+            <w:tcW w:type="dxa" w:w="2664"/>
+          </w:tcPr>
+          <w:p>
+            <w:pPr>
+              <w:spacing w:after="20"/>
+            </w:pPr>
+            <w:r>
+              <w:rPr>
+                <w:color w:val="1C3A36"/>
+                <w:sz w:val="17"/>
+              </w:rPr>
+              <w:t>The money still to spend</w:t>
+            </w:r>
+          </w:p>
+        </w:tc>
+        <w:tc>
+          <w:tcPr>
+            <w:tcW w:type="dxa" w:w="3744"/>
+          </w:tcPr>
+          <w:p>
+            <w:pPr>
+              <w:spacing w:after="20"/>
+            </w:pPr>
+            <w:r>
+              <w:rPr>
+                <w:color w:val="1C3A36"/>
+                <w:sz w:val="17"/>
+              </w:rPr>
+              <w:t>EGP 14,688m leaves over the five forecast years</w:t>
+            </w:r>
+          </w:p>
+        </w:tc>
+        <w:tc>
+          <w:tcPr>
+            <w:tcW w:type="dxa" w:w="3672"/>
+          </w:tcPr>
+          <w:p>
+            <w:pPr>
+              <w:spacing w:after="20"/>
+            </w:pPr>
+            <w:r>
+              <w:rPr>
+                <w:color w:val="1C3A36"/>
+                <w:sz w:val="17"/>
+              </w:rPr>
+              <w:t>Nothing further is spent</w:t>
+            </w:r>
+          </w:p>
+        </w:tc>
+      </w:tr>
+      <w:tr>
+        <w:trPr>
+          <w:cantSplit/>
+        </w:trPr>
+        <w:tc>
+          <w:tcPr>
+            <w:tcW w:type="dxa" w:w="2664"/>
+          </w:tcPr>
+          <w:p>
+            <w:pPr>
+              <w:spacing w:after="20"/>
+            </w:pPr>
+            <w:r>
+              <w:rPr>
+                <w:color w:val="1C3A36"/>
+                <w:sz w:val="17"/>
+              </w:rPr>
+              <w:t>The money already in the ground</w:t>
+            </w:r>
+          </w:p>
+        </w:tc>
+        <w:tc>
+          <w:tcPr>
+            <w:tcW w:type="dxa" w:w="3744"/>
+          </w:tcPr>
+          <w:p>
+            <w:pPr>
+              <w:spacing w:after="20"/>
+            </w:pPr>
+            <w:r>
+              <w:rPr>
+                <w:color w:val="1C3A36"/>
+                <w:sz w:val="17"/>
+              </w:rPr>
+              <w:t>EGP 5,654m becomes part of a working plant</w:t>
+            </w:r>
+          </w:p>
+        </w:tc>
+        <w:tc>
+          <w:tcPr>
+            <w:tcW w:type="dxa" w:w="3672"/>
+          </w:tcPr>
+          <w:p>
+            <w:pPr>
+              <w:spacing w:after="20"/>
+            </w:pPr>
+            <w:r>
+              <w:rPr>
+                <w:color w:val="1C3A36"/>
+                <w:sz w:val="17"/>
+              </w:rPr>
+              <w:t>EGP 5,654m is written off against nothing</w:t>
+            </w:r>
+          </w:p>
+        </w:tc>
+      </w:tr>
+      <w:tr>
+        <w:trPr>
+          <w:cantSplit/>
+        </w:trPr>
+        <w:tc>
+          <w:tcPr>
+            <w:tcW w:type="dxa" w:w="2664"/>
+          </w:tcPr>
+          <w:p>
+            <w:pPr>
+              <w:spacing w:after="20"/>
+            </w:pPr>
+            <w:r>
+              <w:rPr>
+                <w:color w:val="1C3A36"/>
+                <w:sz w:val="17"/>
+              </w:rPr>
+              <w:t>The cost of walking away</w:t>
+            </w:r>
+          </w:p>
+        </w:tc>
+        <w:tc>
+          <w:tcPr>
+            <w:tcW w:type="dxa" w:w="3744"/>
+          </w:tcPr>
+          <w:p>
+            <w:pPr>
+              <w:spacing w:after="20"/>
+            </w:pPr>
+            <w:r>
+              <w:rPr>
+                <w:color w:val="1C3A36"/>
+                <w:sz w:val="17"/>
+              </w:rPr>
+              <w:t>None arises</w:t>
+            </w:r>
+          </w:p>
+        </w:tc>
+        <w:tc>
+          <w:tcPr>
+            <w:tcW w:type="dxa" w:w="3672"/>
+          </w:tcPr>
+          <w:p>
+            <w:pPr>
+              <w:spacing w:after="20"/>
+            </w:pPr>
+            <w:r>
+              <w:rPr>
+                <w:color w:val="1C3A36"/>
+                <w:sz w:val="17"/>
+              </w:rPr>
+              <w:t>EGP 1,000m, paid once in the first forecast year</w:t>
+            </w:r>
+          </w:p>
+        </w:tc>
+      </w:tr>
+      <w:tr>
+        <w:trPr>
+          <w:cantSplit/>
+        </w:trPr>
+        <w:tc>
+          <w:tcPr>
+            <w:tcW w:type="dxa" w:w="2664"/>
+          </w:tcPr>
+          <w:p>
+            <w:pPr>
+              <w:spacing w:after="20"/>
+            </w:pPr>
+            <w:r>
+              <w:rPr>
+                <w:color w:val="1C3A36"/>
+                <w:sz w:val="17"/>
+              </w:rPr>
+              <w:t>What is produced afterwards</w:t>
+            </w:r>
+          </w:p>
+        </w:tc>
+        <w:tc>
+          <w:tcPr>
+            <w:tcW w:type="dxa" w:w="3744"/>
+          </w:tcPr>
+          <w:p>
+            <w:pPr>
+              <w:spacing w:after="20"/>
+            </w:pPr>
+            <w:r>
+              <w:rPr>
+                <w:color w:val="1C3A36"/>
+                <w:sz w:val="17"/>
+              </w:rPr>
+              <w:t>Urea and existing nitrates, plus the new complex's nitric acid and ammonium nitrate</w:t>
+            </w:r>
+          </w:p>
+        </w:tc>
+        <w:tc>
+          <w:tcPr>
+            <w:tcW w:type="dxa" w:w="3672"/>
+          </w:tcPr>
+          <w:p>
+            <w:pPr>
+              <w:spacing w:after="20"/>
+            </w:pPr>
+            <w:r>
+              <w:rPr>
+                <w:color w:val="1C3A36"/>
+                <w:sz w:val="17"/>
+              </w:rPr>
+              <w:t>Urea and existing nitrates, exactly as today</w:t>
+            </w:r>
+          </w:p>
+        </w:tc>
+      </w:tr>
+      <w:tr>
+        <w:trPr>
+          <w:cantSplit/>
+        </w:trPr>
+        <w:tc>
+          <w:tcPr>
+            <w:tcW w:type="dxa" w:w="2664"/>
+          </w:tcPr>
+          <w:p>
+            <w:pPr>
+              <w:spacing w:after="20"/>
+            </w:pPr>
+            <w:r>
+              <w:rPr>
+                <w:color w:val="1C3A36"/>
+                <w:sz w:val="17"/>
+              </w:rPr>
+              <w:t>When the new plant's earnings arrive</w:t>
+            </w:r>
+          </w:p>
+        </w:tc>
+        <w:tc>
+          <w:tcPr>
+            <w:tcW w:type="dxa" w:w="3744"/>
+          </w:tcPr>
+          <w:p>
+            <w:pPr>
+              <w:spacing w:after="20"/>
+            </w:pPr>
+            <w:r>
+              <w:rPr>
+                <w:color w:val="1C3A36"/>
+                <w:sz w:val="17"/>
+              </w:rPr>
+              <w:t>After the forecast window closes — in the terminal value, at 50% of nameplate</w:t>
+            </w:r>
+          </w:p>
+        </w:tc>
+        <w:tc>
+          <w:tcPr>
+            <w:tcW w:type="dxa" w:w="3672"/>
+          </w:tcPr>
+          <w:p>
+            <w:pPr>
+              <w:spacing w:after="20"/>
+            </w:pPr>
+            <w:r>
+              <w:rPr>
+                <w:color w:val="1C3A36"/>
+                <w:sz w:val="17"/>
+              </w:rPr>
+              <w:t>They never arrive</w:t>
+            </w:r>
+          </w:p>
+        </w:tc>
+      </w:tr>
+      <w:tr>
+        <w:trPr>
+          <w:cantSplit/>
+        </w:trPr>
+        <w:tc>
+          <w:tcPr>
+            <w:tcW w:type="dxa" w:w="2664"/>
+            <w:shd w:val="clear" w:color="auto" w:fill="F6F1E6"/>
+          </w:tcPr>
+          <w:p>
+            <w:pPr>
+              <w:spacing w:after="20"/>
+            </w:pPr>
+            <w:r>
+              <w:rPr>
+                <w:b/>
+                <w:color w:val="1C3A36"/>
+                <w:sz w:val="17"/>
+              </w:rPr>
+              <w:t>Value per share</w:t>
+            </w:r>
+          </w:p>
+        </w:tc>
+        <w:tc>
+          <w:tcPr>
+            <w:tcW w:type="dxa" w:w="3744"/>
+            <w:shd w:val="clear" w:color="auto" w:fill="F6F1E6"/>
+          </w:tcPr>
+          <w:p>
+            <w:pPr>
+              <w:spacing w:after="20"/>
+            </w:pPr>
+            <w:r>
+              <w:rPr>
+                <w:b/>
+                <w:color w:val="1C3A36"/>
+                <w:sz w:val="17"/>
+              </w:rPr>
+              <w:t>EGP 8.07</w:t>
+            </w:r>
+          </w:p>
+        </w:tc>
+        <w:tc>
+          <w:tcPr>
+            <w:tcW w:type="dxa" w:w="3672"/>
+            <w:shd w:val="clear" w:color="auto" w:fill="F6F1E6"/>
+          </w:tcPr>
+          <w:p>
+            <w:pPr>
+              <w:spacing w:after="20"/>
+            </w:pPr>
+            <w:r>
+              <w:rPr>
+                <w:b/>
+                <w:color w:val="1C3A36"/>
+                <w:sz w:val="17"/>
+              </w:rPr>
+              <w:t>EGP 11.61</w:t>
+            </w:r>
+          </w:p>
+        </w:tc>
+      </w:tr>
+    </w:tbl>
+    <w:p>
+      <w:pPr>
+        <w:spacing w:after="40"/>
+      </w:pPr>
+    </w:p>
+    <w:p>
+      <w:pPr>
+        <w:spacing w:after="200" w:before="0"/>
+      </w:pPr>
+      <w:r>
+        <w:rPr>
+          <w:b w:val="0"/>
+          <w:i/>
+          <w:color w:val="6E7B77"/>
+          <w:sz w:val="17"/>
+        </w:rPr>
+        <w:t>Table 14.  The two worlds, line by line. Every driver outside this table — urea prices, the gas bill, the exchange-rate path, the cost of capital — is the same in both.</w:t>
+      </w:r>
+    </w:p>
+    <w:p>
+      <w:pPr>
+        <w:spacing w:after="120" w:before="0"/>
+      </w:pPr>
+      <w:r>
+        <w:rPr>
+          <w:b w:val="0"/>
+          <w:i w:val="0"/>
+          <w:color w:val="1C3A36"/>
+          <w:sz w:val="21"/>
+        </w:rPr>
+        <w:t>Why stopping is worth more, in one line: the money leaves early and the earnings arrive late. The remaining EGP 14.7 billion goes out across the five forecast years, discounted at 25.6% in the first of them; the plant that money buys earns nothing until after the window closes, and that later stream is discounted at 16.9% for every year of the wait. Put the same point without the discounting and it is starker still: on the bank-approved cost and the nameplate this model derives, the finished complex earns 1.69% after tax on the money sunk into it, against capital that costs 16.9%. A plant returning less than a tenth of what its funding costs subtracts value by being built, however well it is run.</w:t>
+      </w:r>
+    </w:p>
+    <w:p>
+      <w:pPr>
+        <w:spacing w:after="120" w:before="0"/>
+      </w:pPr>
+      <w:r>
+        <w:rPr>
+          <w:b w:val="0"/>
+          <w:i/>
+          <w:color w:val="1C3A36"/>
+          <w:sz w:val="19"/>
+        </w:rPr>
+        <w:t>Three things this comparison is NOT, because each has been read into it before.  It is not a forecast that the programme will be abandoned; management has said it is building, and the carried-through branch is the one that follows the company's own stated plan. It is not a judgement that the plant is badly conceived — the arithmetic turns on a cost and a nameplate, and a reader who holds a different nameplate gets a different answer, which is exactly why section 1.9 reprices it. And it is not a range to average: there is no world in which the company half-builds a complex, so the midpoint of these two numbers describes nothing that can happen.</w:t>
+      </w:r>
+    </w:p>
+    <w:p>
+      <w:pPr>
+        <w:spacing w:after="120" w:before="0"/>
+      </w:pPr>
+      <w:r>
+        <w:rPr>
+          <w:b w:val="0"/>
+          <w:i w:val="0"/>
+          <w:color w:val="1C3A36"/>
+          <w:sz w:val="21"/>
+        </w:rPr>
+        <w:t>How to use the pair.  If you believe the company will finish the plant and that it will earn what this model assumes, the number is EGP 8.07. If you believe the money would be better not spent, it is EGP 11.61. The EGP 3.53 between them — EGP 7,016 million across all the shares — is the size of that single bet, and it is larger than either the multiple lens or the book-value lens moves for any other reason in this study. The falsifier is stated and dated: the nameplate this study derives is tested against KIMA's own annual report for FY2025/26.</w:t>
+      </w:r>
+    </w:p>
     <w:tbl>
       <w:tblPr>
         <w:tblW w:type="auto" w:w="0"/>
@@ -12863,7 +13370,7 @@
           <w:color w:val="6E7B77"/>
           <w:sz w:val="17"/>
         </w:rPr>
-        <w:t>Table 14.  The two lines that matter are the fifth and the sixth. More than a quarter of the money has been spent against an eighth of the plant, and the whole of it earns a return an order of magnitude below what the capital costs. Neither number is a forecast: both are the company's own disclosures set against the model's own terminal year.</w:t>
+        <w:t>Table 15.  The two lines that matter are the fifth and the sixth. More than a quarter of the money has been spent against an eighth of the plant, and the whole of it earns a return an order of magnitude below what the capital costs. Neither number is a forecast: both are the company's own disclosures set against the model's own terminal year.</w:t>
       </w:r>
     </w:p>
     <w:p>
@@ -13581,7 +14088,7 @@
           <w:color w:val="6E7B77"/>
           <w:sz w:val="17"/>
         </w:rPr>
-        <w:t>Table 15.  The two shaded years are the answer. With nothing being built, this plant cost EGP 80.8m and then EGP 42.5m a year to keep running — pooled, 1.1% of revenue. Everything above that is the new complex.</w:t>
+        <w:t>Table 16.  The two shaded years are the answer. With nothing being built, this plant cost EGP 80.8m and then EGP 42.5m a year to keep running — pooled, 1.1% of revenue. Everything above that is the new complex.</w:t>
       </w:r>
     </w:p>
     <w:p>
@@ -14386,7 +14893,7 @@
           <w:color w:val="6E7B77"/>
           <w:sz w:val="17"/>
         </w:rPr>
-        <w:t>Table 16.  Inventory is the whole story: 165.2 days of cost of sales sat in stock at the last audited date, against 26.8 days of receivables. A plant a thousand kilometres from its export port carries its working capital in warehouses, and the auditor's inability to satisfy itself on the slow-moving provision is a caveat about exactly this line.</w:t>
+        <w:t>Table 17.  Inventory is the whole story: 165.2 days of cost of sales sat in stock at the last audited date, against 26.8 days of receivables. A plant a thousand kilometres from its export port carries its working capital in warehouses, and the auditor's inability to satisfy itself on the slow-moving provision is a caveat about exactly this line.</w:t>
       </w:r>
     </w:p>
     <w:p>
@@ -15257,7 +15764,7 @@
           <w:color w:val="6E7B77"/>
           <w:sz w:val="17"/>
         </w:rPr>
-        <w:t>Table 17.  The cost of capital, built rather than assumed, on both premium bases.</w:t>
+        <w:t>Table 18.  The cost of capital, built rather than assumed, on both premium bases.</w:t>
       </w:r>
     </w:p>
     <w:p>
@@ -17010,7 +17517,7 @@
           <w:color w:val="6E7B77"/>
           <w:sz w:val="17"/>
         </w:rPr>
-        <w:t>Table 18.  The two that move the answer most are glide (-4.93) and gas (-3.00); none of the 13, and no combination of them, closes the gap to the traded price.</w:t>
+        <w:t>Table 19.  The two that move the answer most are glide (-4.93) and gas (-3.00); none of the 13, and no combination of them, closes the gap to the traded price.</w:t>
       </w:r>
     </w:p>
     <w:p>
@@ -17281,7 +17788,7 @@
                 <w:color w:val="1C3A36"/>
                 <w:sz w:val="17"/>
               </w:rPr>
-              <w:t>-2.62</w:t>
+              <w:t>-0.34</w:t>
             </w:r>
           </w:p>
         </w:tc>
@@ -17299,7 +17806,7 @@
                 <w:color w:val="1C3A36"/>
                 <w:sz w:val="17"/>
               </w:rPr>
-              <w:t>-0.35</w:t>
+              <w:t>2.15</w:t>
             </w:r>
           </w:p>
         </w:tc>
@@ -17317,7 +17824,7 @@
                 <w:color w:val="1C3A36"/>
                 <w:sz w:val="17"/>
               </w:rPr>
-              <w:t>1.92</w:t>
+              <w:t>4.65</w:t>
             </w:r>
           </w:p>
         </w:tc>
@@ -17335,7 +17842,7 @@
                 <w:color w:val="1C3A36"/>
                 <w:sz w:val="17"/>
               </w:rPr>
-              <w:t>4.19</w:t>
+              <w:t>7.14</w:t>
             </w:r>
           </w:p>
         </w:tc>
@@ -17353,7 +17860,7 @@
                 <w:color w:val="1C3A36"/>
                 <w:sz w:val="17"/>
               </w:rPr>
-              <w:t>6.47</w:t>
+              <w:t>9.64</w:t>
             </w:r>
           </w:p>
         </w:tc>
@@ -17393,7 +17900,7 @@
                 <w:color w:val="1C3A36"/>
                 <w:sz w:val="17"/>
               </w:rPr>
-              <w:t>-2.74</w:t>
+              <w:t>-0.71</w:t>
             </w:r>
           </w:p>
         </w:tc>
@@ -17411,7 +17918,7 @@
                 <w:color w:val="1C3A36"/>
                 <w:sz w:val="17"/>
               </w:rPr>
-              <w:t>-0.66</w:t>
+              <w:t>1.58</w:t>
             </w:r>
           </w:p>
         </w:tc>
@@ -17429,7 +17936,7 @@
                 <w:color w:val="1C3A36"/>
                 <w:sz w:val="17"/>
               </w:rPr>
-              <w:t>1.43</w:t>
+              <w:t>3.87</w:t>
             </w:r>
           </w:p>
         </w:tc>
@@ -17447,7 +17954,7 @@
                 <w:color w:val="1C3A36"/>
                 <w:sz w:val="17"/>
               </w:rPr>
-              <w:t>3.52</w:t>
+              <w:t>6.17</w:t>
             </w:r>
           </w:p>
         </w:tc>
@@ -17465,7 +17972,7 @@
                 <w:color w:val="1C3A36"/>
                 <w:sz w:val="17"/>
               </w:rPr>
-              <w:t>5.60</w:t>
+              <w:t>8.46</w:t>
             </w:r>
           </w:p>
         </w:tc>
@@ -17505,7 +18012,7 @@
                 <w:color w:val="1C3A36"/>
                 <w:sz w:val="17"/>
               </w:rPr>
-              <w:t>-2.86</w:t>
+              <w:t>-1.06</w:t>
             </w:r>
           </w:p>
         </w:tc>
@@ -17523,7 +18030,7 @@
                 <w:color w:val="1C3A36"/>
                 <w:sz w:val="17"/>
               </w:rPr>
-              <w:t>-0.95</w:t>
+              <w:t>1.04</w:t>
             </w:r>
           </w:p>
         </w:tc>
@@ -17541,7 +18048,7 @@
                 <w:color w:val="1C3A36"/>
                 <w:sz w:val="17"/>
               </w:rPr>
-              <w:t>0.96</w:t>
+              <w:t>3.14</w:t>
             </w:r>
           </w:p>
         </w:tc>
@@ -17559,7 +18066,7 @@
                 <w:color w:val="1C3A36"/>
                 <w:sz w:val="17"/>
               </w:rPr>
-              <w:t>2.88</w:t>
+              <w:t>5.24</w:t>
             </w:r>
           </w:p>
         </w:tc>
@@ -17577,7 +18084,7 @@
                 <w:color w:val="1C3A36"/>
                 <w:sz w:val="17"/>
               </w:rPr>
-              <w:t>4.79</w:t>
+              <w:t>7.34</w:t>
             </w:r>
           </w:p>
         </w:tc>
@@ -17617,7 +18124,7 @@
                 <w:color w:val="1C3A36"/>
                 <w:sz w:val="17"/>
               </w:rPr>
-              <w:t>-2.93</w:t>
+              <w:t>-1.28</w:t>
             </w:r>
           </w:p>
         </w:tc>
@@ -17635,7 +18142,7 @@
                 <w:color w:val="1C3A36"/>
                 <w:sz w:val="17"/>
               </w:rPr>
-              <w:t>-1.13</w:t>
+              <w:t>0.69</w:t>
             </w:r>
           </w:p>
         </w:tc>
@@ -17653,7 +18160,7 @@
                 <w:color w:val="1C3A36"/>
                 <w:sz w:val="17"/>
               </w:rPr>
-              <w:t>0.66</w:t>
+              <w:t>2.67</w:t>
             </w:r>
           </w:p>
         </w:tc>
@@ -17671,7 +18178,7 @@
                 <w:color w:val="1C3A36"/>
                 <w:sz w:val="17"/>
               </w:rPr>
-              <w:t>2.46</w:t>
+              <w:t>4.64</w:t>
             </w:r>
           </w:p>
         </w:tc>
@@ -17689,7 +18196,7 @@
                 <w:color w:val="1C3A36"/>
                 <w:sz w:val="17"/>
               </w:rPr>
-              <w:t>4.26</w:t>
+              <w:t>6.62</w:t>
             </w:r>
           </w:p>
         </w:tc>
@@ -17729,7 +18236,7 @@
                 <w:color w:val="1C3A36"/>
                 <w:sz w:val="17"/>
               </w:rPr>
-              <w:t>-3.01</w:t>
+              <w:t>-1.50</w:t>
             </w:r>
           </w:p>
         </w:tc>
@@ -17747,7 +18254,7 @@
                 <w:color w:val="1C3A36"/>
                 <w:sz w:val="17"/>
               </w:rPr>
-              <w:t>-1.32</w:t>
+              <w:t>0.35</w:t>
             </w:r>
           </w:p>
         </w:tc>
@@ -17765,7 +18272,7 @@
                 <w:color w:val="1C3A36"/>
                 <w:sz w:val="17"/>
               </w:rPr>
-              <w:t>0.37</w:t>
+              <w:t>2.20</w:t>
             </w:r>
           </w:p>
         </w:tc>
@@ -17783,7 +18290,7 @@
                 <w:color w:val="1C3A36"/>
                 <w:sz w:val="17"/>
               </w:rPr>
-              <w:t>2.06</w:t>
+              <w:t>4.06</w:t>
             </w:r>
           </w:p>
         </w:tc>
@@ -17801,7 +18308,7 @@
                 <w:color w:val="1C3A36"/>
                 <w:sz w:val="17"/>
               </w:rPr>
-              <w:t>3.74</w:t>
+              <w:t>5.91</w:t>
             </w:r>
           </w:p>
         </w:tc>
@@ -17823,7 +18330,7 @@
           <w:color w:val="6E7B77"/>
           <w:sz w:val="17"/>
         </w:rPr>
-        <w:t>Table 19.  The highest cell in the grid is EGP 6.47, at a long-run export price above today's spot and a terminal rate below the sovereign's own short-term yield. Reaching EGP 14.41 requires leaving the grid altogether, which is what the reverse calculation in the headline does explicitly.</w:t>
+        <w:t>Table 20.  The highest cell in the grid is EGP 9.64, at a long-run export price above today's spot and a terminal rate below the sovereign's own short-term yield. Reaching EGP 14.41 requires leaving the grid altogether, which is what the reverse calculation in the headline does explicitly.</w:t>
       </w:r>
     </w:p>
     <w:p>
@@ -18008,7 +18515,7 @@
                 <w:color w:val="1C3A36"/>
                 <w:sz w:val="16"/>
               </w:rPr>
-              <w:t>-2.86 to 4.79</w:t>
+              <w:t>-1.06 to 7.34</w:t>
             </w:r>
           </w:p>
         </w:tc>
@@ -18028,7 +18535,7 @@
                 <w:color w:val="1C3A36"/>
                 <w:sz w:val="16"/>
               </w:rPr>
-              <w:t>7.65</w:t>
+              <w:t>8.40</w:t>
             </w:r>
           </w:p>
         </w:tc>
@@ -18350,7 +18857,7 @@
                 <w:color w:val="1C3A36"/>
                 <w:sz w:val="16"/>
               </w:rPr>
-              <w:t>Cost of debt</w:t>
+              <w:t>Terminal cost of capital</w:t>
             </w:r>
           </w:p>
         </w:tc>
@@ -18367,7 +18874,7 @@
                 <w:color w:val="1C3A36"/>
                 <w:sz w:val="16"/>
               </w:rPr>
-              <w:t>Disclosed rates against every leg floored at the 23.00% sovereign yield</w:t>
+              <w:t>17.0% to 24.0%</w:t>
             </w:r>
           </w:p>
         </w:tc>
@@ -18385,7 +18892,7 @@
                 <w:color w:val="1C3A36"/>
                 <w:sz w:val="16"/>
               </w:rPr>
-              <w:t>6.03 to 8.07</w:t>
+              <w:t>2.20 to 4.65</w:t>
             </w:r>
           </w:p>
         </w:tc>
@@ -18403,7 +18910,7 @@
                 <w:color w:val="1C3A36"/>
                 <w:sz w:val="16"/>
               </w:rPr>
-              <w:t>2.05</w:t>
+              <w:t>2.45</w:t>
             </w:r>
           </w:p>
         </w:tc>
@@ -18425,7 +18932,7 @@
                 <w:color w:val="1C3A36"/>
                 <w:sz w:val="16"/>
               </w:rPr>
-              <w:t>Terminal cost of capital</w:t>
+              <w:t>Cost of debt</w:t>
             </w:r>
           </w:p>
         </w:tc>
@@ -18442,7 +18949,7 @@
                 <w:color w:val="1C3A36"/>
                 <w:sz w:val="16"/>
               </w:rPr>
-              <w:t>17.0% to 24.0%</w:t>
+              <w:t>Disclosed rates against every leg floored at the 23.00% sovereign yield</w:t>
             </w:r>
           </w:p>
         </w:tc>
@@ -18460,7 +18967,7 @@
                 <w:color w:val="1C3A36"/>
                 <w:sz w:val="16"/>
               </w:rPr>
-              <w:t>0.37 to 1.92</w:t>
+              <w:t>6.03 to 8.07</w:t>
             </w:r>
           </w:p>
         </w:tc>
@@ -18478,7 +18985,7 @@
                 <w:color w:val="1C3A36"/>
                 <w:sz w:val="16"/>
               </w:rPr>
-              <w:t>1.55</w:t>
+              <w:t>2.05</w:t>
             </w:r>
           </w:p>
         </w:tc>
@@ -18725,7 +19232,7 @@
           <w:color w:val="6E7B77"/>
           <w:sz w:val="17"/>
         </w:rPr>
-        <w:t>Table 20.  Ranked by the size of the swing. The capital programme dominates everything else on this company, which is why it and not the discount rate is the study's contested judgement, and why it is published both ways rather than averaged.</w:t>
+        <w:t>Table 21.  Ranked by the size of the swing. The capital programme dominates everything else on this company, which is why it and not the discount rate is the study's contested judgement, and why it is published both ways rather than averaged.</w:t>
       </w:r>
     </w:p>
     <w:p>
@@ -19226,7 +19733,7 @@
           <w:color w:val="6E7B77"/>
           <w:sz w:val="17"/>
         </w:rPr>
-        <w:t>Table 21.  Levels are computed from recency-weighted pivot clusters in the same cleaned price history the rest of the study uses; the first of each is the nearest to the close. Nothing here is fitted and nothing is hand-drawn.</w:t>
+        <w:t>Table 22.  Levels are computed from recency-weighted pivot clusters in the same cleaned price history the rest of the study uses; the first of each is the nearest to the close. Nothing here is fitted and nothing is hand-drawn.</w:t>
       </w:r>
     </w:p>
     <w:p>
@@ -19856,7 +20363,7 @@
           <w:color w:val="6E7B77"/>
           <w:sz w:val="17"/>
         </w:rPr>
-        <w:t>Table 22.  The map says where the price may end. It is not a forecast of where it will end, and the probability in the last row is the share of paths finishing above the anchor, not a claim about direction. THE ANCHOR IS NOT THE VALUATION PRICE: the price distribution is struck on the price history and the valuation on the latest close, and they are a month apart here — two clocks, both dated, never mixed.</w:t>
+        <w:t>Table 23.  The map says where the price may end. It is not a forecast of where it will end, and the probability in the last row is the share of paths finishing above the anchor, not a claim about direction. THE ANCHOR IS NOT THE VALUATION PRICE: the price distribution is struck on the price history and the valuation on the latest close, and they are a month apart here — two clocks, both dated, never mixed.</w:t>
       </w:r>
     </w:p>
     <w:p>
@@ -20567,7 +21074,7 @@
           <w:color w:val="6E7B77"/>
           <w:sz w:val="17"/>
         </w:rPr>
-        <w:t>Table 23.  Probability of touching each level at any point before the check date.</w:t>
+        <w:t>Table 24.  Probability of touching each level at any point before the check date.</w:t>
       </w:r>
     </w:p>
     <w:p>
@@ -21110,7 +21617,7 @@
           <w:color w:val="6E7B77"/>
           <w:sz w:val="17"/>
         </w:rPr>
-        <w:t>Table 24.  The divergence is structured, not random. Every lens that lands above the cash-flow reading does so by not asking what the capital programme costs.</w:t>
+        <w:t>Table 25.  The divergence is structured, not random. Every lens that lands above the cash-flow reading does so by not asking what the capital programme costs.</w:t>
       </w:r>
     </w:p>
     <w:p>
@@ -21669,7 +22176,7 @@
           <w:color w:val="6E7B77"/>
           <w:sz w:val="17"/>
         </w:rPr>
-        <w:t>Table 25.  Each of these is observable from a disclosure the company already makes. None of them requires an estimate to detect.</w:t>
+        <w:t>Table 26.  Each of these is observable from a disclosure the company already makes. None of them requires an estimate to detect.</w:t>
       </w:r>
     </w:p>
     <w:p>
@@ -22099,7 +22606,7 @@
           <w:color w:val="6E7B77"/>
           <w:sz w:val="17"/>
         </w:rPr>
-        <w:t>Table 26.  Zones, not targets.</w:t>
+        <w:t>Table 27.  Zones, not targets.</w:t>
       </w:r>
     </w:p>
     <w:p>
@@ -24669,7 +25176,7 @@
           <w:color w:val="6E7B77"/>
           <w:sz w:val="17"/>
         </w:rPr>
-        <w:t>Table 27.  The EBIT line is struck before provisions, currency translation and other income and expense, so it measures trading rather than the statements' own operating result which mixes all three. The FY2023/24 reported profit includes EGP 2,035 million of one-off investment-property revaluation gain; the underlying figure is about EGP 503 million, and every margin and return in this study uses the underlying number. Depreciation for FY2024/25 is the disclosed charge plus disclosed amortisation; for the two earlier years only the depreciation inside cost of sales is separately disclosed, so the amortisation element there is a modelled estimate and is flagged rather than presented as reported. FY2025/26 is nine months reviewed plus a fourth quarter run-rated on the third quarter, with the translation line set to zero.</w:t>
+        <w:t>Table 28.  The EBIT line is struck before provisions, currency translation and other income and expense, so it measures trading rather than the statements' own operating result which mixes all three. The FY2023/24 reported profit includes EGP 2,035 million of one-off investment-property revaluation gain; the underlying figure is about EGP 503 million, and every margin and return in this study uses the underlying number. Depreciation for FY2024/25 is the disclosed charge plus disclosed amortisation; for the two earlier years only the depreciation inside cost of sales is separately disclosed, so the amortisation element there is a modelled estimate and is flagged rather than presented as reported. FY2025/26 is nine months reviewed plus a fourth quarter run-rated on the third quarter, with the translation line set to zero.</w:t>
       </w:r>
     </w:p>
     <w:p>
@@ -27729,7 +28236,7 @@
           <w:color w:val="6E7B77"/>
           <w:sz w:val="17"/>
         </w:rPr>
-        <w:t>Table 28.  Working capital is projected from the day counts the audited statements themselves imply — 26.8 days of receivables, 165.2 of inventory and 83.2 of payables — rather than plugged.</w:t>
+        <w:t>Table 29.  Working capital is projected from the day counts the audited statements themselves imply — 26.8 days of receivables, 165.2 of inventory and 83.2 of payables — rather than plugged.</w:t>
       </w:r>
     </w:p>
     <w:p>
@@ -28574,7 +29081,7 @@
           <w:color w:val="6E7B77"/>
           <w:sz w:val="17"/>
         </w:rPr>
-        <w:t>Table 29.  The multipliers come from projecting this company's own past, year-end by year-end, with the same rules and scoring each projection against what was later reported. A range that runs from a tenth of the point to above it is not a forecast of collapse; it is a measurement of how little a mechanical method knew, three years out, about a company that replaced its plant, floated its currency and tripled its output inside the tested window. The far years of any projection of this company support a range and never a point, and the fair-value field in the summary already spans that width.</w:t>
+        <w:t>Table 30.  The multipliers come from projecting this company's own past, year-end by year-end, with the same rules and scoring each projection against what was later reported. A range that runs from a tenth of the point to above it is not a forecast of collapse; it is a measurement of how little a mechanical method knew, three years out, about a company that replaced its plant, floated its currency and tripled its output inside the tested window. The far years of any projection of this company support a range and never a point, and the fair-value field in the summary already spans that width.</w:t>
       </w:r>
     </w:p>
     <w:p>
@@ -29996,7 +30503,7 @@
           <w:color w:val="6E7B77"/>
           <w:sz w:val="17"/>
         </w:rPr>
-        <w:t>Table 30.  The full register — every input with its value, date and source-and-construction — is printed in the separate bibliography document, together with the judgements table, the negative results and the notes on where a widely quoted third-party figure disagreed with the filings.</w:t>
+        <w:t>Table 31.  The full register — every input with its value, date and source-and-construction — is printed in the separate bibliography document, together with the judgements table, the negative results and the notes on where a widely quoted third-party figure disagreed with the filings.</w:t>
       </w:r>
     </w:p>
     <w:p>
@@ -30891,7 +31398,7 @@
                 <w:color w:val="1C3A36"/>
                 <w:sz w:val="16"/>
               </w:rPr>
-              <w:t>1,383</w:t>
+              <w:t>1,509</w:t>
             </w:r>
           </w:p>
         </w:tc>
@@ -31003,7 +31510,7 @@
                 <w:color w:val="1C3A36"/>
                 <w:sz w:val="16"/>
               </w:rPr>
-              <w:t>24,819</w:t>
+              <w:t>24,946</w:t>
             </w:r>
           </w:p>
         </w:tc>
@@ -31116,7 +31623,7 @@
                 <w:color w:val="1C3A36"/>
                 <w:sz w:val="16"/>
               </w:rPr>
-              <w:t>14,787</w:t>
+              <w:t>14,913</w:t>
             </w:r>
           </w:p>
         </w:tc>
@@ -31172,7 +31679,7 @@
                 <w:color w:val="1C3A36"/>
                 <w:sz w:val="16"/>
               </w:rPr>
-              <w:t>7.44</w:t>
+              <w:t>7.51</w:t>
             </w:r>
           </w:p>
         </w:tc>
@@ -31285,7 +31792,7 @@
                 <w:color w:val="1C3A36"/>
                 <w:sz w:val="16"/>
               </w:rPr>
-              <w:t>8,872</w:t>
+              <w:t>8,948</w:t>
             </w:r>
           </w:p>
         </w:tc>
@@ -31341,7 +31848,7 @@
                 <w:color w:val="1C3A36"/>
                 <w:sz w:val="16"/>
               </w:rPr>
-              <w:t>4.47</w:t>
+              <w:t>4.50</w:t>
             </w:r>
           </w:p>
         </w:tc>
@@ -31379,7 +31886,7 @@
           <w:color w:val="6E7B77"/>
           <w:sz w:val="17"/>
         </w:rPr>
-        <w:t>Table 31.  Expert 1's workings in full — every intermediate line, not a summary of them.</w:t>
+        <w:t>Table 32.  Expert 1's workings in full — every intermediate line, not a summary of them.</w:t>
       </w:r>
     </w:p>
     <w:p>
@@ -31393,7 +31900,7 @@
           <w:color w:val="1C3A36"/>
           <w:sz w:val="21"/>
         </w:rPr>
-        <w:t>Range: EGP 3.82 to EGP 8.52 a share.</w:t>
+        <w:t>Range: EGP 3.86 to EGP 8.59 a share.</w:t>
       </w:r>
     </w:p>
     <w:p>
@@ -31421,7 +31928,7 @@
           <w:color w:val="1C3A36"/>
           <w:sz w:val="19"/>
         </w:rPr>
-        <w:t>Named sensitivity.  The build cost and the control discount are the two swing factors, and the range is their product: at US$550 per annual tonne with the 40% discount the reading is EGP 3.82; at US$700 with no discount it is EGP 8.52. The mid-point build cost with the discount, the central reading, is EGP 4.47.</w:t>
+        <w:t>Named sensitivity.  The build cost and the control discount are the two swing factors, and the range is their product: at US$550 per annual tonne with the 40% discount the reading is EGP 3.86; at US$700 with no discount it is EGP 8.59. The mid-point build cost with the discount, the central reading, is EGP 4.50.</w:t>
       </w:r>
     </w:p>
     <w:p>
@@ -31959,7 +32466,7 @@
                 <w:color w:val="1C3A36"/>
                 <w:sz w:val="16"/>
               </w:rPr>
-              <w:t>6,952</w:t>
+              <w:t>7,725</w:t>
             </w:r>
           </w:p>
         </w:tc>
@@ -32240,7 +32747,7 @@
                 <w:color w:val="1C3A36"/>
                 <w:sz w:val="16"/>
               </w:rPr>
-              <w:t>9,657</w:t>
+              <w:t>10,429</w:t>
             </w:r>
           </w:p>
         </w:tc>
@@ -32689,7 +33196,7 @@
                 <w:color w:val="1C3A36"/>
                 <w:sz w:val="16"/>
               </w:rPr>
-              <w:t>2,828</w:t>
+              <w:t>3,601</w:t>
             </w:r>
           </w:p>
         </w:tc>
@@ -32801,7 +33308,7 @@
                 <w:color w:val="1C3A36"/>
                 <w:sz w:val="16"/>
               </w:rPr>
-              <w:t>-436</w:t>
+              <w:t>-610</w:t>
             </w:r>
           </w:p>
         </w:tc>
@@ -32857,7 +33364,7 @@
                 <w:color w:val="1C3A36"/>
                 <w:sz w:val="16"/>
               </w:rPr>
-              <w:t>1,502</w:t>
+              <w:t>2,100</w:t>
             </w:r>
           </w:p>
         </w:tc>
@@ -32913,7 +33420,7 @@
                 <w:color w:val="1C3A36"/>
                 <w:sz w:val="16"/>
               </w:rPr>
-              <w:t>15,016</w:t>
+              <w:t>21,003</w:t>
             </w:r>
           </w:p>
         </w:tc>
@@ -33025,7 +33532,7 @@
                 <w:color w:val="1C3A36"/>
                 <w:sz w:val="16"/>
               </w:rPr>
-              <w:t>3,538</w:t>
+              <w:t>3,664</w:t>
             </w:r>
           </w:p>
         </w:tc>
@@ -33081,7 +33588,7 @@
                 <w:color w:val="1C3A36"/>
                 <w:sz w:val="16"/>
               </w:rPr>
-              <w:t>4.29</w:t>
+              <w:t>7.37</w:t>
             </w:r>
           </w:p>
         </w:tc>
@@ -33119,7 +33626,7 @@
           <w:color w:val="6E7B77"/>
           <w:sz w:val="17"/>
         </w:rPr>
-        <w:t>Table 32.  Expert 2's workings in full — every intermediate line, not a summary of them.</w:t>
+        <w:t>Table 33.  Expert 2's workings in full — every intermediate line, not a summary of them.</w:t>
       </w:r>
     </w:p>
     <w:p>
@@ -33133,7 +33640,7 @@
           <w:color w:val="1C3A36"/>
           <w:sz w:val="21"/>
         </w:rPr>
-        <w:t>Range: EGP 2.78 to EGP 5.80 a share.</w:t>
+        <w:t>Range: EGP 5.25 to EGP 9.48 a share.</w:t>
       </w:r>
     </w:p>
     <w:p>
@@ -33147,7 +33654,7 @@
           <w:color w:val="1C3A36"/>
           <w:sz w:val="19"/>
         </w:rPr>
-        <w:t>Reading it.  The middle reading, and the one closest to a conventional analyst's answer. It credits an ordinary year — EGP 9,657m of revenue and EGP 2,828m of operating profit before depreciation — and capitalises the after-tax result at ten times. Its blind spot is stated in its own worldview: a normalised year is a steady state, and this company is not in one. The capital programme sits entirely outside this table. Read strictly, this expert is valuing the plant that exists, and the reader who wants the whole company should subtract the programme's cost separately — which is what the cash-flow lens does inside a single model.</w:t>
+        <w:t>Reading it.  The middle reading, and the one closest to a conventional analyst's answer. It credits an ordinary year — EGP 10,429m of revenue and EGP 3,601m of operating profit before depreciation — and capitalises the after-tax result at ten times. Its blind spot is stated in its own worldview: a normalised year is a steady state, and this company is not in one. The capital programme sits entirely outside this table. Read strictly, this expert is valuing the plant that exists, and the reader who wants the whole company should subtract the programme's cost separately — which is what the cash-flow lens does inside a single model.</w:t>
       </w:r>
     </w:p>
     <w:p>
@@ -33161,7 +33668,7 @@
           <w:color w:val="1C3A36"/>
           <w:sz w:val="19"/>
         </w:rPr>
-        <w:t>Named sensitivity.  The multiple is the swing factor: eight times gives EGP 2.78, twelve times EGP 5.80. The mid-cycle price matters almost as much — every US$50 a tonne is worth roughly a pound a share.</w:t>
+        <w:t>Named sensitivity.  The multiple is the swing factor: eight times gives EGP 5.25, twelve times EGP 9.48. The mid-cycle price matters almost as much — every US$50 a tonne is worth roughly a pound a share.</w:t>
       </w:r>
     </w:p>
     <w:p>
@@ -33360,7 +33867,7 @@
                 <w:color w:val="1C3A36"/>
                 <w:sz w:val="16"/>
               </w:rPr>
-              <w:t>20,010</w:t>
+              <w:t>26,074</w:t>
             </w:r>
           </w:p>
         </w:tc>
@@ -33644,7 +34151,7 @@
                 <w:color w:val="1C3A36"/>
                 <w:sz w:val="16"/>
               </w:rPr>
-              <w:t>15,056</w:t>
+              <w:t>20,961</w:t>
             </w:r>
           </w:p>
         </w:tc>
@@ -33700,7 +34207,7 @@
                 <w:color w:val="1C3A36"/>
                 <w:sz w:val="16"/>
               </w:rPr>
-              <w:t>14,773</w:t>
+              <w:t>20,759</w:t>
             </w:r>
           </w:p>
         </w:tc>
@@ -33756,7 +34263,7 @@
                 <w:color w:val="1C3A36"/>
                 <w:sz w:val="16"/>
               </w:rPr>
-              <w:t>15,452</w:t>
+              <w:t>21,293</w:t>
             </w:r>
           </w:p>
         </w:tc>
@@ -33868,7 +34375,7 @@
                 <w:color w:val="1C3A36"/>
                 <w:sz w:val="16"/>
               </w:rPr>
-              <w:t>11,292</w:t>
+              <w:t>15,721</w:t>
             </w:r>
           </w:p>
         </w:tc>
@@ -33924,7 +34431,7 @@
                 <w:color w:val="1C3A36"/>
                 <w:sz w:val="16"/>
               </w:rPr>
-              <w:t>5.68</w:t>
+              <w:t>7.91</w:t>
             </w:r>
           </w:p>
         </w:tc>
@@ -33962,7 +34469,7 @@
           <w:color w:val="6E7B77"/>
           <w:sz w:val="17"/>
         </w:rPr>
-        <w:t>Table 33.  Expert 3's workings in full — every intermediate line, not a summary of them.</w:t>
+        <w:t>Table 34.  Expert 3's workings in full — every intermediate line, not a summary of them.</w:t>
       </w:r>
     </w:p>
     <w:p>
@@ -33976,7 +34483,7 @@
           <w:color w:val="1C3A36"/>
           <w:sz w:val="21"/>
         </w:rPr>
-        <w:t>Range: EGP 0.00 to EGP 5.83 a share.</w:t>
+        <w:t>Range: EGP 0.00 to EGP 8.04 a share.</w:t>
       </w:r>
     </w:p>
     <w:p>
@@ -33990,7 +34497,7 @@
           <w:color w:val="1C3A36"/>
           <w:sz w:val="19"/>
         </w:rPr>
-        <w:t>On both sides of the contested judgement.  With the programme carried through the claim is worth EGP 5.68 a share (EGP 0.00 to 5.83 across the volatility range); with the programme stopped the enterprise value rises to EGP 28,168 million and the same claim is worth EGP 8.69 (EGP 8.62 to 8.81). The two are published side by side and never averaged.</w:t>
+        <w:t>On both sides of the contested judgement.  With the programme carried through the claim is worth EGP 7.91 a share (EGP 0.00 to 8.04 across the volatility range); with the programme stopped the enterprise value rises to EGP 33,090 million and the same claim is worth EGP 10.52 (EGP 10.47 to 10.63). The two are published side by side and never averaged.</w:t>
       </w:r>
     </w:p>
     <w:p>
@@ -34004,7 +34511,7 @@
           <w:color w:val="1C3A36"/>
           <w:sz w:val="19"/>
         </w:rPr>
-        <w:t>Reading it.  The lowest and the widest of the three, and the only one that takes the debt seriously as a structural fact rather than as a subtraction. Enterprise value including the non-operating assets is EGP 20,010m against gross debt of EGP 14,639m, so the equity is out of the money on the model's own central case and its value is entirely time value. That is why the answer rises with volatility and with time, and why the grid below matters more than the point: at 30% volatility over three years the claim is worth EGP 4.56 a share, and at 60% over seven years EGP 6.49. A reader who finds it perverse that a worse business is worth more here has understood the method correctly: limited liability truncates the downside, so dispersion accrues to the holder. What the method cannot do is tell that holder when the option expires.</w:t>
+        <w:t>Reading it.  The lowest and the widest of the three, and the only one that takes the debt seriously as a structural fact rather than as a subtraction. Enterprise value including the non-operating assets is EGP 26,074m against gross debt of EGP 14,639m, so the equity is out of the money on the model's own central case and its value is entirely time value. That is why the answer rises with volatility and with time, and why the grid below matters more than the point: at 30% volatility over three years the claim is worth EGP 6.82 a share, and at 60% over seven years EGP 8.72. A reader who finds it perverse that a worse business is worth more here has understood the method correctly: limited liability truncates the downside, so dispersion accrues to the holder. What the method cannot do is tell that holder when the option expires.</w:t>
       </w:r>
     </w:p>
     <w:tbl>
@@ -34192,7 +34699,7 @@
                 <w:color w:val="1C3A36"/>
                 <w:sz w:val="17"/>
               </w:rPr>
-              <w:t>4.56</w:t>
+              <w:t>6.82</w:t>
             </w:r>
           </w:p>
         </w:tc>
@@ -34210,7 +34717,7 @@
                 <w:color w:val="1C3A36"/>
                 <w:sz w:val="17"/>
               </w:rPr>
-              <w:t>4.60</w:t>
+              <w:t>6.84</w:t>
             </w:r>
           </w:p>
         </w:tc>
@@ -34228,7 +34735,7 @@
                 <w:color w:val="1C3A36"/>
                 <w:sz w:val="17"/>
               </w:rPr>
-              <w:t>4.73</w:t>
+              <w:t>6.93</w:t>
             </w:r>
           </w:p>
         </w:tc>
@@ -34246,7 +34753,7 @@
                 <w:color w:val="1C3A36"/>
                 <w:sz w:val="17"/>
               </w:rPr>
-              <w:t>4.90</w:t>
+              <w:t>7.06</w:t>
             </w:r>
           </w:p>
         </w:tc>
@@ -34264,7 +34771,7 @@
                 <w:color w:val="1C3A36"/>
                 <w:sz w:val="17"/>
               </w:rPr>
-              <w:t>5.00</w:t>
+              <w:t>7.14</w:t>
             </w:r>
           </w:p>
         </w:tc>
@@ -34304,7 +34811,7 @@
                 <w:color w:val="1C3A36"/>
                 <w:sz w:val="17"/>
               </w:rPr>
-              <w:t>5.55</w:t>
+              <w:t>7.82</w:t>
             </w:r>
           </w:p>
         </w:tc>
@@ -34322,7 +34829,7 @@
                 <w:color w:val="1C3A36"/>
                 <w:sz w:val="17"/>
               </w:rPr>
-              <w:t>5.58</w:t>
+              <w:t>7.84</w:t>
             </w:r>
           </w:p>
         </w:tc>
@@ -34340,7 +34847,7 @@
                 <w:color w:val="1C3A36"/>
                 <w:sz w:val="17"/>
               </w:rPr>
-              <w:t>5.68</w:t>
+              <w:t>7.91</w:t>
             </w:r>
           </w:p>
         </w:tc>
@@ -34358,7 +34865,7 @@
                 <w:color w:val="1C3A36"/>
                 <w:sz w:val="17"/>
               </w:rPr>
-              <w:t>5.83</w:t>
+              <w:t>8.04</w:t>
             </w:r>
           </w:p>
         </w:tc>
@@ -34376,7 +34883,7 @@
                 <w:color w:val="1C3A36"/>
                 <w:sz w:val="17"/>
               </w:rPr>
-              <w:t>5.92</w:t>
+              <w:t>8.12</w:t>
             </w:r>
           </w:p>
         </w:tc>
@@ -34416,7 +34923,7 @@
                 <w:color w:val="1C3A36"/>
                 <w:sz w:val="17"/>
               </w:rPr>
-              <w:t>6.20</w:t>
+              <w:t>8.49</w:t>
             </w:r>
           </w:p>
         </w:tc>
@@ -34434,7 +34941,7 @@
                 <w:color w:val="1C3A36"/>
                 <w:sz w:val="17"/>
               </w:rPr>
-              <w:t>6.23</w:t>
+              <w:t>8.50</w:t>
             </w:r>
           </w:p>
         </w:tc>
@@ -34452,7 +34959,7 @@
                 <w:color w:val="1C3A36"/>
                 <w:sz w:val="17"/>
               </w:rPr>
-              <w:t>6.30</w:t>
+              <w:t>8.56</w:t>
             </w:r>
           </w:p>
         </w:tc>
@@ -34470,7 +34977,7 @@
                 <w:color w:val="1C3A36"/>
                 <w:sz w:val="17"/>
               </w:rPr>
-              <w:t>6.42</w:t>
+              <w:t>8.66</w:t>
             </w:r>
           </w:p>
         </w:tc>
@@ -34488,7 +34995,7 @@
                 <w:color w:val="1C3A36"/>
                 <w:sz w:val="17"/>
               </w:rPr>
-              <w:t>6.49</w:t>
+              <w:t>8.72</w:t>
             </w:r>
           </w:p>
         </w:tc>
@@ -34510,7 +35017,7 @@
           <w:color w:val="6E7B77"/>
           <w:sz w:val="17"/>
         </w:rPr>
-        <w:t>Table 34.  The claim in Egyptian pounds a share across the two parameters that decide it. The published figure is the five-year, forty-five per cent cell; every other cell is a full revaluation of the same option.</w:t>
+        <w:t>Table 35.  The claim in Egyptian pounds a share across the two parameters that decide it. The published figure is the five-year, forty-five per cent cell; every other cell is a full revaluation of the same option.</w:t>
       </w:r>
     </w:p>
     <w:p>
@@ -34524,7 +35031,7 @@
           <w:color w:val="1C3A36"/>
           <w:sz w:val="19"/>
         </w:rPr>
-        <w:t>Named sensitivity.  Volatility is the swing factor: at 35% the claim is worth EGP 5.58 a share, at 55% EGP 5.83. Time to maturity matters almost as much, because it is time for the enterprise to recover above the debt.</w:t>
+        <w:t>Named sensitivity.  Volatility is the swing factor: at 35% the claim is worth EGP 7.84 a share, at 55% EGP 8.04. Time to maturity matters almost as much, because it is time for the enterprise to recover above the debt.</w:t>
       </w:r>
     </w:p>
     <w:p>
@@ -35052,7 +35559,7 @@
           <w:color w:val="1C3A36"/>
           <w:sz w:val="21"/>
         </w:rPr>
-        <w:t>Put together, the panel spans EGP 0.00 to EGP 8.52. They agree on more than the spread suggests: all three price the same plant, the same debt and the same programme, and all three land below the traded price. Where they part is on what to do about a business whose asset base is being rebuilt while its earnings stand still.</w:t>
+        <w:t>Put together, the panel spans EGP 0.00 to EGP 9.48. They agree on more than the spread suggests: all three price the same plant, the same debt and the same programme, and all three land below the traded price. Where they part is on what to do about a business whose asset base is being rebuilt while its earnings stand still.</w:t>
       </w:r>
     </w:p>
     <w:p>
@@ -35209,7 +35716,7 @@
                 <w:color w:val="1C3A36"/>
                 <w:sz w:val="16"/>
               </w:rPr>
-              <w:t>1.04</w:t>
+              <w:t>-1.40</w:t>
             </w:r>
           </w:p>
         </w:tc>
@@ -35266,7 +35773,7 @@
                 <w:color w:val="1C3A36"/>
                 <w:sz w:val="16"/>
               </w:rPr>
-              <w:t>-3.06</w:t>
+              <w:t>-2.79</w:t>
             </w:r>
           </w:p>
         </w:tc>
@@ -35323,7 +35830,7 @@
                 <w:color w:val="1C3A36"/>
                 <w:sz w:val="16"/>
               </w:rPr>
-              <w:t>-2.02</w:t>
+              <w:t>-4.18</w:t>
             </w:r>
           </w:p>
         </w:tc>
@@ -35533,7 +36040,7 @@
           <w:color w:val="6E7B77"/>
           <w:sz w:val="17"/>
         </w:rPr>
-        <w:t>Table 35.  Each gap isolated to the one assumption that creates it.</w:t>
+        <w:t>Table 36.  Each gap isolated to the one assumption that creates it.</w:t>
       </w:r>
     </w:p>
     <w:p>
